--- a/Web programozás elöadás beadandó dokumentáció.docx
+++ b/Web programozás elöadás beadandó dokumentáció.docx
@@ -24,29 +24,25 @@
     </w:p>
     <w:p>
       <w:r>
-        <w:t xml:space="preserve">A Weboldal egy </w:t>
-      </w:r>
-      <w:proofErr w:type="spellStart"/>
-      <w:r>
-        <w:t>react</w:t>
-      </w:r>
-      <w:proofErr w:type="spellEnd"/>
-      <w:r>
-        <w:t xml:space="preserve"> használatával készült modern </w:t>
+        <w:t xml:space="preserve">A Weboldal </w:t>
+      </w:r>
+      <w:r>
+        <w:t>a</w:t>
+      </w:r>
+      <w:r>
+        <w:t xml:space="preserve"> react használatával</w:t>
+      </w:r>
+      <w:r>
+        <w:t xml:space="preserve"> együtt</w:t>
+      </w:r>
+      <w:r>
+        <w:t xml:space="preserve"> készült modern </w:t>
       </w:r>
       <w:r>
         <w:t>weboldal,</w:t>
       </w:r>
       <w:r>
-        <w:t xml:space="preserve"> ami több alkalmazást is tartalmaz. A navigáláshoz </w:t>
-      </w:r>
-      <w:proofErr w:type="spellStart"/>
-      <w:r>
-        <w:t>react</w:t>
-      </w:r>
-      <w:proofErr w:type="spellEnd"/>
-      <w:r>
-        <w:t xml:space="preserve"> router segítségével valósítottuk meg</w:t>
+        <w:t xml:space="preserve"> ami több alkalmazást is tartalmaz. A navigáláshoz react router segítségével valósítottuk meg</w:t>
       </w:r>
       <w:r>
         <w:t>,</w:t>
@@ -143,31 +139,10 @@
     </w:p>
     <w:p>
       <w:r>
-        <w:t xml:space="preserve">Az oldal </w:t>
-      </w:r>
-      <w:proofErr w:type="spellStart"/>
-      <w:r>
-        <w:t>tailwind</w:t>
-      </w:r>
-      <w:proofErr w:type="spellEnd"/>
-      <w:r>
-        <w:t xml:space="preserve"> </w:t>
-      </w:r>
-      <w:proofErr w:type="spellStart"/>
-      <w:r>
-        <w:t>css</w:t>
-      </w:r>
-      <w:proofErr w:type="spellEnd"/>
-      <w:r>
-        <w:t xml:space="preserve"> és </w:t>
-      </w:r>
-      <w:proofErr w:type="spellStart"/>
-      <w:r>
-        <w:t>daisy</w:t>
-      </w:r>
-      <w:proofErr w:type="spellEnd"/>
-      <w:r>
-        <w:t xml:space="preserve"> UI használatával készült</w:t>
+        <w:t>Az oldal tailwind css és daisy UI használatával készült</w:t>
+      </w:r>
+      <w:r>
+        <w:t>.</w:t>
       </w:r>
     </w:p>
     <w:p/>
@@ -266,13 +241,8 @@
       </w:r>
     </w:p>
     <w:p>
-      <w:proofErr w:type="spellStart"/>
-      <w:r>
-        <w:t>React</w:t>
-      </w:r>
-      <w:proofErr w:type="spellEnd"/>
-      <w:r>
-        <w:t xml:space="preserve"> alkalmazás, ami előre tárolt adatokat ír ki képernyőre.</w:t>
+      <w:r>
+        <w:t>React alkalmazás, ami előre tárolt adatokat ír ki képernyőre.</w:t>
       </w:r>
     </w:p>
     <w:p>
@@ -319,15 +289,10 @@
     </w:p>
     <w:p>
       <w:r>
-        <w:t xml:space="preserve">lehetséges az adatok módosítása, </w:t>
-      </w:r>
-      <w:proofErr w:type="gramStart"/>
-      <w:r>
-        <w:t>törülése</w:t>
-      </w:r>
-      <w:proofErr w:type="gramEnd"/>
-      <w:r>
-        <w:t xml:space="preserve"> valamint új adatok felvétele.</w:t>
+        <w:t>L</w:t>
+      </w:r>
+      <w:r>
+        <w:t>ehetséges az adatok módosítása, törlése valamint új adatok felvétele.</w:t>
       </w:r>
     </w:p>
     <w:p>
@@ -375,15 +340,13 @@
     </w:p>
     <w:p>
       <w:r>
-        <w:t xml:space="preserve">az alkalmazáshoz tömböt és </w:t>
-      </w:r>
-      <w:proofErr w:type="spellStart"/>
-      <w:r>
-        <w:t>useState</w:t>
-      </w:r>
-      <w:proofErr w:type="spellEnd"/>
-      <w:r>
-        <w:t xml:space="preserve"> lett használva</w:t>
+        <w:t>A</w:t>
+      </w:r>
+      <w:r>
+        <w:t>z alkalmazáshoz tömböt és useState lett használva</w:t>
+      </w:r>
+      <w:r>
+        <w:t>.</w:t>
       </w:r>
     </w:p>
     <w:p>
@@ -441,6 +404,9 @@
       <w:r>
         <w:t>2 egyoldalas alkalmazás, ami között lehet váltogatni gomb segítségével</w:t>
       </w:r>
+      <w:r>
+        <w:t>,</w:t>
+      </w:r>
     </w:p>
     <w:p>
       <w:r>
@@ -486,15 +452,10 @@
     </w:p>
     <w:p>
       <w:r>
-        <w:t xml:space="preserve">ez a háttérben </w:t>
-      </w:r>
-      <w:proofErr w:type="spellStart"/>
-      <w:r>
-        <w:t>useState</w:t>
-      </w:r>
-      <w:proofErr w:type="spellEnd"/>
-      <w:r>
-        <w:t xml:space="preserve"> segítségével lett megoldva</w:t>
+        <w:t>ez a háttérben useState segítségével lett megoldva</w:t>
+      </w:r>
+      <w:r>
+        <w:t>.</w:t>
       </w:r>
     </w:p>
     <w:p>
@@ -549,31 +510,22 @@
     </w:p>
     <w:p>
       <w:r>
-        <w:t xml:space="preserve">az első alkalmazás egy base64 </w:t>
-      </w:r>
-      <w:proofErr w:type="gramStart"/>
-      <w:r>
-        <w:t>konverter</w:t>
-      </w:r>
-      <w:proofErr w:type="gramEnd"/>
-      <w:r>
-        <w:t xml:space="preserve"> ami tud szöveget base64 kóddá </w:t>
-      </w:r>
-      <w:proofErr w:type="spellStart"/>
-      <w:r>
-        <w:t>kpnvertálni</w:t>
-      </w:r>
-      <w:proofErr w:type="spellEnd"/>
-      <w:r>
-        <w:t xml:space="preserve"> és arról </w:t>
-      </w:r>
-      <w:proofErr w:type="spellStart"/>
-      <w:r>
-        <w:t>visza</w:t>
-      </w:r>
-      <w:proofErr w:type="spellEnd"/>
-      <w:r>
-        <w:t>.</w:t>
+        <w:t>A</w:t>
+      </w:r>
+      <w:r>
+        <w:t>z első alkalmazás egy base64 konverter ami tud szöveget base64 kóddá k</w:t>
+      </w:r>
+      <w:r>
+        <w:t>o</w:t>
+      </w:r>
+      <w:r>
+        <w:t>nvertálni és arról vi</w:t>
+      </w:r>
+      <w:r>
+        <w:t>s</w:t>
+      </w:r>
+      <w:r>
+        <w:t>sza.</w:t>
       </w:r>
     </w:p>
     <w:p>
@@ -621,15 +573,10 @@
     </w:p>
     <w:p>
       <w:r>
-        <w:t xml:space="preserve">Ezt </w:t>
-      </w:r>
-      <w:proofErr w:type="spellStart"/>
-      <w:r>
-        <w:t>useState</w:t>
-      </w:r>
-      <w:proofErr w:type="spellEnd"/>
-      <w:r>
-        <w:t xml:space="preserve"> segítségével lett megvalósítva</w:t>
+        <w:t>Ezt useState segítségével lett megvalósítva</w:t>
+      </w:r>
+      <w:r>
+        <w:t>,</w:t>
       </w:r>
     </w:p>
     <w:p>
@@ -678,6 +625,9 @@
       <w:r>
         <w:t>mind az kódolás és a dekódolás is külön funkcióba lett megvalósítva</w:t>
       </w:r>
+      <w:r>
+        <w:t>.</w:t>
+      </w:r>
     </w:p>
     <w:p>
       <w:r>
@@ -732,15 +682,10 @@
     </w:p>
     <w:p>
       <w:r>
-        <w:t xml:space="preserve">Egy működő </w:t>
-      </w:r>
-      <w:proofErr w:type="spellStart"/>
-      <w:r>
-        <w:t>tetris</w:t>
-      </w:r>
-      <w:proofErr w:type="spellEnd"/>
-      <w:r>
-        <w:t xml:space="preserve"> játék</w:t>
+        <w:t>Egy működő tetris játék</w:t>
+      </w:r>
+      <w:r>
+        <w:t>:</w:t>
       </w:r>
     </w:p>
     <w:p>
@@ -787,21 +732,14 @@
     </w:p>
     <w:p>
       <w:r>
-        <w:t xml:space="preserve">az egész játék több </w:t>
-      </w:r>
-      <w:proofErr w:type="spellStart"/>
-      <w:r>
-        <w:t>fáljból</w:t>
-      </w:r>
-      <w:proofErr w:type="spellEnd"/>
-      <w:r>
-        <w:t xml:space="preserve"> épül </w:t>
-      </w:r>
-      <w:proofErr w:type="spellStart"/>
-      <w:r>
-        <w:t>fell</w:t>
-      </w:r>
-      <w:proofErr w:type="spellEnd"/>
+        <w:t>A</w:t>
+      </w:r>
+      <w:r>
+        <w:t>z egész játék több fáljból épül fel</w:t>
+      </w:r>
+      <w:r>
+        <w:t>.</w:t>
+      </w:r>
     </w:p>
     <w:p>
       <w:r>
@@ -847,23 +785,19 @@
     </w:p>
     <w:p>
       <w:r>
-        <w:t xml:space="preserve">a billentyűzetes irányítás </w:t>
-      </w:r>
-      <w:proofErr w:type="spellStart"/>
-      <w:r>
-        <w:t>useEffectel</w:t>
-      </w:r>
-      <w:proofErr w:type="spellEnd"/>
-      <w:r>
-        <w:t xml:space="preserve"> </w:t>
-      </w:r>
-      <w:proofErr w:type="spellStart"/>
-      <w:r>
-        <w:t>let</w:t>
-      </w:r>
-      <w:proofErr w:type="spellEnd"/>
+        <w:t>A</w:t>
+      </w:r>
+      <w:r>
+        <w:t xml:space="preserve"> billentyűzetes irányítás useEffectel let</w:t>
+      </w:r>
+      <w:r>
+        <w:t>t</w:t>
+      </w:r>
       <w:r>
         <w:t xml:space="preserve"> megoldva</w:t>
+      </w:r>
+      <w:r>
+        <w:t>.</w:t>
       </w:r>
     </w:p>
     <w:p>
@@ -928,21 +862,11 @@
       </w:r>
     </w:p>
     <w:p>
-      <w:proofErr w:type="spellStart"/>
-      <w:r>
-        <w:t>React</w:t>
-      </w:r>
-      <w:proofErr w:type="spellEnd"/>
-      <w:r>
-        <w:t xml:space="preserve"> </w:t>
-      </w:r>
-      <w:proofErr w:type="spellStart"/>
-      <w:r>
-        <w:t>axios</w:t>
-      </w:r>
-      <w:proofErr w:type="spellEnd"/>
-      <w:r>
-        <w:t xml:space="preserve"> alkalmazás adatbázis kezelésre</w:t>
+      <w:r>
+        <w:t>React axios alkalmazás adatbázis kezelésre</w:t>
+      </w:r>
+      <w:r>
+        <w:t>.</w:t>
       </w:r>
     </w:p>
     <w:p>
@@ -989,17 +913,18 @@
     </w:p>
     <w:p>
       <w:r>
-        <w:t>az alkalmazás közvetlen kapcsolatba van az adatbázissal ez php segítségével lett elérve</w:t>
-      </w:r>
-    </w:p>
-    <w:p>
-      <w:proofErr w:type="spellStart"/>
-      <w:r>
-        <w:t>bd.php</w:t>
-      </w:r>
-      <w:proofErr w:type="spellEnd"/>
-      <w:r>
-        <w:t>:</w:t>
+        <w:t>A</w:t>
+      </w:r>
+      <w:r>
+        <w:t>z alkalmazás közvetlen kapcsolatba van az adatbázissal ez php segítségével lett elérve</w:t>
+      </w:r>
+      <w:r>
+        <w:t>.</w:t>
+      </w:r>
+    </w:p>
+    <w:p>
+      <w:r>
+        <w:t>bd.php:</w:t>
       </w:r>
     </w:p>
     <w:p>
@@ -1045,13 +970,8 @@
       </w:r>
     </w:p>
     <w:p>
-      <w:proofErr w:type="spellStart"/>
-      <w:r>
-        <w:t>api.php</w:t>
-      </w:r>
-      <w:proofErr w:type="spellEnd"/>
-      <w:r>
-        <w:t>:</w:t>
+      <w:r>
+        <w:t>api.php:</w:t>
       </w:r>
     </w:p>
     <w:p>
@@ -1099,13 +1019,20 @@
     </w:p>
     <w:p>
       <w:r>
-        <w:t xml:space="preserve">ezen felül lett használva </w:t>
-      </w:r>
-      <w:proofErr w:type="spellStart"/>
-      <w:r>
-        <w:t>useState</w:t>
-      </w:r>
-      <w:proofErr w:type="spellEnd"/>
+        <w:t>E</w:t>
+      </w:r>
+      <w:r>
+        <w:t>zen felül lett használva</w:t>
+      </w:r>
+      <w:r>
+        <w:t xml:space="preserve"> az</w:t>
+      </w:r>
+      <w:r>
+        <w:t xml:space="preserve"> useState</w:t>
+      </w:r>
+      <w:r>
+        <w:t>,</w:t>
+      </w:r>
     </w:p>
     <w:p>
       <w:r>
@@ -1152,6 +1079,9 @@
     <w:p>
       <w:r>
         <w:t>valamint funkciók</w:t>
+      </w:r>
+      <w:r>
+        <w:t>:</w:t>
       </w:r>
     </w:p>
     <w:p>

--- a/Web programozás elöadás beadandó dokumentáció.docx
+++ b/Web programozás elöadás beadandó dokumentáció.docx
@@ -6,53 +6,735 @@
       <w:pPr>
         <w:pStyle w:val="Cm"/>
         <w:jc w:val="center"/>
-      </w:pPr>
-      <w:r>
-        <w:t>Web programozás-1 Előadás házi feladat</w:t>
-      </w:r>
-      <w:r>
-        <w:t xml:space="preserve"> Dokumentáció</w:t>
-      </w:r>
+        <w:rPr>
+          <w:sz w:val="72"/>
+          <w:szCs w:val="72"/>
+        </w:rPr>
+      </w:pPr>
+      <w:r>
+        <w:rPr>
+          <w:sz w:val="72"/>
+          <w:szCs w:val="72"/>
+        </w:rPr>
+        <w:t>Web programozás-1 Előadás házi feladat Dokumentáció</w:t>
+      </w:r>
+    </w:p>
+    <w:p/>
+    <w:p>
+      <w:pPr>
+        <w:rPr>
+          <w:sz w:val="28"/>
+          <w:szCs w:val="28"/>
+        </w:rPr>
+      </w:pPr>
+    </w:p>
+    <w:p>
+      <w:pPr>
+        <w:jc w:val="center"/>
+        <w:rPr>
+          <w:sz w:val="28"/>
+          <w:szCs w:val="28"/>
+        </w:rPr>
+      </w:pPr>
+      <w:r>
+        <w:rPr>
+          <w:sz w:val="28"/>
+          <w:szCs w:val="28"/>
+        </w:rPr>
+        <w:t>Készítette:</w:t>
+      </w:r>
+    </w:p>
+    <w:p>
+      <w:pPr>
+        <w:jc w:val="center"/>
+        <w:rPr>
+          <w:sz w:val="28"/>
+          <w:szCs w:val="28"/>
+        </w:rPr>
+      </w:pPr>
+      <w:r>
+        <w:rPr>
+          <w:sz w:val="28"/>
+          <w:szCs w:val="28"/>
+        </w:rPr>
+        <w:t>Túri Balázs – GJ8N08</w:t>
+      </w:r>
+    </w:p>
+    <w:p>
+      <w:pPr>
+        <w:jc w:val="center"/>
+        <w:rPr>
+          <w:sz w:val="28"/>
+          <w:szCs w:val="28"/>
+        </w:rPr>
+      </w:pPr>
+      <w:r>
+        <w:rPr>
+          <w:sz w:val="28"/>
+          <w:szCs w:val="28"/>
+        </w:rPr>
+        <w:t xml:space="preserve">Kocsis </w:t>
+      </w:r>
+      <w:r>
+        <w:rPr>
+          <w:sz w:val="28"/>
+          <w:szCs w:val="28"/>
+        </w:rPr>
+        <w:t>Ágnes Virág - XNNBSI</w:t>
+      </w:r>
+    </w:p>
+    <w:p>
+      <w:pPr>
+        <w:rPr>
+          <w:sz w:val="32"/>
+          <w:szCs w:val="32"/>
+        </w:rPr>
+      </w:pPr>
     </w:p>
     <w:p>
       <w:pPr>
         <w:pStyle w:val="Cmsor1"/>
-      </w:pPr>
-      <w:r>
+        <w:rPr>
+          <w:sz w:val="36"/>
+          <w:szCs w:val="36"/>
+        </w:rPr>
+      </w:pPr>
+      <w:r>
+        <w:rPr>
+          <w:sz w:val="36"/>
+          <w:szCs w:val="36"/>
+        </w:rPr>
+        <w:t>Feladat kiírás</w:t>
+      </w:r>
+    </w:p>
+    <w:p>
+      <w:pPr>
+        <w:rPr>
+          <w:sz w:val="32"/>
+          <w:szCs w:val="32"/>
+        </w:rPr>
+      </w:pPr>
+    </w:p>
+    <w:p>
+      <w:pPr>
+        <w:numPr>
+          <w:ilvl w:val="0"/>
+          <w:numId w:val="1"/>
+        </w:numPr>
+        <w:rPr>
+          <w:sz w:val="28"/>
+          <w:szCs w:val="28"/>
+        </w:rPr>
+      </w:pPr>
+      <w:r>
+        <w:rPr>
+          <w:b/>
+          <w:bCs/>
+          <w:sz w:val="28"/>
+          <w:szCs w:val="28"/>
+        </w:rPr>
+        <w:t>Főoldal menü</w:t>
+      </w:r>
+      <w:r>
+        <w:rPr>
+          <w:sz w:val="28"/>
+          <w:szCs w:val="28"/>
+        </w:rPr>
+        <w:t>: Mutassa be az alkalmazást látványos weboldalon.</w:t>
+      </w:r>
+      <w:r>
+        <w:rPr>
+          <w:sz w:val="28"/>
+          <w:szCs w:val="28"/>
+        </w:rPr>
+        <w:t xml:space="preserve"> </w:t>
+      </w:r>
+      <w:r>
+        <w:rPr>
+          <w:sz w:val="28"/>
+          <w:szCs w:val="28"/>
+        </w:rPr>
+        <w:t>Fejlécbe írassa ki H1-es címsorral: Web programozás-1 Előadás Házi feladat</w:t>
+      </w:r>
+      <w:r>
+        <w:rPr>
+          <w:sz w:val="28"/>
+          <w:szCs w:val="28"/>
+        </w:rPr>
+        <w:t xml:space="preserve"> </w:t>
+      </w:r>
+      <w:r>
+        <w:rPr>
+          <w:sz w:val="28"/>
+          <w:szCs w:val="28"/>
+        </w:rPr>
+        <w:t>Láblécbe írja be a készítők nevét és Neptun kódját.</w:t>
+      </w:r>
+    </w:p>
+    <w:p>
+      <w:pPr>
+        <w:numPr>
+          <w:ilvl w:val="0"/>
+          <w:numId w:val="1"/>
+        </w:numPr>
+        <w:rPr>
+          <w:sz w:val="28"/>
+          <w:szCs w:val="28"/>
+        </w:rPr>
+      </w:pPr>
+      <w:r>
+        <w:rPr>
+          <w:b/>
+          <w:bCs/>
+          <w:sz w:val="28"/>
+          <w:szCs w:val="28"/>
+        </w:rPr>
+        <w:t>JavaScript</w:t>
+      </w:r>
+      <w:r>
+        <w:rPr>
+          <w:b/>
+          <w:bCs/>
+          <w:sz w:val="28"/>
+          <w:szCs w:val="28"/>
+        </w:rPr>
+        <w:t xml:space="preserve">: </w:t>
+      </w:r>
+      <w:r>
+        <w:rPr>
+          <w:sz w:val="28"/>
+          <w:szCs w:val="28"/>
+        </w:rPr>
+        <w:t>Készítsen egy CRUD alkalmazást JavaScript-el, amihez használja fel a választott adatbázis egyik fájljának adatait. Az alkalmazás adatait egy tömbben tárolja.</w:t>
+      </w:r>
+    </w:p>
+    <w:p>
+      <w:pPr>
+        <w:numPr>
+          <w:ilvl w:val="0"/>
+          <w:numId w:val="1"/>
+        </w:numPr>
+        <w:rPr>
+          <w:sz w:val="28"/>
+          <w:szCs w:val="28"/>
+        </w:rPr>
+      </w:pPr>
+      <w:r>
+        <w:rPr>
+          <w:b/>
+          <w:bCs/>
+          <w:sz w:val="28"/>
+          <w:szCs w:val="28"/>
+        </w:rPr>
+        <w:t>React menü</w:t>
+      </w:r>
+      <w:r>
+        <w:rPr>
+          <w:b/>
+          <w:bCs/>
+          <w:sz w:val="28"/>
+          <w:szCs w:val="28"/>
+        </w:rPr>
+        <w:t>:</w:t>
+      </w:r>
+      <w:r>
+        <w:rPr>
+          <w:sz w:val="28"/>
+          <w:szCs w:val="28"/>
+        </w:rPr>
+        <w:t xml:space="preserve">Készítsen egy CRUD alkalmazást React-el, amihez használja fel a választott adatbázis egyik fájljának adatait. </w:t>
+      </w:r>
+    </w:p>
+    <w:p>
+      <w:pPr>
+        <w:numPr>
+          <w:ilvl w:val="0"/>
+          <w:numId w:val="1"/>
+        </w:numPr>
+        <w:rPr>
+          <w:sz w:val="28"/>
+          <w:szCs w:val="28"/>
+        </w:rPr>
+      </w:pPr>
+      <w:r>
+        <w:rPr>
+          <w:b/>
+          <w:bCs/>
+          <w:sz w:val="28"/>
+          <w:szCs w:val="28"/>
+        </w:rPr>
+        <w:t>SPA menü</w:t>
+      </w:r>
+      <w:r>
+        <w:rPr>
+          <w:sz w:val="28"/>
+          <w:szCs w:val="28"/>
+        </w:rPr>
+        <w:t xml:space="preserve">: </w:t>
+      </w:r>
+      <w:r>
+        <w:rPr>
+          <w:sz w:val="28"/>
+          <w:szCs w:val="28"/>
+        </w:rPr>
+        <w:t>Készítsen egy Egyoldalas alkalmazást (Single page application, SPA) 2 menüvel. A két menüpontnál valósítson meg 1-1 szabadon választott React alkalmazást, amelyeknek a nehézségi foka legyen hasonló, mint az órán bemutatott Calculator, Tic-Tac-Toe játék alkalmazások nehézségi foka. Mindkettőben használjon komponenseket és useState állapotváltozókat.</w:t>
+      </w:r>
+      <w:r>
+        <w:rPr>
+          <w:sz w:val="28"/>
+          <w:szCs w:val="28"/>
+        </w:rPr>
+        <w:t xml:space="preserve"> </w:t>
+      </w:r>
+      <w:r>
+        <w:rPr>
+          <w:sz w:val="28"/>
+          <w:szCs w:val="28"/>
+        </w:rPr>
+        <w:t xml:space="preserve">A dokumentációban adja meg, hogy honnan </w:t>
+      </w:r>
+      <w:r>
+        <w:rPr>
+          <w:sz w:val="28"/>
+          <w:szCs w:val="28"/>
+        </w:rPr>
+        <w:lastRenderedPageBreak/>
+        <w:t>használta fel a két React alkalmazást.</w:t>
+      </w:r>
+      <w:r>
+        <w:rPr>
+          <w:sz w:val="28"/>
+          <w:szCs w:val="28"/>
+        </w:rPr>
+        <w:t xml:space="preserve"> </w:t>
+      </w:r>
+      <w:r>
+        <w:rPr>
+          <w:sz w:val="28"/>
+          <w:szCs w:val="28"/>
+        </w:rPr>
+        <w:t xml:space="preserve">A GitHub-on készítsen egy </w:t>
+      </w:r>
+      <w:r>
+        <w:rPr>
+          <w:b/>
+          <w:bCs/>
+          <w:sz w:val="28"/>
+          <w:szCs w:val="28"/>
+        </w:rPr>
+        <w:t>react</w:t>
+      </w:r>
+      <w:r>
+        <w:rPr>
+          <w:sz w:val="28"/>
+          <w:szCs w:val="28"/>
+        </w:rPr>
+        <w:t xml:space="preserve"> mappát, amibe tegye fel a két alkalmazás </w:t>
+      </w:r>
+      <w:r>
+        <w:rPr>
+          <w:b/>
+          <w:bCs/>
+          <w:sz w:val="28"/>
+          <w:szCs w:val="28"/>
+        </w:rPr>
+        <w:t>src</w:t>
+      </w:r>
+      <w:r>
+        <w:rPr>
+          <w:sz w:val="28"/>
+          <w:szCs w:val="28"/>
+        </w:rPr>
+        <w:t xml:space="preserve"> és </w:t>
+      </w:r>
+      <w:r>
+        <w:rPr>
+          <w:b/>
+          <w:bCs/>
+          <w:sz w:val="28"/>
+          <w:szCs w:val="28"/>
+        </w:rPr>
+        <w:t>dist</w:t>
+      </w:r>
+      <w:r>
+        <w:rPr>
+          <w:sz w:val="28"/>
+          <w:szCs w:val="28"/>
+        </w:rPr>
+        <w:t xml:space="preserve"> mappáinak a tartalmát.</w:t>
+      </w:r>
+    </w:p>
+    <w:p>
+      <w:pPr>
+        <w:numPr>
+          <w:ilvl w:val="0"/>
+          <w:numId w:val="1"/>
+        </w:numPr>
+        <w:rPr>
+          <w:sz w:val="28"/>
+          <w:szCs w:val="28"/>
+        </w:rPr>
+      </w:pPr>
+      <w:r>
+        <w:rPr>
+          <w:b/>
+          <w:bCs/>
+          <w:sz w:val="28"/>
+          <w:szCs w:val="28"/>
+        </w:rPr>
+        <w:t>Fetch API menü</w:t>
+      </w:r>
+      <w:r>
+        <w:rPr>
+          <w:sz w:val="28"/>
+          <w:szCs w:val="28"/>
+        </w:rPr>
+        <w:t xml:space="preserve"> Készítsen egy CRUD alkalmazást JavaScript-el és Fetch API-val, amihez használja fel a választott adatbázis egyik fájljának adatait. Az alkalmazás adatait a szerver oldalon adatbázisban tárolja.</w:t>
+      </w:r>
+    </w:p>
+    <w:p>
+      <w:pPr>
+        <w:numPr>
+          <w:ilvl w:val="0"/>
+          <w:numId w:val="1"/>
+        </w:numPr>
+        <w:rPr>
+          <w:sz w:val="28"/>
+          <w:szCs w:val="28"/>
+        </w:rPr>
+      </w:pPr>
+      <w:r>
+        <w:rPr>
+          <w:b/>
+          <w:bCs/>
+          <w:sz w:val="28"/>
+          <w:szCs w:val="28"/>
+        </w:rPr>
+        <w:t xml:space="preserve">Axios </w:t>
+      </w:r>
+      <w:r>
+        <w:rPr>
+          <w:sz w:val="28"/>
+          <w:szCs w:val="28"/>
+        </w:rPr>
+        <w:t>Készítsen egy CRUD alkalmazást React-el és Axios-al, amihez használja fel a választott adatbázis egyik fájljának adatait. Az alkalmazás adatait a szerver oldalon adatbázisban tárolja.</w:t>
+      </w:r>
+    </w:p>
+    <w:p>
+      <w:pPr>
+        <w:numPr>
+          <w:ilvl w:val="0"/>
+          <w:numId w:val="1"/>
+        </w:numPr>
+        <w:rPr>
+          <w:sz w:val="28"/>
+          <w:szCs w:val="28"/>
+        </w:rPr>
+      </w:pPr>
+      <w:r>
+        <w:rPr>
+          <w:b/>
+          <w:bCs/>
+          <w:sz w:val="28"/>
+          <w:szCs w:val="28"/>
+        </w:rPr>
+        <w:t>OOJS menü</w:t>
+      </w:r>
+      <w:r>
+        <w:rPr>
+          <w:sz w:val="28"/>
+          <w:szCs w:val="28"/>
+        </w:rPr>
+        <w:t xml:space="preserve">: </w:t>
+      </w:r>
+      <w:r>
+        <w:rPr>
+          <w:sz w:val="28"/>
+          <w:szCs w:val="28"/>
+        </w:rPr>
+        <w:t xml:space="preserve">Készítsen egy szabadon választott Objektumorientált JavaScript </w:t>
+      </w:r>
+      <w:r>
+        <w:rPr>
+          <w:sz w:val="28"/>
+          <w:szCs w:val="28"/>
+          <w:u w:val="single"/>
+        </w:rPr>
+        <w:t>grafikus alkalmazást</w:t>
+      </w:r>
+      <w:r>
+        <w:rPr>
+          <w:sz w:val="28"/>
+          <w:szCs w:val="28"/>
+        </w:rPr>
+        <w:t>. Alkalmazza a következőket: class, constructor, metódusok, document.body.appendChild, extends, super</w:t>
+      </w:r>
+    </w:p>
+    <w:p>
+      <w:pPr>
+        <w:numPr>
+          <w:ilvl w:val="0"/>
+          <w:numId w:val="1"/>
+        </w:numPr>
+        <w:rPr>
+          <w:sz w:val="28"/>
+          <w:szCs w:val="28"/>
+        </w:rPr>
+      </w:pPr>
+      <w:r>
+        <w:rPr>
+          <w:sz w:val="28"/>
+          <w:szCs w:val="28"/>
+        </w:rPr>
+        <w:t>Alkalmazását töltse fel és valósítsa meg Internetes tárhelyen is. Bármelyik tárhely-szolgáltatót használhatja. (</w:t>
+      </w:r>
+      <w:r>
+        <w:rPr>
+          <w:b/>
+          <w:sz w:val="28"/>
+          <w:szCs w:val="28"/>
+        </w:rPr>
+        <w:t>Kötelező elem</w:t>
+      </w:r>
+      <w:r>
+        <w:rPr>
+          <w:sz w:val="28"/>
+          <w:szCs w:val="28"/>
+        </w:rPr>
+        <w:t xml:space="preserve">! </w:t>
+      </w:r>
+      <w:r>
+        <w:rPr>
+          <w:b/>
+          <w:sz w:val="28"/>
+          <w:szCs w:val="28"/>
+        </w:rPr>
+        <w:t>A működés ez alapján lesz javítva</w:t>
+      </w:r>
+      <w:r>
+        <w:rPr>
+          <w:sz w:val="28"/>
+          <w:szCs w:val="28"/>
+        </w:rPr>
+        <w:t xml:space="preserve">) </w:t>
+      </w:r>
+      <w:r>
+        <w:rPr>
+          <w:sz w:val="28"/>
+          <w:szCs w:val="28"/>
+        </w:rPr>
+        <w:tab/>
+      </w:r>
+    </w:p>
+    <w:p>
+      <w:pPr>
+        <w:numPr>
+          <w:ilvl w:val="0"/>
+          <w:numId w:val="1"/>
+        </w:numPr>
+        <w:rPr>
+          <w:sz w:val="28"/>
+          <w:szCs w:val="28"/>
+        </w:rPr>
+      </w:pPr>
+      <w:r>
+        <w:rPr>
+          <w:sz w:val="28"/>
+          <w:szCs w:val="28"/>
+        </w:rPr>
+        <w:t>Használja a GitHub verziókövető rendszert</w:t>
+      </w:r>
+      <w:r>
+        <w:rPr>
+          <w:sz w:val="28"/>
+          <w:szCs w:val="28"/>
+        </w:rPr>
+        <w:t xml:space="preserve"> </w:t>
+      </w:r>
+      <w:r>
+        <w:rPr>
+          <w:sz w:val="28"/>
+          <w:szCs w:val="28"/>
+        </w:rPr>
+        <w:t>(</w:t>
+      </w:r>
+      <w:r>
+        <w:rPr>
+          <w:b/>
+          <w:sz w:val="28"/>
+          <w:szCs w:val="28"/>
+        </w:rPr>
+        <w:t>Kötelező elem</w:t>
+      </w:r>
+      <w:r>
+        <w:rPr>
+          <w:sz w:val="28"/>
+          <w:szCs w:val="28"/>
+        </w:rPr>
+        <w:t xml:space="preserve">! </w:t>
+      </w:r>
+      <w:r>
+        <w:rPr>
+          <w:b/>
+          <w:sz w:val="28"/>
+          <w:szCs w:val="28"/>
+        </w:rPr>
+        <w:t>A forrás ez alapján lesz javítva</w:t>
+      </w:r>
+      <w:r>
+        <w:rPr>
+          <w:sz w:val="28"/>
+          <w:szCs w:val="28"/>
+        </w:rPr>
+        <w:t xml:space="preserve">) Ne csak a kész alkalmazást töltse fel egy lépésben, hanem a részállapotokat is legalább 5 lépésben, időben arányosan elosztva. </w:t>
+      </w:r>
+      <w:r>
+        <w:rPr>
+          <w:b/>
+          <w:bCs/>
+          <w:sz w:val="28"/>
+          <w:szCs w:val="28"/>
+        </w:rPr>
+        <w:t>GitHub legyen publikus, mert különben nem lehet megnézni!</w:t>
+      </w:r>
+    </w:p>
+    <w:p>
+      <w:pPr>
+        <w:pStyle w:val="Listaszerbekezds"/>
+        <w:numPr>
+          <w:ilvl w:val="0"/>
+          <w:numId w:val="1"/>
+        </w:numPr>
+        <w:rPr>
+          <w:sz w:val="28"/>
+          <w:szCs w:val="28"/>
+        </w:rPr>
+      </w:pPr>
+      <w:r>
+        <w:rPr>
+          <w:sz w:val="28"/>
+          <w:szCs w:val="28"/>
+        </w:rPr>
+        <w:t>A GitHub-on a projektmunka módszert alkalmazzák: látszódjék, hogy a csoport tagjai melyik részt készítették el.</w:t>
+      </w:r>
+      <w:r>
+        <w:rPr>
+          <w:sz w:val="28"/>
+          <w:szCs w:val="28"/>
+        </w:rPr>
+        <w:t xml:space="preserve"> </w:t>
+      </w:r>
+      <w:r>
+        <w:rPr>
+          <w:b/>
+          <w:sz w:val="28"/>
+          <w:szCs w:val="28"/>
+        </w:rPr>
+        <w:t>A GIT-en saját nevet válasszanak, ami alapján be lehet azonosítani, hogy ki mit töltött fel.</w:t>
+      </w:r>
+    </w:p>
+    <w:p>
+      <w:pPr>
+        <w:rPr>
+          <w:sz w:val="32"/>
+          <w:szCs w:val="32"/>
+        </w:rPr>
+      </w:pPr>
+    </w:p>
+    <w:p>
+      <w:pPr>
+        <w:pStyle w:val="Cmsor1"/>
+        <w:rPr>
+          <w:sz w:val="36"/>
+          <w:szCs w:val="36"/>
+        </w:rPr>
+      </w:pPr>
+      <w:r>
+        <w:rPr>
+          <w:sz w:val="36"/>
+          <w:szCs w:val="36"/>
+        </w:rPr>
         <w:t>Az Weboldal</w:t>
       </w:r>
     </w:p>
     <w:p>
-      <w:r>
+      <w:pPr>
+        <w:rPr>
+          <w:sz w:val="28"/>
+          <w:szCs w:val="28"/>
+        </w:rPr>
+      </w:pPr>
+      <w:r>
+        <w:rPr>
+          <w:sz w:val="28"/>
+          <w:szCs w:val="28"/>
+        </w:rPr>
         <w:t xml:space="preserve">A Weboldal </w:t>
       </w:r>
       <w:r>
+        <w:rPr>
+          <w:sz w:val="28"/>
+          <w:szCs w:val="28"/>
+        </w:rPr>
         <w:t>a</w:t>
       </w:r>
       <w:r>
+        <w:rPr>
+          <w:sz w:val="28"/>
+          <w:szCs w:val="28"/>
+        </w:rPr>
         <w:t xml:space="preserve"> react használatával</w:t>
       </w:r>
       <w:r>
+        <w:rPr>
+          <w:sz w:val="28"/>
+          <w:szCs w:val="28"/>
+        </w:rPr>
         <w:t xml:space="preserve"> együtt</w:t>
       </w:r>
       <w:r>
+        <w:rPr>
+          <w:sz w:val="28"/>
+          <w:szCs w:val="28"/>
+        </w:rPr>
         <w:t xml:space="preserve"> készült modern </w:t>
       </w:r>
       <w:r>
+        <w:rPr>
+          <w:sz w:val="28"/>
+          <w:szCs w:val="28"/>
+        </w:rPr>
         <w:t>weboldal,</w:t>
       </w:r>
       <w:r>
+        <w:rPr>
+          <w:sz w:val="28"/>
+          <w:szCs w:val="28"/>
+        </w:rPr>
         <w:t xml:space="preserve"> ami több alkalmazást is tartalmaz. A navigáláshoz react router segítségével valósítottuk meg</w:t>
       </w:r>
       <w:r>
+        <w:rPr>
+          <w:sz w:val="28"/>
+          <w:szCs w:val="28"/>
+        </w:rPr>
         <w:t>,</w:t>
       </w:r>
     </w:p>
     <w:p>
+      <w:pPr>
+        <w:rPr>
+          <w:sz w:val="28"/>
+          <w:szCs w:val="28"/>
+        </w:rPr>
+      </w:pPr>
       <w:r>
         <w:rPr>
           <w:noProof/>
-        </w:rPr>
+          <w:sz w:val="28"/>
+          <w:szCs w:val="28"/>
+        </w:rPr>
+        <w:lastRenderedPageBreak/>
         <w:drawing>
           <wp:inline distT="0" distB="0" distL="0" distR="0" wp14:anchorId="1F189F00" wp14:editId="11120E67">
             <wp:extent cx="5760720" cy="3395345"/>
@@ -69,7 +751,7 @@
                     <pic:cNvPicPr/>
                   </pic:nvPicPr>
                   <pic:blipFill>
-                    <a:blip r:embed="rId4"/>
+                    <a:blip r:embed="rId5"/>
                     <a:stretch>
                       <a:fillRect/>
                     </a:stretch>
@@ -91,14 +773,32 @@
       </w:r>
     </w:p>
     <w:p>
-      <w:r>
+      <w:pPr>
+        <w:rPr>
+          <w:sz w:val="28"/>
+          <w:szCs w:val="28"/>
+        </w:rPr>
+      </w:pPr>
+      <w:r>
+        <w:rPr>
+          <w:sz w:val="28"/>
+          <w:szCs w:val="28"/>
+        </w:rPr>
         <w:t>valamint a weboldal minden eleme egy külön komponens, hogy ha kell később fel lehessen az használva.</w:t>
       </w:r>
     </w:p>
     <w:p>
+      <w:pPr>
+        <w:rPr>
+          <w:sz w:val="28"/>
+          <w:szCs w:val="28"/>
+        </w:rPr>
+      </w:pPr>
       <w:r>
         <w:rPr>
           <w:noProof/>
+          <w:sz w:val="28"/>
+          <w:szCs w:val="28"/>
         </w:rPr>
         <w:drawing>
           <wp:inline distT="0" distB="0" distL="0" distR="0" wp14:anchorId="000BF08D" wp14:editId="6517F6FC">
@@ -116,7 +816,7 @@
                     <pic:cNvPicPr/>
                   </pic:nvPicPr>
                   <pic:blipFill>
-                    <a:blip r:embed="rId5"/>
+                    <a:blip r:embed="rId6"/>
                     <a:stretch>
                       <a:fillRect/>
                     </a:stretch>
@@ -138,53 +838,306 @@
       </w:r>
     </w:p>
     <w:p>
-      <w:r>
+      <w:pPr>
+        <w:rPr>
+          <w:sz w:val="28"/>
+          <w:szCs w:val="28"/>
+        </w:rPr>
+      </w:pPr>
+      <w:r>
+        <w:rPr>
+          <w:sz w:val="28"/>
+          <w:szCs w:val="28"/>
+        </w:rPr>
         <w:t>Az oldal tailwind css és daisy UI használatával készült</w:t>
       </w:r>
       <w:r>
+        <w:rPr>
+          <w:sz w:val="28"/>
+          <w:szCs w:val="28"/>
+        </w:rPr>
         <w:t>.</w:t>
       </w:r>
     </w:p>
-    <w:p/>
+    <w:p>
+      <w:pPr>
+        <w:rPr>
+          <w:sz w:val="28"/>
+          <w:szCs w:val="28"/>
+        </w:rPr>
+      </w:pPr>
+      <w:r>
+        <w:rPr>
+          <w:sz w:val="28"/>
+          <w:szCs w:val="28"/>
+        </w:rPr>
+        <w:t>Mivel az oldal minden eleme egy külön komponens így csak az oldal belső tartalma van mindig cserélve.</w:t>
+      </w:r>
+    </w:p>
+    <w:p>
+      <w:pPr>
+        <w:rPr>
+          <w:sz w:val="28"/>
+          <w:szCs w:val="28"/>
+        </w:rPr>
+      </w:pPr>
+      <w:r>
+        <w:rPr>
+          <w:sz w:val="28"/>
+          <w:szCs w:val="28"/>
+        </w:rPr>
+        <w:t>Néhány elem látható az összes elkészített oldalon például a header ami tartalmazza a navigációt is,</w:t>
+      </w:r>
+    </w:p>
+    <w:p>
+      <w:pPr>
+        <w:rPr>
+          <w:sz w:val="28"/>
+          <w:szCs w:val="28"/>
+        </w:rPr>
+      </w:pPr>
+      <w:r>
+        <w:rPr>
+          <w:noProof/>
+        </w:rPr>
+        <w:drawing>
+          <wp:inline distT="0" distB="0" distL="0" distR="0" wp14:anchorId="7E66CE2B" wp14:editId="25FB5090">
+            <wp:extent cx="5760720" cy="453390"/>
+            <wp:effectExtent l="0" t="0" r="0" b="3810"/>
+            <wp:docPr id="1552405251" name="Kép 1"/>
+            <wp:cNvGraphicFramePr>
+              <a:graphicFrameLocks xmlns:a="http://schemas.openxmlformats.org/drawingml/2006/main" noChangeAspect="1"/>
+            </wp:cNvGraphicFramePr>
+            <a:graphic xmlns:a="http://schemas.openxmlformats.org/drawingml/2006/main">
+              <a:graphicData uri="http://schemas.openxmlformats.org/drawingml/2006/picture">
+                <pic:pic xmlns:pic="http://schemas.openxmlformats.org/drawingml/2006/picture">
+                  <pic:nvPicPr>
+                    <pic:cNvPr id="1552405251" name=""/>
+                    <pic:cNvPicPr/>
+                  </pic:nvPicPr>
+                  <pic:blipFill>
+                    <a:blip r:embed="rId7"/>
+                    <a:stretch>
+                      <a:fillRect/>
+                    </a:stretch>
+                  </pic:blipFill>
+                  <pic:spPr>
+                    <a:xfrm>
+                      <a:off x="0" y="0"/>
+                      <a:ext cx="5760720" cy="453390"/>
+                    </a:xfrm>
+                    <a:prstGeom prst="rect">
+                      <a:avLst/>
+                    </a:prstGeom>
+                  </pic:spPr>
+                </pic:pic>
+              </a:graphicData>
+            </a:graphic>
+          </wp:inline>
+        </w:drawing>
+      </w:r>
+    </w:p>
+    <w:p>
+      <w:pPr>
+        <w:rPr>
+          <w:sz w:val="28"/>
+          <w:szCs w:val="28"/>
+        </w:rPr>
+      </w:pPr>
+      <w:r>
+        <w:rPr>
+          <w:sz w:val="28"/>
+          <w:szCs w:val="28"/>
+        </w:rPr>
+        <w:lastRenderedPageBreak/>
+        <w:t>ami a menü gomb megnyomásával jön elő</w:t>
+      </w:r>
+      <w:r>
+        <w:rPr>
+          <w:sz w:val="28"/>
+          <w:szCs w:val="28"/>
+        </w:rPr>
+        <w:t xml:space="preserve"> és eltűnik ha az ablakán kívül kattint a felhasználó</w:t>
+      </w:r>
+      <w:r>
+        <w:rPr>
+          <w:sz w:val="28"/>
+          <w:szCs w:val="28"/>
+        </w:rPr>
+        <w:t>.</w:t>
+      </w:r>
+    </w:p>
+    <w:p>
+      <w:pPr>
+        <w:rPr>
+          <w:sz w:val="28"/>
+          <w:szCs w:val="28"/>
+        </w:rPr>
+      </w:pPr>
+      <w:r>
+        <w:rPr>
+          <w:noProof/>
+        </w:rPr>
+        <w:drawing>
+          <wp:inline distT="0" distB="0" distL="0" distR="0" wp14:anchorId="52AFB3DC" wp14:editId="3993ECD8">
+            <wp:extent cx="3133725" cy="2743200"/>
+            <wp:effectExtent l="0" t="0" r="9525" b="0"/>
+            <wp:docPr id="670627828" name="Kép 1"/>
+            <wp:cNvGraphicFramePr>
+              <a:graphicFrameLocks xmlns:a="http://schemas.openxmlformats.org/drawingml/2006/main" noChangeAspect="1"/>
+            </wp:cNvGraphicFramePr>
+            <a:graphic xmlns:a="http://schemas.openxmlformats.org/drawingml/2006/main">
+              <a:graphicData uri="http://schemas.openxmlformats.org/drawingml/2006/picture">
+                <pic:pic xmlns:pic="http://schemas.openxmlformats.org/drawingml/2006/picture">
+                  <pic:nvPicPr>
+                    <pic:cNvPr id="670627828" name=""/>
+                    <pic:cNvPicPr/>
+                  </pic:nvPicPr>
+                  <pic:blipFill>
+                    <a:blip r:embed="rId8"/>
+                    <a:stretch>
+                      <a:fillRect/>
+                    </a:stretch>
+                  </pic:blipFill>
+                  <pic:spPr>
+                    <a:xfrm>
+                      <a:off x="0" y="0"/>
+                      <a:ext cx="3133725" cy="2743200"/>
+                    </a:xfrm>
+                    <a:prstGeom prst="rect">
+                      <a:avLst/>
+                    </a:prstGeom>
+                  </pic:spPr>
+                </pic:pic>
+              </a:graphicData>
+            </a:graphic>
+          </wp:inline>
+        </w:drawing>
+      </w:r>
+    </w:p>
+    <w:p>
+      <w:pPr>
+        <w:rPr>
+          <w:sz w:val="28"/>
+          <w:szCs w:val="28"/>
+        </w:rPr>
+      </w:pPr>
+    </w:p>
+    <w:p>
+      <w:pPr>
+        <w:rPr>
+          <w:sz w:val="28"/>
+          <w:szCs w:val="28"/>
+        </w:rPr>
+      </w:pPr>
+      <w:r>
+        <w:rPr>
+          <w:sz w:val="28"/>
+          <w:szCs w:val="28"/>
+        </w:rPr>
+        <w:t>A másik komponens a lábléc, ami tartalmazza a csapattagok nevét és neptunkódját.</w:t>
+      </w:r>
+    </w:p>
+    <w:p>
+      <w:pPr>
+        <w:rPr>
+          <w:sz w:val="28"/>
+          <w:szCs w:val="28"/>
+        </w:rPr>
+      </w:pPr>
+    </w:p>
     <w:p>
       <w:pPr>
         <w:pStyle w:val="Cmsor1"/>
-      </w:pPr>
-      <w:r>
-        <w:lastRenderedPageBreak/>
+        <w:rPr>
+          <w:sz w:val="36"/>
+          <w:szCs w:val="36"/>
+        </w:rPr>
+      </w:pPr>
+      <w:r>
+        <w:rPr>
+          <w:sz w:val="36"/>
+          <w:szCs w:val="36"/>
+        </w:rPr>
         <w:t>A címlap</w:t>
       </w:r>
     </w:p>
     <w:p>
-      <w:r>
+      <w:pPr>
+        <w:rPr>
+          <w:sz w:val="28"/>
+          <w:szCs w:val="28"/>
+        </w:rPr>
+      </w:pPr>
+      <w:r>
+        <w:rPr>
+          <w:sz w:val="28"/>
+          <w:szCs w:val="28"/>
+        </w:rPr>
         <w:t xml:space="preserve">A címlap egy </w:t>
       </w:r>
       <w:r>
+        <w:rPr>
+          <w:sz w:val="28"/>
+          <w:szCs w:val="28"/>
+        </w:rPr>
         <w:t>egyszerű</w:t>
       </w:r>
       <w:r>
+        <w:rPr>
+          <w:sz w:val="28"/>
+          <w:szCs w:val="28"/>
+        </w:rPr>
         <w:t xml:space="preserve"> </w:t>
       </w:r>
       <w:r>
+        <w:rPr>
+          <w:sz w:val="28"/>
+          <w:szCs w:val="28"/>
+        </w:rPr>
         <w:t>főoldal,</w:t>
       </w:r>
       <w:r>
+        <w:rPr>
+          <w:sz w:val="28"/>
+          <w:szCs w:val="28"/>
+        </w:rPr>
         <w:t xml:space="preserve"> ahol röviden be vannak mutatva a </w:t>
       </w:r>
       <w:r>
+        <w:rPr>
+          <w:sz w:val="28"/>
+          <w:szCs w:val="28"/>
+        </w:rPr>
         <w:t>különböző</w:t>
       </w:r>
       <w:r>
+        <w:rPr>
+          <w:sz w:val="28"/>
+          <w:szCs w:val="28"/>
+        </w:rPr>
         <w:t xml:space="preserve"> </w:t>
       </w:r>
       <w:r>
+        <w:rPr>
+          <w:sz w:val="28"/>
+          <w:szCs w:val="28"/>
+        </w:rPr>
         <w:t>alkalmazások.</w:t>
       </w:r>
     </w:p>
     <w:p>
+      <w:pPr>
+        <w:rPr>
+          <w:sz w:val="32"/>
+          <w:szCs w:val="32"/>
+        </w:rPr>
+      </w:pPr>
       <w:r>
         <w:rPr>
           <w:noProof/>
+          <w:sz w:val="32"/>
+          <w:szCs w:val="32"/>
         </w:rPr>
         <w:drawing>
           <wp:inline distT="0" distB="0" distL="0" distR="0" wp14:anchorId="1F39DF2C" wp14:editId="1DD5F6BB">
@@ -202,7 +1155,7 @@
                     <pic:cNvPicPr/>
                   </pic:nvPicPr>
                   <pic:blipFill>
-                    <a:blip r:embed="rId6"/>
+                    <a:blip r:embed="rId9"/>
                     <a:stretch>
                       <a:fillRect/>
                     </a:stretch>
@@ -225,30 +1178,215 @@
     </w:p>
     <w:p>
       <w:pPr>
+        <w:rPr>
+          <w:sz w:val="28"/>
+          <w:szCs w:val="28"/>
+        </w:rPr>
+      </w:pPr>
+    </w:p>
+    <w:p>
+      <w:pPr>
         <w:pStyle w:val="Cmsor1"/>
-      </w:pPr>
-      <w:r>
+        <w:rPr>
+          <w:sz w:val="36"/>
+          <w:szCs w:val="36"/>
+        </w:rPr>
+      </w:pPr>
+      <w:r>
+        <w:rPr>
+          <w:sz w:val="36"/>
+          <w:szCs w:val="36"/>
+        </w:rPr>
         <w:t>Javascript alkalmazás</w:t>
       </w:r>
     </w:p>
-    <w:p/>
+    <w:p>
+      <w:pPr>
+        <w:rPr>
+          <w:sz w:val="32"/>
+          <w:szCs w:val="32"/>
+        </w:rPr>
+      </w:pPr>
+    </w:p>
+    <w:p>
+      <w:pPr>
+        <w:rPr>
+          <w:sz w:val="28"/>
+          <w:szCs w:val="28"/>
+        </w:rPr>
+      </w:pPr>
+      <w:r>
+        <w:rPr>
+          <w:sz w:val="28"/>
+          <w:szCs w:val="28"/>
+        </w:rPr>
+        <w:t xml:space="preserve">Egy </w:t>
+      </w:r>
+      <w:r>
+        <w:rPr>
+          <w:sz w:val="28"/>
+          <w:szCs w:val="28"/>
+        </w:rPr>
+        <w:t>egyszerű</w:t>
+      </w:r>
+      <w:r>
+        <w:rPr>
+          <w:sz w:val="28"/>
+          <w:szCs w:val="28"/>
+        </w:rPr>
+        <w:t xml:space="preserve"> CRUD alkalmazás javascript </w:t>
+      </w:r>
+      <w:r>
+        <w:rPr>
+          <w:sz w:val="28"/>
+          <w:szCs w:val="28"/>
+        </w:rPr>
+        <w:t>használatával,</w:t>
+      </w:r>
+      <w:r>
+        <w:rPr>
+          <w:sz w:val="28"/>
+          <w:szCs w:val="28"/>
+        </w:rPr>
+        <w:t xml:space="preserve"> ami egy adatbázis adatait </w:t>
+      </w:r>
+      <w:r>
+        <w:rPr>
+          <w:sz w:val="28"/>
+          <w:szCs w:val="28"/>
+        </w:rPr>
+        <w:t>írja</w:t>
+      </w:r>
+      <w:r>
+        <w:rPr>
+          <w:sz w:val="28"/>
+          <w:szCs w:val="28"/>
+        </w:rPr>
+        <w:t xml:space="preserve"> ki és helyben tárolja.</w:t>
+      </w:r>
+    </w:p>
+    <w:p>
+      <w:pPr>
+        <w:rPr>
+          <w:sz w:val="28"/>
+          <w:szCs w:val="28"/>
+        </w:rPr>
+      </w:pPr>
+      <w:r>
+        <w:rPr>
+          <w:sz w:val="28"/>
+          <w:szCs w:val="28"/>
+        </w:rPr>
+        <w:t>A tárolt adatok a weboldalhoz felhasznált adatbázis egyik táblájából lettek felhasználva.</w:t>
+      </w:r>
+    </w:p>
+    <w:p>
+      <w:pPr>
+        <w:rPr>
+          <w:sz w:val="28"/>
+          <w:szCs w:val="28"/>
+        </w:rPr>
+      </w:pPr>
+      <w:r>
+        <w:rPr>
+          <w:noProof/>
+        </w:rPr>
+        <w:drawing>
+          <wp:inline distT="0" distB="0" distL="0" distR="0" wp14:anchorId="1E7E5D50" wp14:editId="08CBADA9">
+            <wp:extent cx="5760720" cy="6156960"/>
+            <wp:effectExtent l="0" t="0" r="0" b="0"/>
+            <wp:docPr id="1689457841" name="Kép 1"/>
+            <wp:cNvGraphicFramePr>
+              <a:graphicFrameLocks xmlns:a="http://schemas.openxmlformats.org/drawingml/2006/main" noChangeAspect="1"/>
+            </wp:cNvGraphicFramePr>
+            <a:graphic xmlns:a="http://schemas.openxmlformats.org/drawingml/2006/main">
+              <a:graphicData uri="http://schemas.openxmlformats.org/drawingml/2006/picture">
+                <pic:pic xmlns:pic="http://schemas.openxmlformats.org/drawingml/2006/picture">
+                  <pic:nvPicPr>
+                    <pic:cNvPr id="1689457841" name=""/>
+                    <pic:cNvPicPr/>
+                  </pic:nvPicPr>
+                  <pic:blipFill>
+                    <a:blip r:embed="rId10"/>
+                    <a:stretch>
+                      <a:fillRect/>
+                    </a:stretch>
+                  </pic:blipFill>
+                  <pic:spPr>
+                    <a:xfrm>
+                      <a:off x="0" y="0"/>
+                      <a:ext cx="5760720" cy="6156960"/>
+                    </a:xfrm>
+                    <a:prstGeom prst="rect">
+                      <a:avLst/>
+                    </a:prstGeom>
+                  </pic:spPr>
+                </pic:pic>
+              </a:graphicData>
+            </a:graphic>
+          </wp:inline>
+        </w:drawing>
+      </w:r>
+    </w:p>
+    <w:p>
+      <w:pPr>
+        <w:rPr>
+          <w:sz w:val="28"/>
+          <w:szCs w:val="28"/>
+        </w:rPr>
+      </w:pPr>
+    </w:p>
     <w:p>
       <w:pPr>
         <w:pStyle w:val="Cmsor1"/>
-      </w:pPr>
-      <w:r>
+        <w:rPr>
+          <w:sz w:val="36"/>
+          <w:szCs w:val="36"/>
+        </w:rPr>
+      </w:pPr>
+      <w:r>
+        <w:rPr>
+          <w:sz w:val="36"/>
+          <w:szCs w:val="36"/>
+        </w:rPr>
         <w:t>React alkalmazás</w:t>
       </w:r>
     </w:p>
     <w:p>
-      <w:r>
+      <w:pPr>
+        <w:rPr>
+          <w:sz w:val="28"/>
+          <w:szCs w:val="28"/>
+        </w:rPr>
+      </w:pPr>
+    </w:p>
+    <w:p>
+      <w:pPr>
+        <w:rPr>
+          <w:sz w:val="28"/>
+          <w:szCs w:val="28"/>
+        </w:rPr>
+      </w:pPr>
+      <w:r>
+        <w:rPr>
+          <w:sz w:val="28"/>
+          <w:szCs w:val="28"/>
+        </w:rPr>
         <w:t>React alkalmazás, ami előre tárolt adatokat ír ki képernyőre.</w:t>
       </w:r>
     </w:p>
     <w:p>
+      <w:pPr>
+        <w:rPr>
+          <w:sz w:val="28"/>
+          <w:szCs w:val="28"/>
+        </w:rPr>
+      </w:pPr>
       <w:r>
         <w:rPr>
           <w:noProof/>
+          <w:sz w:val="28"/>
+          <w:szCs w:val="28"/>
         </w:rPr>
         <w:drawing>
           <wp:inline distT="0" distB="0" distL="0" distR="0" wp14:anchorId="6BD029CF" wp14:editId="691B9E56">
@@ -266,7 +1404,7 @@
                     <pic:cNvPicPr/>
                   </pic:nvPicPr>
                   <pic:blipFill>
-                    <a:blip r:embed="rId7"/>
+                    <a:blip r:embed="rId11"/>
                     <a:stretch>
                       <a:fillRect/>
                     </a:stretch>
@@ -288,19 +1426,54 @@
       </w:r>
     </w:p>
     <w:p>
-      <w:r>
+      <w:pPr>
+        <w:rPr>
+          <w:sz w:val="28"/>
+          <w:szCs w:val="28"/>
+        </w:rPr>
+      </w:pPr>
+      <w:r>
+        <w:rPr>
+          <w:sz w:val="28"/>
+          <w:szCs w:val="28"/>
+        </w:rPr>
         <w:t>L</w:t>
       </w:r>
       <w:r>
-        <w:t>ehetséges az adatok módosítása, törlése valamint új adatok felvétele.</w:t>
-      </w:r>
-    </w:p>
-    <w:p>
+        <w:rPr>
+          <w:sz w:val="28"/>
+          <w:szCs w:val="28"/>
+        </w:rPr>
+        <w:t xml:space="preserve">ehetséges az adatok módosítása, </w:t>
+      </w:r>
+      <w:r>
+        <w:rPr>
+          <w:sz w:val="28"/>
+          <w:szCs w:val="28"/>
+        </w:rPr>
+        <w:t>törlése,</w:t>
+      </w:r>
+      <w:r>
+        <w:rPr>
+          <w:sz w:val="28"/>
+          <w:szCs w:val="28"/>
+        </w:rPr>
+        <w:t xml:space="preserve"> valamint új adatok felvétele.</w:t>
+      </w:r>
+    </w:p>
+    <w:p>
+      <w:pPr>
+        <w:rPr>
+          <w:sz w:val="28"/>
+          <w:szCs w:val="28"/>
+        </w:rPr>
+      </w:pPr>
       <w:r>
         <w:rPr>
           <w:noProof/>
-        </w:rPr>
-        <w:lastRenderedPageBreak/>
+          <w:sz w:val="28"/>
+          <w:szCs w:val="28"/>
+        </w:rPr>
         <w:drawing>
           <wp:inline distT="0" distB="0" distL="0" distR="0" wp14:anchorId="51A83048" wp14:editId="3C511B6A">
             <wp:extent cx="4371975" cy="1333500"/>
@@ -317,7 +1490,7 @@
                     <pic:cNvPicPr/>
                   </pic:nvPicPr>
                   <pic:blipFill>
-                    <a:blip r:embed="rId8"/>
+                    <a:blip r:embed="rId12"/>
                     <a:stretch>
                       <a:fillRect/>
                     </a:stretch>
@@ -339,21 +1512,48 @@
       </w:r>
     </w:p>
     <w:p>
-      <w:r>
+      <w:pPr>
+        <w:rPr>
+          <w:sz w:val="28"/>
+          <w:szCs w:val="28"/>
+        </w:rPr>
+      </w:pPr>
+      <w:r>
+        <w:rPr>
+          <w:sz w:val="28"/>
+          <w:szCs w:val="28"/>
+        </w:rPr>
         <w:t>A</w:t>
       </w:r>
       <w:r>
+        <w:rPr>
+          <w:sz w:val="28"/>
+          <w:szCs w:val="28"/>
+        </w:rPr>
         <w:t>z alkalmazáshoz tömböt és useState lett használva</w:t>
       </w:r>
       <w:r>
+        <w:rPr>
+          <w:sz w:val="28"/>
+          <w:szCs w:val="28"/>
+        </w:rPr>
         <w:t>.</w:t>
       </w:r>
     </w:p>
     <w:p>
+      <w:pPr>
+        <w:rPr>
+          <w:sz w:val="28"/>
+          <w:szCs w:val="28"/>
+        </w:rPr>
+      </w:pPr>
       <w:r>
         <w:rPr>
           <w:noProof/>
-        </w:rPr>
+          <w:sz w:val="28"/>
+          <w:szCs w:val="28"/>
+        </w:rPr>
+        <w:lastRenderedPageBreak/>
         <w:drawing>
           <wp:inline distT="0" distB="0" distL="0" distR="0" wp14:anchorId="7E8B73E6" wp14:editId="46EA4906">
             <wp:extent cx="4572000" cy="2181225"/>
@@ -370,7 +1570,7 @@
                     <pic:cNvPicPr/>
                   </pic:nvPicPr>
                   <pic:blipFill>
-                    <a:blip r:embed="rId9"/>
+                    <a:blip r:embed="rId13"/>
                     <a:stretch>
                       <a:fillRect/>
                     </a:stretch>
@@ -391,27 +1591,87 @@
         </w:drawing>
       </w:r>
     </w:p>
-    <w:p/>
+    <w:p>
+      <w:pPr>
+        <w:rPr>
+          <w:sz w:val="28"/>
+          <w:szCs w:val="28"/>
+        </w:rPr>
+      </w:pPr>
+      <w:r>
+        <w:rPr>
+          <w:sz w:val="28"/>
+          <w:szCs w:val="28"/>
+        </w:rPr>
+        <w:t>A tárolt adatok a weboldalhoz felhasznált adatbázis egyik táblájából lettek felhasználva.</w:t>
+      </w:r>
+    </w:p>
+    <w:p>
+      <w:pPr>
+        <w:rPr>
+          <w:sz w:val="32"/>
+          <w:szCs w:val="32"/>
+        </w:rPr>
+      </w:pPr>
+    </w:p>
     <w:p>
       <w:pPr>
         <w:pStyle w:val="Cmsor1"/>
-      </w:pPr>
-      <w:r>
+        <w:rPr>
+          <w:sz w:val="36"/>
+          <w:szCs w:val="36"/>
+        </w:rPr>
+      </w:pPr>
+      <w:r>
+        <w:rPr>
+          <w:sz w:val="36"/>
+          <w:szCs w:val="36"/>
+        </w:rPr>
         <w:t>Spa alkalmazások</w:t>
       </w:r>
     </w:p>
     <w:p>
-      <w:r>
+      <w:pPr>
+        <w:rPr>
+          <w:sz w:val="28"/>
+          <w:szCs w:val="28"/>
+        </w:rPr>
+      </w:pPr>
+    </w:p>
+    <w:p>
+      <w:pPr>
+        <w:rPr>
+          <w:sz w:val="28"/>
+          <w:szCs w:val="28"/>
+        </w:rPr>
+      </w:pPr>
+      <w:r>
+        <w:rPr>
+          <w:sz w:val="28"/>
+          <w:szCs w:val="28"/>
+        </w:rPr>
         <w:t>2 egyoldalas alkalmazás, ami között lehet váltogatni gomb segítségével</w:t>
       </w:r>
       <w:r>
+        <w:rPr>
+          <w:sz w:val="28"/>
+          <w:szCs w:val="28"/>
+        </w:rPr>
         <w:t>,</w:t>
       </w:r>
     </w:p>
     <w:p>
+      <w:pPr>
+        <w:rPr>
+          <w:sz w:val="28"/>
+          <w:szCs w:val="28"/>
+        </w:rPr>
+      </w:pPr>
       <w:r>
         <w:rPr>
           <w:noProof/>
+          <w:sz w:val="28"/>
+          <w:szCs w:val="28"/>
         </w:rPr>
         <w:drawing>
           <wp:inline distT="0" distB="0" distL="0" distR="0" wp14:anchorId="2596A092" wp14:editId="1E9ABE8F">
@@ -429,7 +1689,7 @@
                     <pic:cNvPicPr/>
                   </pic:nvPicPr>
                   <pic:blipFill>
-                    <a:blip r:embed="rId10"/>
+                    <a:blip r:embed="rId14"/>
                     <a:stretch>
                       <a:fillRect/>
                     </a:stretch>
@@ -451,17 +1711,39 @@
       </w:r>
     </w:p>
     <w:p>
-      <w:r>
+      <w:pPr>
+        <w:rPr>
+          <w:sz w:val="28"/>
+          <w:szCs w:val="28"/>
+        </w:rPr>
+      </w:pPr>
+      <w:r>
+        <w:rPr>
+          <w:sz w:val="28"/>
+          <w:szCs w:val="28"/>
+        </w:rPr>
         <w:t>ez a háttérben useState segítségével lett megoldva</w:t>
       </w:r>
       <w:r>
+        <w:rPr>
+          <w:sz w:val="28"/>
+          <w:szCs w:val="28"/>
+        </w:rPr>
         <w:t>.</w:t>
       </w:r>
     </w:p>
     <w:p>
+      <w:pPr>
+        <w:rPr>
+          <w:sz w:val="28"/>
+          <w:szCs w:val="28"/>
+        </w:rPr>
+      </w:pPr>
       <w:r>
         <w:rPr>
           <w:noProof/>
+          <w:sz w:val="28"/>
+          <w:szCs w:val="28"/>
         </w:rPr>
         <w:drawing>
           <wp:inline distT="0" distB="0" distL="0" distR="0" wp14:anchorId="52ED7748" wp14:editId="0FE39DD3">
@@ -479,7 +1761,7 @@
                     <pic:cNvPicPr/>
                   </pic:nvPicPr>
                   <pic:blipFill>
-                    <a:blip r:embed="rId11"/>
+                    <a:blip r:embed="rId15"/>
                     <a:stretch>
                       <a:fillRect/>
                     </a:stretch>
@@ -502,38 +1784,137 @@
     </w:p>
     <w:p>
       <w:pPr>
+        <w:rPr>
+          <w:sz w:val="28"/>
+          <w:szCs w:val="28"/>
+        </w:rPr>
+      </w:pPr>
+    </w:p>
+    <w:p>
+      <w:pPr>
+        <w:rPr>
+          <w:sz w:val="28"/>
+          <w:szCs w:val="28"/>
+        </w:rPr>
+      </w:pPr>
+      <w:r>
+        <w:rPr>
+          <w:sz w:val="28"/>
+          <w:szCs w:val="28"/>
+        </w:rPr>
+        <w:t>Az alkalmazások egy github respertoriból lettek felhasználva</w:t>
+      </w:r>
+    </w:p>
+    <w:p>
+      <w:pPr>
+        <w:rPr>
+          <w:sz w:val="28"/>
+          <w:szCs w:val="28"/>
+        </w:rPr>
+      </w:pPr>
+    </w:p>
+    <w:p>
+      <w:pPr>
         <w:pStyle w:val="Cmsor2"/>
-      </w:pPr>
-      <w:r>
+        <w:rPr>
+          <w:sz w:val="32"/>
+          <w:szCs w:val="32"/>
+        </w:rPr>
+      </w:pPr>
+      <w:r>
+        <w:rPr>
+          <w:sz w:val="32"/>
+          <w:szCs w:val="32"/>
+        </w:rPr>
+        <w:lastRenderedPageBreak/>
         <w:t>Base64 konverter</w:t>
       </w:r>
     </w:p>
     <w:p>
-      <w:r>
+      <w:pPr>
+        <w:rPr>
+          <w:sz w:val="28"/>
+          <w:szCs w:val="28"/>
+        </w:rPr>
+      </w:pPr>
+    </w:p>
+    <w:p>
+      <w:pPr>
+        <w:rPr>
+          <w:sz w:val="28"/>
+          <w:szCs w:val="28"/>
+        </w:rPr>
+      </w:pPr>
+      <w:r>
+        <w:rPr>
+          <w:sz w:val="28"/>
+          <w:szCs w:val="28"/>
+        </w:rPr>
         <w:t>A</w:t>
       </w:r>
       <w:r>
-        <w:t>z első alkalmazás egy base64 konverter ami tud szöveget base64 kóddá k</w:t>
-      </w:r>
-      <w:r>
+        <w:rPr>
+          <w:sz w:val="28"/>
+          <w:szCs w:val="28"/>
+        </w:rPr>
+        <w:t xml:space="preserve">z első alkalmazás egy base64 </w:t>
+      </w:r>
+      <w:r>
+        <w:rPr>
+          <w:sz w:val="28"/>
+          <w:szCs w:val="28"/>
+        </w:rPr>
+        <w:t>konverter,</w:t>
+      </w:r>
+      <w:r>
+        <w:rPr>
+          <w:sz w:val="28"/>
+          <w:szCs w:val="28"/>
+        </w:rPr>
+        <w:t xml:space="preserve"> ami tud szöveget base64 kóddá k</w:t>
+      </w:r>
+      <w:r>
+        <w:rPr>
+          <w:sz w:val="28"/>
+          <w:szCs w:val="28"/>
+        </w:rPr>
         <w:t>o</w:t>
       </w:r>
       <w:r>
+        <w:rPr>
+          <w:sz w:val="28"/>
+          <w:szCs w:val="28"/>
+        </w:rPr>
         <w:t>nvertálni és arról vi</w:t>
       </w:r>
       <w:r>
+        <w:rPr>
+          <w:sz w:val="28"/>
+          <w:szCs w:val="28"/>
+        </w:rPr>
         <w:t>s</w:t>
       </w:r>
       <w:r>
+        <w:rPr>
+          <w:sz w:val="28"/>
+          <w:szCs w:val="28"/>
+        </w:rPr>
         <w:t>sza.</w:t>
       </w:r>
     </w:p>
     <w:p>
+      <w:pPr>
+        <w:rPr>
+          <w:sz w:val="28"/>
+          <w:szCs w:val="28"/>
+        </w:rPr>
+      </w:pPr>
       <w:r>
         <w:rPr>
           <w:noProof/>
-        </w:rPr>
-        <w:lastRenderedPageBreak/>
+          <w:sz w:val="28"/>
+          <w:szCs w:val="28"/>
+        </w:rPr>
         <w:drawing>
           <wp:inline distT="0" distB="0" distL="0" distR="0" wp14:anchorId="7A16DB88" wp14:editId="643DAD66">
             <wp:extent cx="5760720" cy="2773680"/>
@@ -550,7 +1931,7 @@
                     <pic:cNvPicPr/>
                   </pic:nvPicPr>
                   <pic:blipFill>
-                    <a:blip r:embed="rId12"/>
+                    <a:blip r:embed="rId16"/>
                     <a:stretch>
                       <a:fillRect/>
                     </a:stretch>
@@ -572,17 +1953,39 @@
       </w:r>
     </w:p>
     <w:p>
-      <w:r>
+      <w:pPr>
+        <w:rPr>
+          <w:sz w:val="28"/>
+          <w:szCs w:val="28"/>
+        </w:rPr>
+      </w:pPr>
+      <w:r>
+        <w:rPr>
+          <w:sz w:val="28"/>
+          <w:szCs w:val="28"/>
+        </w:rPr>
         <w:t>Ezt useState segítségével lett megvalósítva</w:t>
       </w:r>
       <w:r>
+        <w:rPr>
+          <w:sz w:val="28"/>
+          <w:szCs w:val="28"/>
+        </w:rPr>
         <w:t>,</w:t>
       </w:r>
     </w:p>
     <w:p>
+      <w:pPr>
+        <w:rPr>
+          <w:sz w:val="28"/>
+          <w:szCs w:val="28"/>
+        </w:rPr>
+      </w:pPr>
       <w:r>
         <w:rPr>
           <w:noProof/>
+          <w:sz w:val="28"/>
+          <w:szCs w:val="28"/>
         </w:rPr>
         <w:drawing>
           <wp:inline distT="0" distB="0" distL="0" distR="0" wp14:anchorId="147A96DA" wp14:editId="3DF9E6F0">
@@ -600,7 +2003,7 @@
                     <pic:cNvPicPr/>
                   </pic:nvPicPr>
                   <pic:blipFill>
-                    <a:blip r:embed="rId13"/>
+                    <a:blip r:embed="rId17"/>
                     <a:stretch>
                       <a:fillRect/>
                     </a:stretch>
@@ -622,18 +2025,41 @@
       </w:r>
     </w:p>
     <w:p>
-      <w:r>
+      <w:pPr>
+        <w:rPr>
+          <w:sz w:val="28"/>
+          <w:szCs w:val="28"/>
+        </w:rPr>
+      </w:pPr>
+      <w:r>
+        <w:rPr>
+          <w:sz w:val="28"/>
+          <w:szCs w:val="28"/>
+        </w:rPr>
         <w:t>mind az kódolás és a dekódolás is külön funkcióba lett megvalósítva</w:t>
       </w:r>
       <w:r>
+        <w:rPr>
+          <w:sz w:val="28"/>
+          <w:szCs w:val="28"/>
+        </w:rPr>
         <w:t>.</w:t>
       </w:r>
     </w:p>
     <w:p>
+      <w:pPr>
+        <w:rPr>
+          <w:sz w:val="32"/>
+          <w:szCs w:val="32"/>
+        </w:rPr>
+      </w:pPr>
       <w:r>
         <w:rPr>
           <w:noProof/>
-        </w:rPr>
+          <w:sz w:val="32"/>
+          <w:szCs w:val="32"/>
+        </w:rPr>
+        <w:lastRenderedPageBreak/>
         <w:drawing>
           <wp:inline distT="0" distB="0" distL="0" distR="0" wp14:anchorId="71721B93" wp14:editId="5F5A3351">
             <wp:extent cx="4857286" cy="4010025"/>
@@ -650,7 +2076,7 @@
                     <pic:cNvPicPr/>
                   </pic:nvPicPr>
                   <pic:blipFill>
-                    <a:blip r:embed="rId14"/>
+                    <a:blip r:embed="rId18"/>
                     <a:stretch>
                       <a:fillRect/>
                     </a:stretch>
@@ -673,26 +2099,72 @@
     </w:p>
     <w:p>
       <w:pPr>
+        <w:rPr>
+          <w:sz w:val="32"/>
+          <w:szCs w:val="32"/>
+        </w:rPr>
+      </w:pPr>
+    </w:p>
+    <w:p>
+      <w:pPr>
         <w:pStyle w:val="Cmsor2"/>
-      </w:pPr>
-      <w:r>
+        <w:rPr>
+          <w:sz w:val="32"/>
+          <w:szCs w:val="32"/>
+        </w:rPr>
+      </w:pPr>
+      <w:r>
+        <w:rPr>
+          <w:sz w:val="32"/>
+          <w:szCs w:val="32"/>
+        </w:rPr>
+        <w:t>Tetris</w:t>
+      </w:r>
+    </w:p>
+    <w:p>
+      <w:pPr>
+        <w:rPr>
+          <w:sz w:val="28"/>
+          <w:szCs w:val="28"/>
+        </w:rPr>
+      </w:pPr>
+    </w:p>
+    <w:p>
+      <w:pPr>
+        <w:rPr>
+          <w:sz w:val="28"/>
+          <w:szCs w:val="28"/>
+        </w:rPr>
+      </w:pPr>
+      <w:r>
+        <w:rPr>
+          <w:sz w:val="28"/>
+          <w:szCs w:val="28"/>
+        </w:rPr>
+        <w:t>Egy működő tetris játék</w:t>
+      </w:r>
+      <w:r>
+        <w:rPr>
+          <w:sz w:val="28"/>
+          <w:szCs w:val="28"/>
+        </w:rPr>
+        <w:t>:</w:t>
+      </w:r>
+    </w:p>
+    <w:p>
+      <w:pPr>
+        <w:rPr>
+          <w:sz w:val="28"/>
+          <w:szCs w:val="28"/>
+        </w:rPr>
+      </w:pPr>
+      <w:r>
+        <w:rPr>
+          <w:noProof/>
+          <w:sz w:val="28"/>
+          <w:szCs w:val="28"/>
+        </w:rPr>
         <w:lastRenderedPageBreak/>
-        <w:t>Tetris</w:t>
-      </w:r>
-    </w:p>
-    <w:p>
-      <w:r>
-        <w:t>Egy működő tetris játék</w:t>
-      </w:r>
-      <w:r>
-        <w:t>:</w:t>
-      </w:r>
-    </w:p>
-    <w:p>
-      <w:r>
-        <w:rPr>
-          <w:noProof/>
-        </w:rPr>
         <w:drawing>
           <wp:inline distT="0" distB="0" distL="0" distR="0" wp14:anchorId="172F8354" wp14:editId="36FA37D0">
             <wp:extent cx="5760720" cy="3400425"/>
@@ -709,7 +2181,7 @@
                     <pic:cNvPicPr/>
                   </pic:nvPicPr>
                   <pic:blipFill>
-                    <a:blip r:embed="rId15"/>
+                    <a:blip r:embed="rId19"/>
                     <a:stretch>
                       <a:fillRect/>
                     </a:stretch>
@@ -731,20 +2203,60 @@
       </w:r>
     </w:p>
     <w:p>
-      <w:r>
+      <w:pPr>
+        <w:rPr>
+          <w:sz w:val="28"/>
+          <w:szCs w:val="28"/>
+        </w:rPr>
+      </w:pPr>
+      <w:r>
+        <w:rPr>
+          <w:sz w:val="28"/>
+          <w:szCs w:val="28"/>
+        </w:rPr>
         <w:t>A</w:t>
       </w:r>
       <w:r>
-        <w:t>z egész játék több fáljból épül fel</w:t>
-      </w:r>
-      <w:r>
+        <w:rPr>
+          <w:sz w:val="28"/>
+          <w:szCs w:val="28"/>
+        </w:rPr>
+        <w:t xml:space="preserve">z egész játék több </w:t>
+      </w:r>
+      <w:r>
+        <w:rPr>
+          <w:sz w:val="28"/>
+          <w:szCs w:val="28"/>
+        </w:rPr>
+        <w:t>fájlból</w:t>
+      </w:r>
+      <w:r>
+        <w:rPr>
+          <w:sz w:val="28"/>
+          <w:szCs w:val="28"/>
+        </w:rPr>
+        <w:t xml:space="preserve"> épül fel</w:t>
+      </w:r>
+      <w:r>
+        <w:rPr>
+          <w:sz w:val="28"/>
+          <w:szCs w:val="28"/>
+        </w:rPr>
         <w:t>.</w:t>
       </w:r>
     </w:p>
     <w:p>
+      <w:pPr>
+        <w:rPr>
+          <w:sz w:val="28"/>
+          <w:szCs w:val="28"/>
+        </w:rPr>
+      </w:pPr>
       <w:r>
         <w:rPr>
           <w:noProof/>
+          <w:sz w:val="28"/>
+          <w:szCs w:val="28"/>
         </w:rPr>
         <w:drawing>
           <wp:inline distT="0" distB="0" distL="0" distR="0" wp14:anchorId="4A76005E" wp14:editId="12345CF9">
@@ -762,7 +2274,7 @@
                     <pic:cNvPicPr/>
                   </pic:nvPicPr>
                   <pic:blipFill>
-                    <a:blip r:embed="rId16"/>
+                    <a:blip r:embed="rId20"/>
                     <a:stretch>
                       <a:fillRect/>
                     </a:stretch>
@@ -784,26 +2296,60 @@
       </w:r>
     </w:p>
     <w:p>
-      <w:r>
+      <w:pPr>
+        <w:rPr>
+          <w:sz w:val="28"/>
+          <w:szCs w:val="28"/>
+        </w:rPr>
+      </w:pPr>
+      <w:r>
+        <w:rPr>
+          <w:sz w:val="28"/>
+          <w:szCs w:val="28"/>
+        </w:rPr>
         <w:t>A</w:t>
       </w:r>
       <w:r>
+        <w:rPr>
+          <w:sz w:val="28"/>
+          <w:szCs w:val="28"/>
+        </w:rPr>
         <w:t xml:space="preserve"> billentyűzetes irányítás useEffectel let</w:t>
       </w:r>
       <w:r>
+        <w:rPr>
+          <w:sz w:val="28"/>
+          <w:szCs w:val="28"/>
+        </w:rPr>
         <w:t>t</w:t>
       </w:r>
       <w:r>
+        <w:rPr>
+          <w:sz w:val="28"/>
+          <w:szCs w:val="28"/>
+        </w:rPr>
         <w:t xml:space="preserve"> megoldva</w:t>
       </w:r>
       <w:r>
+        <w:rPr>
+          <w:sz w:val="28"/>
+          <w:szCs w:val="28"/>
+        </w:rPr>
         <w:t>.</w:t>
       </w:r>
     </w:p>
     <w:p>
+      <w:pPr>
+        <w:rPr>
+          <w:sz w:val="32"/>
+          <w:szCs w:val="32"/>
+        </w:rPr>
+      </w:pPr>
       <w:r>
         <w:rPr>
           <w:noProof/>
+          <w:sz w:val="32"/>
+          <w:szCs w:val="32"/>
         </w:rPr>
         <w:lastRenderedPageBreak/>
         <w:drawing>
@@ -822,7 +2368,7 @@
                     <pic:cNvPicPr/>
                   </pic:nvPicPr>
                   <pic:blipFill>
-                    <a:blip r:embed="rId17"/>
+                    <a:blip r:embed="rId21"/>
                     <a:stretch>
                       <a:fillRect/>
                     </a:stretch>
@@ -843,37 +2389,293 @@
         </w:drawing>
       </w:r>
     </w:p>
-    <w:p/>
+    <w:p>
+      <w:pPr>
+        <w:rPr>
+          <w:sz w:val="32"/>
+          <w:szCs w:val="32"/>
+        </w:rPr>
+      </w:pPr>
+    </w:p>
     <w:p>
       <w:pPr>
         <w:pStyle w:val="Cmsor1"/>
-      </w:pPr>
-      <w:r>
+        <w:rPr>
+          <w:sz w:val="36"/>
+          <w:szCs w:val="36"/>
+        </w:rPr>
+      </w:pPr>
+      <w:r>
+        <w:rPr>
+          <w:sz w:val="36"/>
+          <w:szCs w:val="36"/>
+        </w:rPr>
         <w:t>Fetch API alkalmazás</w:t>
       </w:r>
     </w:p>
-    <w:p/>
+    <w:p>
+      <w:pPr>
+        <w:rPr>
+          <w:sz w:val="28"/>
+          <w:szCs w:val="28"/>
+        </w:rPr>
+      </w:pPr>
+    </w:p>
+    <w:p>
+      <w:pPr>
+        <w:rPr>
+          <w:sz w:val="28"/>
+          <w:szCs w:val="28"/>
+        </w:rPr>
+      </w:pPr>
+      <w:r>
+        <w:rPr>
+          <w:sz w:val="28"/>
+          <w:szCs w:val="28"/>
+        </w:rPr>
+        <w:t xml:space="preserve">Egy javascript Fetch </w:t>
+      </w:r>
+      <w:r>
+        <w:rPr>
+          <w:sz w:val="28"/>
+          <w:szCs w:val="28"/>
+        </w:rPr>
+        <w:t>alkalmazás,</w:t>
+      </w:r>
+      <w:r>
+        <w:rPr>
+          <w:sz w:val="28"/>
+          <w:szCs w:val="28"/>
+        </w:rPr>
+        <w:t xml:space="preserve"> ami egy adatbázis adatait kezeli. Ennek az alapja az </w:t>
+      </w:r>
+      <w:r>
+        <w:rPr>
+          <w:sz w:val="28"/>
+          <w:szCs w:val="28"/>
+        </w:rPr>
+        <w:t>úgynevezett</w:t>
+      </w:r>
+      <w:r>
+        <w:rPr>
+          <w:sz w:val="28"/>
+          <w:szCs w:val="28"/>
+        </w:rPr>
+        <w:t xml:space="preserve"> Ajax</w:t>
+      </w:r>
+      <w:r>
+        <w:rPr>
+          <w:sz w:val="28"/>
+          <w:szCs w:val="28"/>
+        </w:rPr>
+        <w:t>.</w:t>
+      </w:r>
+      <w:r>
+        <w:rPr>
+          <w:sz w:val="28"/>
+          <w:szCs w:val="28"/>
+        </w:rPr>
+        <w:t xml:space="preserve"> az alkalmazás</w:t>
+      </w:r>
+      <w:r>
+        <w:rPr>
+          <w:sz w:val="28"/>
+          <w:szCs w:val="28"/>
+        </w:rPr>
+        <w:t xml:space="preserve"> az adatokat </w:t>
+      </w:r>
+      <w:r>
+        <w:rPr>
+          <w:sz w:val="28"/>
+          <w:szCs w:val="28"/>
+        </w:rPr>
+        <w:t>javascript segítségével olvassa ki a</w:t>
+      </w:r>
+      <w:r>
+        <w:rPr>
+          <w:sz w:val="28"/>
+          <w:szCs w:val="28"/>
+        </w:rPr>
+        <w:t xml:space="preserve">z adatbázisból és jeleníti meg egy táblázatba. </w:t>
+      </w:r>
+    </w:p>
+    <w:p>
+      <w:pPr>
+        <w:rPr>
+          <w:sz w:val="28"/>
+          <w:szCs w:val="28"/>
+        </w:rPr>
+      </w:pPr>
+      <w:r>
+        <w:rPr>
+          <w:sz w:val="28"/>
+          <w:szCs w:val="28"/>
+        </w:rPr>
+        <w:t>Az adatbázis egy hulladéktelepek tartalmának a típusait tartalmazza.</w:t>
+      </w:r>
+    </w:p>
+    <w:p>
+      <w:pPr>
+        <w:rPr>
+          <w:sz w:val="28"/>
+          <w:szCs w:val="28"/>
+        </w:rPr>
+      </w:pPr>
+      <w:r>
+        <w:rPr>
+          <w:sz w:val="28"/>
+          <w:szCs w:val="28"/>
+        </w:rPr>
+        <w:t>Az adatbázis metódusokat egy php fájl tartalmazza.</w:t>
+      </w:r>
+    </w:p>
+    <w:p>
+      <w:pPr>
+        <w:rPr>
+          <w:sz w:val="28"/>
+          <w:szCs w:val="28"/>
+        </w:rPr>
+      </w:pPr>
+      <w:r>
+        <w:rPr>
+          <w:sz w:val="28"/>
+          <w:szCs w:val="28"/>
+        </w:rPr>
+        <w:t>fetchapi.php:</w:t>
+      </w:r>
+    </w:p>
+    <w:p>
+      <w:pPr>
+        <w:rPr>
+          <w:sz w:val="28"/>
+          <w:szCs w:val="28"/>
+        </w:rPr>
+      </w:pPr>
+      <w:r>
+        <w:rPr>
+          <w:noProof/>
+        </w:rPr>
+        <w:lastRenderedPageBreak/>
+        <w:drawing>
+          <wp:inline distT="0" distB="0" distL="0" distR="0" wp14:anchorId="2D0ED70F" wp14:editId="0CAF56C9">
+            <wp:extent cx="5760720" cy="5454015"/>
+            <wp:effectExtent l="0" t="0" r="0" b="0"/>
+            <wp:docPr id="635467034" name="Kép 1"/>
+            <wp:cNvGraphicFramePr>
+              <a:graphicFrameLocks xmlns:a="http://schemas.openxmlformats.org/drawingml/2006/main" noChangeAspect="1"/>
+            </wp:cNvGraphicFramePr>
+            <a:graphic xmlns:a="http://schemas.openxmlformats.org/drawingml/2006/main">
+              <a:graphicData uri="http://schemas.openxmlformats.org/drawingml/2006/picture">
+                <pic:pic xmlns:pic="http://schemas.openxmlformats.org/drawingml/2006/picture">
+                  <pic:nvPicPr>
+                    <pic:cNvPr id="635467034" name=""/>
+                    <pic:cNvPicPr/>
+                  </pic:nvPicPr>
+                  <pic:blipFill>
+                    <a:blip r:embed="rId22"/>
+                    <a:stretch>
+                      <a:fillRect/>
+                    </a:stretch>
+                  </pic:blipFill>
+                  <pic:spPr>
+                    <a:xfrm>
+                      <a:off x="0" y="0"/>
+                      <a:ext cx="5760720" cy="5454015"/>
+                    </a:xfrm>
+                    <a:prstGeom prst="rect">
+                      <a:avLst/>
+                    </a:prstGeom>
+                  </pic:spPr>
+                </pic:pic>
+              </a:graphicData>
+            </a:graphic>
+          </wp:inline>
+        </w:drawing>
+      </w:r>
+    </w:p>
+    <w:p>
+      <w:pPr>
+        <w:rPr>
+          <w:sz w:val="32"/>
+          <w:szCs w:val="32"/>
+        </w:rPr>
+      </w:pPr>
+    </w:p>
     <w:p>
       <w:pPr>
         <w:pStyle w:val="Cmsor1"/>
-      </w:pPr>
-      <w:r>
+        <w:rPr>
+          <w:sz w:val="36"/>
+          <w:szCs w:val="36"/>
+        </w:rPr>
+      </w:pPr>
+      <w:r>
+        <w:rPr>
+          <w:sz w:val="36"/>
+          <w:szCs w:val="36"/>
+        </w:rPr>
         <w:t>Axios alkalmazás</w:t>
       </w:r>
     </w:p>
     <w:p>
-      <w:r>
+      <w:pPr>
+        <w:rPr>
+          <w:sz w:val="28"/>
+          <w:szCs w:val="28"/>
+        </w:rPr>
+      </w:pPr>
+    </w:p>
+    <w:p>
+      <w:pPr>
+        <w:rPr>
+          <w:sz w:val="28"/>
+          <w:szCs w:val="28"/>
+        </w:rPr>
+      </w:pPr>
+      <w:r>
+        <w:rPr>
+          <w:sz w:val="28"/>
+          <w:szCs w:val="28"/>
+        </w:rPr>
         <w:t>React axios alkalmazás adatbázis kezelésre</w:t>
       </w:r>
       <w:r>
+        <w:rPr>
+          <w:sz w:val="28"/>
+          <w:szCs w:val="28"/>
+        </w:rPr>
         <w:t>.</w:t>
       </w:r>
     </w:p>
     <w:p>
+      <w:pPr>
+        <w:rPr>
+          <w:sz w:val="28"/>
+          <w:szCs w:val="28"/>
+        </w:rPr>
+      </w:pPr>
+      <w:r>
+        <w:rPr>
+          <w:sz w:val="28"/>
+          <w:szCs w:val="28"/>
+        </w:rPr>
+        <w:t>Az adatbázis egy hulladéktelepek elhelyezkedésének lokációit tartalmazza.</w:t>
+      </w:r>
+    </w:p>
+    <w:p>
+      <w:pPr>
+        <w:rPr>
+          <w:sz w:val="28"/>
+          <w:szCs w:val="28"/>
+        </w:rPr>
+      </w:pPr>
       <w:r>
         <w:rPr>
           <w:noProof/>
-        </w:rPr>
+          <w:sz w:val="28"/>
+          <w:szCs w:val="28"/>
+        </w:rPr>
+        <w:lastRenderedPageBreak/>
         <w:drawing>
           <wp:inline distT="0" distB="0" distL="0" distR="0" wp14:anchorId="323CFE4C" wp14:editId="6702E20E">
             <wp:extent cx="6100494" cy="1504950"/>
@@ -890,7 +2692,7 @@
                     <pic:cNvPicPr/>
                   </pic:nvPicPr>
                   <pic:blipFill>
-                    <a:blip r:embed="rId18"/>
+                    <a:blip r:embed="rId23"/>
                     <a:stretch>
                       <a:fillRect/>
                     </a:stretch>
@@ -912,25 +2714,76 @@
       </w:r>
     </w:p>
     <w:p>
-      <w:r>
+      <w:pPr>
+        <w:rPr>
+          <w:sz w:val="28"/>
+          <w:szCs w:val="28"/>
+        </w:rPr>
+      </w:pPr>
+      <w:r>
+        <w:rPr>
+          <w:sz w:val="28"/>
+          <w:szCs w:val="28"/>
+        </w:rPr>
         <w:t>A</w:t>
       </w:r>
       <w:r>
+        <w:rPr>
+          <w:sz w:val="28"/>
+          <w:szCs w:val="28"/>
+        </w:rPr>
         <w:t>z alkalmazás közvetlen kapcsolatba van az adatbázissal ez php segítségével lett elérve</w:t>
       </w:r>
       <w:r>
+        <w:rPr>
+          <w:sz w:val="28"/>
+          <w:szCs w:val="28"/>
+        </w:rPr>
         <w:t>.</w:t>
       </w:r>
     </w:p>
     <w:p>
-      <w:r>
-        <w:t>bd.php:</w:t>
-      </w:r>
-    </w:p>
-    <w:p>
+      <w:pPr>
+        <w:rPr>
+          <w:sz w:val="28"/>
+          <w:szCs w:val="28"/>
+        </w:rPr>
+      </w:pPr>
+    </w:p>
+    <w:p>
+      <w:pPr>
+        <w:rPr>
+          <w:sz w:val="28"/>
+          <w:szCs w:val="28"/>
+        </w:rPr>
+      </w:pPr>
+      <w:r>
+        <w:rPr>
+          <w:sz w:val="28"/>
+          <w:szCs w:val="28"/>
+        </w:rPr>
+        <w:t>db</w:t>
+      </w:r>
+      <w:r>
+        <w:rPr>
+          <w:sz w:val="28"/>
+          <w:szCs w:val="28"/>
+        </w:rPr>
+        <w:t>.php:</w:t>
+      </w:r>
+    </w:p>
+    <w:p>
+      <w:pPr>
+        <w:rPr>
+          <w:sz w:val="28"/>
+          <w:szCs w:val="28"/>
+        </w:rPr>
+      </w:pPr>
       <w:r>
         <w:rPr>
           <w:noProof/>
+          <w:sz w:val="28"/>
+          <w:szCs w:val="28"/>
         </w:rPr>
         <w:drawing>
           <wp:inline distT="0" distB="0" distL="0" distR="0" wp14:anchorId="452D2EA8" wp14:editId="00A8D065">
@@ -948,7 +2801,7 @@
                     <pic:cNvPicPr/>
                   </pic:nvPicPr>
                   <pic:blipFill>
-                    <a:blip r:embed="rId19"/>
+                    <a:blip r:embed="rId24"/>
                     <a:stretch>
                       <a:fillRect/>
                     </a:stretch>
@@ -970,14 +2823,40 @@
       </w:r>
     </w:p>
     <w:p>
-      <w:r>
+      <w:pPr>
+        <w:rPr>
+          <w:sz w:val="28"/>
+          <w:szCs w:val="28"/>
+        </w:rPr>
+      </w:pPr>
+    </w:p>
+    <w:p>
+      <w:pPr>
+        <w:rPr>
+          <w:sz w:val="28"/>
+          <w:szCs w:val="28"/>
+        </w:rPr>
+      </w:pPr>
+      <w:r>
+        <w:rPr>
+          <w:sz w:val="28"/>
+          <w:szCs w:val="28"/>
+        </w:rPr>
         <w:t>api.php:</w:t>
       </w:r>
     </w:p>
     <w:p>
+      <w:pPr>
+        <w:rPr>
+          <w:sz w:val="28"/>
+          <w:szCs w:val="28"/>
+        </w:rPr>
+      </w:pPr>
       <w:r>
         <w:rPr>
           <w:noProof/>
+          <w:sz w:val="28"/>
+          <w:szCs w:val="28"/>
         </w:rPr>
         <w:lastRenderedPageBreak/>
         <w:drawing>
@@ -996,7 +2875,7 @@
                     <pic:cNvPicPr/>
                   </pic:nvPicPr>
                   <pic:blipFill>
-                    <a:blip r:embed="rId20"/>
+                    <a:blip r:embed="rId25"/>
                     <a:stretch>
                       <a:fillRect/>
                     </a:stretch>
@@ -1018,26 +2897,60 @@
       </w:r>
     </w:p>
     <w:p>
-      <w:r>
+      <w:pPr>
+        <w:rPr>
+          <w:sz w:val="28"/>
+          <w:szCs w:val="28"/>
+        </w:rPr>
+      </w:pPr>
+      <w:r>
+        <w:rPr>
+          <w:sz w:val="28"/>
+          <w:szCs w:val="28"/>
+        </w:rPr>
         <w:t>E</w:t>
       </w:r>
       <w:r>
+        <w:rPr>
+          <w:sz w:val="28"/>
+          <w:szCs w:val="28"/>
+        </w:rPr>
         <w:t>zen felül lett használva</w:t>
       </w:r>
       <w:r>
+        <w:rPr>
+          <w:sz w:val="28"/>
+          <w:szCs w:val="28"/>
+        </w:rPr>
         <w:t xml:space="preserve"> az</w:t>
       </w:r>
       <w:r>
+        <w:rPr>
+          <w:sz w:val="28"/>
+          <w:szCs w:val="28"/>
+        </w:rPr>
         <w:t xml:space="preserve"> useState</w:t>
       </w:r>
       <w:r>
+        <w:rPr>
+          <w:sz w:val="28"/>
+          <w:szCs w:val="28"/>
+        </w:rPr>
         <w:t>,</w:t>
       </w:r>
     </w:p>
     <w:p>
+      <w:pPr>
+        <w:rPr>
+          <w:sz w:val="28"/>
+          <w:szCs w:val="28"/>
+        </w:rPr>
+      </w:pPr>
       <w:r>
         <w:rPr>
           <w:noProof/>
+          <w:sz w:val="28"/>
+          <w:szCs w:val="28"/>
         </w:rPr>
         <w:drawing>
           <wp:inline distT="0" distB="0" distL="0" distR="0" wp14:anchorId="4707D9EA" wp14:editId="133FB80F">
@@ -1055,7 +2968,7 @@
                     <pic:cNvPicPr/>
                   </pic:nvPicPr>
                   <pic:blipFill>
-                    <a:blip r:embed="rId21"/>
+                    <a:blip r:embed="rId26"/>
                     <a:stretch>
                       <a:fillRect/>
                     </a:stretch>
@@ -1077,17 +2990,39 @@
       </w:r>
     </w:p>
     <w:p>
-      <w:r>
+      <w:pPr>
+        <w:rPr>
+          <w:sz w:val="32"/>
+          <w:szCs w:val="32"/>
+        </w:rPr>
+      </w:pPr>
+      <w:r>
+        <w:rPr>
+          <w:sz w:val="28"/>
+          <w:szCs w:val="28"/>
+        </w:rPr>
         <w:t>valamint funkciók</w:t>
       </w:r>
       <w:r>
+        <w:rPr>
+          <w:sz w:val="32"/>
+          <w:szCs w:val="32"/>
+        </w:rPr>
         <w:t>:</w:t>
       </w:r>
     </w:p>
     <w:p>
+      <w:pPr>
+        <w:rPr>
+          <w:sz w:val="32"/>
+          <w:szCs w:val="32"/>
+        </w:rPr>
+      </w:pPr>
       <w:r>
         <w:rPr>
           <w:noProof/>
+          <w:sz w:val="32"/>
+          <w:szCs w:val="32"/>
         </w:rPr>
         <w:lastRenderedPageBreak/>
         <w:drawing>
@@ -1106,7 +3041,7 @@
                     <pic:cNvPicPr/>
                   </pic:nvPicPr>
                   <pic:blipFill>
-                    <a:blip r:embed="rId22"/>
+                    <a:blip r:embed="rId27"/>
                     <a:stretch>
                       <a:fillRect/>
                     </a:stretch>
@@ -1127,16 +3062,412 @@
         </w:drawing>
       </w:r>
     </w:p>
-    <w:p/>
+    <w:p>
+      <w:pPr>
+        <w:rPr>
+          <w:sz w:val="32"/>
+          <w:szCs w:val="32"/>
+        </w:rPr>
+      </w:pPr>
+    </w:p>
     <w:p>
       <w:pPr>
         <w:pStyle w:val="Cmsor1"/>
-      </w:pPr>
-      <w:r>
+        <w:rPr>
+          <w:sz w:val="36"/>
+          <w:szCs w:val="36"/>
+        </w:rPr>
+      </w:pPr>
+      <w:r>
+        <w:rPr>
+          <w:sz w:val="36"/>
+          <w:szCs w:val="36"/>
+        </w:rPr>
         <w:t>OOJS alkalmazás</w:t>
       </w:r>
     </w:p>
-    <w:p/>
+    <w:p>
+      <w:pPr>
+        <w:rPr>
+          <w:sz w:val="28"/>
+          <w:szCs w:val="28"/>
+        </w:rPr>
+      </w:pPr>
+    </w:p>
+    <w:p>
+      <w:pPr>
+        <w:rPr>
+          <w:sz w:val="28"/>
+          <w:szCs w:val="28"/>
+        </w:rPr>
+      </w:pPr>
+      <w:r>
+        <w:rPr>
+          <w:sz w:val="28"/>
+          <w:szCs w:val="28"/>
+        </w:rPr>
+        <w:t xml:space="preserve">Egy </w:t>
+      </w:r>
+      <w:r>
+        <w:rPr>
+          <w:sz w:val="28"/>
+          <w:szCs w:val="28"/>
+        </w:rPr>
+        <w:t>objektum</w:t>
+      </w:r>
+      <w:r>
+        <w:rPr>
+          <w:sz w:val="28"/>
+          <w:szCs w:val="28"/>
+        </w:rPr>
+        <w:t xml:space="preserve"> </w:t>
+      </w:r>
+      <w:r>
+        <w:rPr>
+          <w:sz w:val="28"/>
+          <w:szCs w:val="28"/>
+        </w:rPr>
+        <w:t>orientált</w:t>
+      </w:r>
+      <w:r>
+        <w:rPr>
+          <w:sz w:val="28"/>
+          <w:szCs w:val="28"/>
+        </w:rPr>
+        <w:t xml:space="preserve"> grafikus javascript alkalmazás</w:t>
+      </w:r>
+      <w:r>
+        <w:rPr>
+          <w:sz w:val="28"/>
+          <w:szCs w:val="28"/>
+        </w:rPr>
+        <w:t>, ami egyetemi tanárok fizetés módosítására szolgál.</w:t>
+      </w:r>
+    </w:p>
+    <w:p>
+      <w:pPr>
+        <w:rPr>
+          <w:sz w:val="28"/>
+          <w:szCs w:val="28"/>
+        </w:rPr>
+      </w:pPr>
+      <w:r>
+        <w:rPr>
+          <w:noProof/>
+        </w:rPr>
+        <w:lastRenderedPageBreak/>
+        <w:drawing>
+          <wp:inline distT="0" distB="0" distL="0" distR="0" wp14:anchorId="5F88CE95" wp14:editId="753E5C11">
+            <wp:extent cx="5760720" cy="4531995"/>
+            <wp:effectExtent l="0" t="0" r="0" b="1905"/>
+            <wp:docPr id="237970219" name="Kép 1"/>
+            <wp:cNvGraphicFramePr>
+              <a:graphicFrameLocks xmlns:a="http://schemas.openxmlformats.org/drawingml/2006/main" noChangeAspect="1"/>
+            </wp:cNvGraphicFramePr>
+            <a:graphic xmlns:a="http://schemas.openxmlformats.org/drawingml/2006/main">
+              <a:graphicData uri="http://schemas.openxmlformats.org/drawingml/2006/picture">
+                <pic:pic xmlns:pic="http://schemas.openxmlformats.org/drawingml/2006/picture">
+                  <pic:nvPicPr>
+                    <pic:cNvPr id="237970219" name=""/>
+                    <pic:cNvPicPr/>
+                  </pic:nvPicPr>
+                  <pic:blipFill>
+                    <a:blip r:embed="rId28"/>
+                    <a:stretch>
+                      <a:fillRect/>
+                    </a:stretch>
+                  </pic:blipFill>
+                  <pic:spPr>
+                    <a:xfrm>
+                      <a:off x="0" y="0"/>
+                      <a:ext cx="5760720" cy="4531995"/>
+                    </a:xfrm>
+                    <a:prstGeom prst="rect">
+                      <a:avLst/>
+                    </a:prstGeom>
+                  </pic:spPr>
+                </pic:pic>
+              </a:graphicData>
+            </a:graphic>
+          </wp:inline>
+        </w:drawing>
+      </w:r>
+    </w:p>
+    <w:p>
+      <w:pPr>
+        <w:rPr>
+          <w:sz w:val="32"/>
+          <w:szCs w:val="32"/>
+        </w:rPr>
+      </w:pPr>
+    </w:p>
+    <w:p>
+      <w:pPr>
+        <w:pStyle w:val="Cmsor1"/>
+        <w:rPr>
+          <w:sz w:val="36"/>
+          <w:szCs w:val="36"/>
+        </w:rPr>
+      </w:pPr>
+      <w:r>
+        <w:rPr>
+          <w:sz w:val="36"/>
+          <w:szCs w:val="36"/>
+        </w:rPr>
+        <w:t>Források és irodalom jegyzék</w:t>
+      </w:r>
+    </w:p>
+    <w:p>
+      <w:pPr>
+        <w:rPr>
+          <w:sz w:val="32"/>
+          <w:szCs w:val="32"/>
+        </w:rPr>
+      </w:pPr>
+    </w:p>
+    <w:p>
+      <w:pPr>
+        <w:rPr>
+          <w:sz w:val="28"/>
+          <w:szCs w:val="28"/>
+        </w:rPr>
+      </w:pPr>
+      <w:r>
+        <w:rPr>
+          <w:sz w:val="28"/>
+          <w:szCs w:val="28"/>
+        </w:rPr>
+        <w:t xml:space="preserve">Egy oldalas alkalmazások: </w:t>
+      </w:r>
+      <w:hyperlink r:id="rId29" w:history="1">
+        <w:r>
+          <w:rPr>
+            <w:rStyle w:val="Hiperhivatkozs"/>
+            <w:sz w:val="28"/>
+            <w:szCs w:val="28"/>
+          </w:rPr>
+          <w:t>https://github.com/ianshulx/React-projects-for-beginners</w:t>
+        </w:r>
+      </w:hyperlink>
+    </w:p>
+    <w:p>
+      <w:pPr>
+        <w:rPr>
+          <w:sz w:val="28"/>
+          <w:szCs w:val="28"/>
+        </w:rPr>
+      </w:pPr>
+      <w:r>
+        <w:rPr>
+          <w:sz w:val="28"/>
+          <w:szCs w:val="28"/>
+        </w:rPr>
+        <w:t>React vite:</w:t>
+      </w:r>
+      <w:r>
+        <w:rPr>
+          <w:sz w:val="28"/>
+          <w:szCs w:val="28"/>
+        </w:rPr>
+        <w:t xml:space="preserve"> </w:t>
+      </w:r>
+      <w:hyperlink r:id="rId30" w:history="1">
+        <w:r>
+          <w:rPr>
+            <w:rStyle w:val="Hiperhivatkozs"/>
+            <w:sz w:val="28"/>
+            <w:szCs w:val="28"/>
+          </w:rPr>
+          <w:t>https://vite.dev/guide</w:t>
+        </w:r>
+      </w:hyperlink>
+    </w:p>
+    <w:p>
+      <w:pPr>
+        <w:rPr>
+          <w:sz w:val="28"/>
+          <w:szCs w:val="28"/>
+        </w:rPr>
+      </w:pPr>
+      <w:r>
+        <w:rPr>
+          <w:sz w:val="28"/>
+          <w:szCs w:val="28"/>
+        </w:rPr>
+        <w:t>tailwind css:</w:t>
+      </w:r>
+      <w:r>
+        <w:rPr>
+          <w:sz w:val="28"/>
+          <w:szCs w:val="28"/>
+        </w:rPr>
+        <w:t xml:space="preserve"> </w:t>
+      </w:r>
+      <w:hyperlink r:id="rId31" w:history="1">
+        <w:r>
+          <w:rPr>
+            <w:rStyle w:val="Hiperhivatkozs"/>
+            <w:sz w:val="28"/>
+            <w:szCs w:val="28"/>
+          </w:rPr>
+          <w:t>https://tailwindcss.com/docs/installation/using-vite</w:t>
+        </w:r>
+      </w:hyperlink>
+    </w:p>
+    <w:p>
+      <w:pPr>
+        <w:rPr>
+          <w:sz w:val="28"/>
+          <w:szCs w:val="28"/>
+        </w:rPr>
+      </w:pPr>
+      <w:r>
+        <w:rPr>
+          <w:sz w:val="28"/>
+          <w:szCs w:val="28"/>
+        </w:rPr>
+        <w:t>daisy UI:</w:t>
+      </w:r>
+      <w:r>
+        <w:rPr>
+          <w:sz w:val="28"/>
+          <w:szCs w:val="28"/>
+        </w:rPr>
+        <w:t xml:space="preserve"> </w:t>
+      </w:r>
+      <w:hyperlink r:id="rId32" w:history="1">
+        <w:r>
+          <w:rPr>
+            <w:rStyle w:val="Hiperhivatkozs"/>
+            <w:sz w:val="28"/>
+            <w:szCs w:val="28"/>
+          </w:rPr>
+          <w:t>https://daisyui.com/docs/intro/</w:t>
+        </w:r>
+      </w:hyperlink>
+    </w:p>
+    <w:p>
+      <w:pPr>
+        <w:rPr>
+          <w:sz w:val="28"/>
+          <w:szCs w:val="28"/>
+        </w:rPr>
+      </w:pPr>
+      <w:r>
+        <w:rPr>
+          <w:sz w:val="28"/>
+          <w:szCs w:val="28"/>
+        </w:rPr>
+        <w:t>javascript:</w:t>
+      </w:r>
+      <w:r>
+        <w:rPr>
+          <w:sz w:val="28"/>
+          <w:szCs w:val="28"/>
+        </w:rPr>
+        <w:t xml:space="preserve"> </w:t>
+      </w:r>
+      <w:hyperlink r:id="rId33" w:history="1">
+        <w:r>
+          <w:rPr>
+            <w:rStyle w:val="Hiperhivatkozs"/>
+            <w:sz w:val="28"/>
+            <w:szCs w:val="28"/>
+          </w:rPr>
+          <w:t>https://www.w3schools.com/js/</w:t>
+        </w:r>
+      </w:hyperlink>
+    </w:p>
+    <w:p>
+      <w:pPr>
+        <w:rPr>
+          <w:sz w:val="28"/>
+          <w:szCs w:val="28"/>
+        </w:rPr>
+      </w:pPr>
+      <w:r>
+        <w:rPr>
+          <w:sz w:val="28"/>
+          <w:szCs w:val="28"/>
+        </w:rPr>
+        <w:t>PHP:</w:t>
+      </w:r>
+      <w:r>
+        <w:rPr>
+          <w:sz w:val="28"/>
+          <w:szCs w:val="28"/>
+        </w:rPr>
+        <w:t xml:space="preserve"> </w:t>
+      </w:r>
+      <w:hyperlink r:id="rId34" w:history="1">
+        <w:r>
+          <w:rPr>
+            <w:rStyle w:val="Hiperhivatkozs"/>
+            <w:sz w:val="28"/>
+            <w:szCs w:val="28"/>
+          </w:rPr>
+          <w:t>https://www.php.net/docs.php</w:t>
+        </w:r>
+      </w:hyperlink>
+    </w:p>
+    <w:p>
+      <w:pPr>
+        <w:rPr>
+          <w:sz w:val="28"/>
+          <w:szCs w:val="28"/>
+        </w:rPr>
+      </w:pPr>
+      <w:r>
+        <w:rPr>
+          <w:sz w:val="28"/>
+          <w:szCs w:val="28"/>
+        </w:rPr>
+        <w:t>nethely:</w:t>
+      </w:r>
+      <w:r>
+        <w:rPr>
+          <w:sz w:val="28"/>
+          <w:szCs w:val="28"/>
+        </w:rPr>
+        <w:t xml:space="preserve"> </w:t>
+      </w:r>
+      <w:hyperlink r:id="rId35" w:history="1">
+        <w:r>
+          <w:rPr>
+            <w:rStyle w:val="Hiperhivatkozs"/>
+            <w:sz w:val="28"/>
+            <w:szCs w:val="28"/>
+          </w:rPr>
+          <w:t>https://www.nethely.hu</w:t>
+        </w:r>
+      </w:hyperlink>
+    </w:p>
+    <w:p>
+      <w:pPr>
+        <w:rPr>
+          <w:sz w:val="28"/>
+          <w:szCs w:val="28"/>
+        </w:rPr>
+      </w:pPr>
+      <w:r>
+        <w:rPr>
+          <w:sz w:val="28"/>
+          <w:szCs w:val="28"/>
+        </w:rPr>
+        <w:lastRenderedPageBreak/>
+        <w:t xml:space="preserve">github: </w:t>
+      </w:r>
+      <w:hyperlink r:id="rId36" w:history="1">
+        <w:r>
+          <w:rPr>
+            <w:rStyle w:val="Hiperhivatkozs"/>
+            <w:sz w:val="28"/>
+            <w:szCs w:val="28"/>
+          </w:rPr>
+          <w:t>https://github.com/TuriBalazs/WebProgEloadas</w:t>
+        </w:r>
+      </w:hyperlink>
+    </w:p>
     <w:sectPr>
       <w:pgSz w:w="11906" w:h="16838"/>
       <w:pgMar w:top="1417" w:right="1417" w:bottom="1417" w:left="1417" w:header="708" w:footer="708" w:gutter="0"/>
@@ -1145,6 +3476,127 @@
     </w:sectPr>
   </w:body>
 </w:document>
+</file>
+
+<file path=word/numbering.xml><?xml version="1.0" encoding="utf-8"?>
+<w:numbering xmlns:wpc="http://schemas.microsoft.com/office/word/2010/wordprocessingCanvas" xmlns:cx="http://schemas.microsoft.com/office/drawing/2014/chartex" xmlns:cx1="http://schemas.microsoft.com/office/drawing/2015/9/8/chartex" xmlns:cx2="http://schemas.microsoft.com/office/drawing/2015/10/21/chartex" xmlns:cx3="http://schemas.microsoft.com/office/drawing/2016/5/9/chartex" xmlns:cx4="http://schemas.microsoft.com/office/drawing/2016/5/10/chartex" xmlns:cx5="http://schemas.microsoft.com/office/drawing/2016/5/11/chartex" xmlns:cx6="http://schemas.microsoft.com/office/drawing/2016/5/12/chartex" xmlns:cx7="http://schemas.microsoft.com/office/drawing/2016/5/13/chartex" xmlns:cx8="http://schemas.microsoft.com/office/drawing/2016/5/14/chartex" xmlns:mc="http://schemas.openxmlformats.org/markup-compatibility/2006" xmlns:aink="http://schemas.microsoft.com/office/drawing/2016/ink" xmlns:am3d="http://schemas.microsoft.com/office/drawing/2017/model3d" xmlns:o="urn:schemas-microsoft-com:office:office" xmlns:oel="http://schemas.microsoft.com/office/2019/extlst" xmlns:r="http://schemas.openxmlformats.org/officeDocument/2006/relationships" xmlns:m="http://schemas.openxmlformats.org/officeDocument/2006/math" xmlns:v="urn:schemas-microsoft-com:vml" xmlns:wp14="http://schemas.microsoft.com/office/word/2010/wordprocessingDrawing" xmlns:wp="http://schemas.openxmlformats.org/drawingml/2006/wordprocessingDrawing" xmlns:w10="urn:schemas-microsoft-com:office:word" xmlns:w="http://schemas.openxmlformats.org/wordprocessingml/2006/main" xmlns:w14="http://schemas.microsoft.com/office/word/2010/wordml" xmlns:w15="http://schemas.microsoft.com/office/word/2012/wordml" xmlns:w16cex="http://schemas.microsoft.com/office/word/2018/wordml/cex" xmlns:w16cid="http://schemas.microsoft.com/office/word/2016/wordml/cid" xmlns:w16="http://schemas.microsoft.com/office/word/2018/wordml" xmlns:w16du="http://schemas.microsoft.com/office/word/2023/wordml/word16du" xmlns:w16sdtdh="http://schemas.microsoft.com/office/word/2020/wordml/sdtdatahash" xmlns:w16sdtfl="http://schemas.microsoft.com/office/word/2024/wordml/sdtformatlock" xmlns:w16se="http://schemas.microsoft.com/office/word/2015/wordml/symex" xmlns:wpg="http://schemas.microsoft.com/office/word/2010/wordprocessingGroup" xmlns:wpi="http://schemas.microsoft.com/office/word/2010/wordprocessingInk" xmlns:wne="http://schemas.microsoft.com/office/word/2006/wordml" xmlns:wps="http://schemas.microsoft.com/office/word/2010/wordprocessingShape" mc:Ignorable="w14 w15 w16se w16cid w16 w16cex w16sdtdh w16sdtfl w16du wp14">
+  <w:abstractNum w:abstractNumId="0" w15:restartNumberingAfterBreak="0">
+    <w:nsid w:val="38FA7E25"/>
+    <w:multiLevelType w:val="hybridMultilevel"/>
+    <w:tmpl w:val="680275A2"/>
+    <w:lvl w:ilvl="0" w:tplc="040E000F">
+      <w:start w:val="1"/>
+      <w:numFmt w:val="decimal"/>
+      <w:lvlText w:val="%1."/>
+      <w:lvlJc w:val="left"/>
+      <w:pPr>
+        <w:ind w:left="720" w:hanging="360"/>
+      </w:pPr>
+    </w:lvl>
+    <w:lvl w:ilvl="1" w:tplc="040E0019">
+      <w:start w:val="1"/>
+      <w:numFmt w:val="lowerLetter"/>
+      <w:lvlText w:val="%2."/>
+      <w:lvlJc w:val="left"/>
+      <w:pPr>
+        <w:ind w:left="1440" w:hanging="360"/>
+      </w:pPr>
+    </w:lvl>
+    <w:lvl w:ilvl="2" w:tplc="040E001B">
+      <w:start w:val="1"/>
+      <w:numFmt w:val="lowerRoman"/>
+      <w:lvlText w:val="%3."/>
+      <w:lvlJc w:val="right"/>
+      <w:pPr>
+        <w:ind w:left="2160" w:hanging="180"/>
+      </w:pPr>
+    </w:lvl>
+    <w:lvl w:ilvl="3" w:tplc="040E000F">
+      <w:start w:val="1"/>
+      <w:numFmt w:val="decimal"/>
+      <w:lvlText w:val="%4."/>
+      <w:lvlJc w:val="left"/>
+      <w:pPr>
+        <w:ind w:left="2880" w:hanging="360"/>
+      </w:pPr>
+    </w:lvl>
+    <w:lvl w:ilvl="4" w:tplc="040E0019">
+      <w:start w:val="1"/>
+      <w:numFmt w:val="lowerLetter"/>
+      <w:lvlText w:val="%5."/>
+      <w:lvlJc w:val="left"/>
+      <w:pPr>
+        <w:ind w:left="3600" w:hanging="360"/>
+      </w:pPr>
+    </w:lvl>
+    <w:lvl w:ilvl="5" w:tplc="040E001B">
+      <w:start w:val="1"/>
+      <w:numFmt w:val="lowerRoman"/>
+      <w:lvlText w:val="%6."/>
+      <w:lvlJc w:val="right"/>
+      <w:pPr>
+        <w:ind w:left="4320" w:hanging="180"/>
+      </w:pPr>
+    </w:lvl>
+    <w:lvl w:ilvl="6" w:tplc="040E000F">
+      <w:start w:val="1"/>
+      <w:numFmt w:val="decimal"/>
+      <w:lvlText w:val="%7."/>
+      <w:lvlJc w:val="left"/>
+      <w:pPr>
+        <w:ind w:left="5040" w:hanging="360"/>
+      </w:pPr>
+    </w:lvl>
+    <w:lvl w:ilvl="7" w:tplc="040E0019">
+      <w:start w:val="1"/>
+      <w:numFmt w:val="lowerLetter"/>
+      <w:lvlText w:val="%8."/>
+      <w:lvlJc w:val="left"/>
+      <w:pPr>
+        <w:ind w:left="5760" w:hanging="360"/>
+      </w:pPr>
+    </w:lvl>
+    <w:lvl w:ilvl="8" w:tplc="040E001B">
+      <w:start w:val="1"/>
+      <w:numFmt w:val="lowerRoman"/>
+      <w:lvlText w:val="%9."/>
+      <w:lvlJc w:val="right"/>
+      <w:pPr>
+        <w:ind w:left="6480" w:hanging="180"/>
+      </w:pPr>
+    </w:lvl>
+  </w:abstractNum>
+  <w:num w:numId="1" w16cid:durableId="318921414">
+    <w:abstractNumId w:val="0"/>
+    <w:lvlOverride w:ilvl="0">
+      <w:startOverride w:val="1"/>
+    </w:lvlOverride>
+    <w:lvlOverride w:ilvl="1">
+      <w:startOverride w:val="1"/>
+    </w:lvlOverride>
+    <w:lvlOverride w:ilvl="2">
+      <w:startOverride w:val="1"/>
+    </w:lvlOverride>
+    <w:lvlOverride w:ilvl="3">
+      <w:startOverride w:val="1"/>
+    </w:lvlOverride>
+    <w:lvlOverride w:ilvl="4">
+      <w:startOverride w:val="1"/>
+    </w:lvlOverride>
+    <w:lvlOverride w:ilvl="5">
+      <w:startOverride w:val="1"/>
+    </w:lvlOverride>
+    <w:lvlOverride w:ilvl="6">
+      <w:startOverride w:val="1"/>
+    </w:lvlOverride>
+    <w:lvlOverride w:ilvl="7">
+      <w:startOverride w:val="1"/>
+    </w:lvlOverride>
+    <w:lvlOverride w:ilvl="8">
+      <w:startOverride w:val="1"/>
+    </w:lvlOverride>
+  </w:num>
+</w:numbering>
 </file>
 
 <file path=word/styles.xml><?xml version="1.0" encoding="utf-8"?>
@@ -1756,7 +4208,6 @@
   <w:style w:type="character" w:default="1" w:styleId="Bekezdsalapbettpusa">
     <w:name w:val="Default Paragraph Font"/>
     <w:uiPriority w:val="1"/>
-    <w:semiHidden/>
     <w:unhideWhenUsed/>
   </w:style>
   <w:style w:type="table" w:default="1" w:styleId="Normltblzat">
@@ -2162,6 +4613,29 @@
       <w:outlineLvl w:val="9"/>
     </w:pPr>
   </w:style>
+  <w:style w:type="character" w:styleId="Hiperhivatkozs">
+    <w:name w:val="Hyperlink"/>
+    <w:basedOn w:val="Bekezdsalapbettpusa"/>
+    <w:uiPriority w:val="99"/>
+    <w:unhideWhenUsed/>
+    <w:rsid w:val="000911B9"/>
+    <w:rPr>
+      <w:color w:val="99CA3C" w:themeColor="hyperlink"/>
+      <w:u w:val="single"/>
+    </w:rPr>
+  </w:style>
+  <w:style w:type="character" w:styleId="Feloldatlanmegemlts">
+    <w:name w:val="Unresolved Mention"/>
+    <w:basedOn w:val="Bekezdsalapbettpusa"/>
+    <w:uiPriority w:val="99"/>
+    <w:semiHidden/>
+    <w:unhideWhenUsed/>
+    <w:rsid w:val="000911B9"/>
+    <w:rPr>
+      <w:color w:val="605E5C"/>
+      <w:shd w:val="clear" w:color="auto" w:fill="E1DFDD"/>
+    </w:rPr>
+  </w:style>
 </w:styles>
 </file>
 

--- a/Web programozás elöadás beadandó dokumentáció.docx
+++ b/Web programozás elöadás beadandó dokumentáció.docx
@@ -168,7 +168,23 @@
           <w:sz w:val="28"/>
           <w:szCs w:val="28"/>
         </w:rPr>
-        <w:t>Láblécbe írja be a készítők nevét és Neptun kódját.</w:t>
+        <w:t xml:space="preserve">Láblécbe írja be a készítők nevét és </w:t>
+      </w:r>
+      <w:proofErr w:type="spellStart"/>
+      <w:r>
+        <w:rPr>
+          <w:sz w:val="28"/>
+          <w:szCs w:val="28"/>
+        </w:rPr>
+        <w:t>Neptun</w:t>
+      </w:r>
+      <w:proofErr w:type="spellEnd"/>
+      <w:r>
+        <w:rPr>
+          <w:sz w:val="28"/>
+          <w:szCs w:val="28"/>
+        </w:rPr>
+        <w:t xml:space="preserve"> kódját.</w:t>
       </w:r>
     </w:p>
     <w:p>
@@ -219,6 +235,7 @@
           <w:szCs w:val="28"/>
         </w:rPr>
       </w:pPr>
+      <w:proofErr w:type="spellStart"/>
       <w:r>
         <w:rPr>
           <w:b/>
@@ -226,8 +243,9 @@
           <w:sz w:val="28"/>
           <w:szCs w:val="28"/>
         </w:rPr>
-        <w:t>React menü</w:t>
-      </w:r>
+        <w:t>React</w:t>
+      </w:r>
+      <w:proofErr w:type="spellEnd"/>
       <w:r>
         <w:rPr>
           <w:b/>
@@ -235,6 +253,26 @@
           <w:sz w:val="28"/>
           <w:szCs w:val="28"/>
         </w:rPr>
+        <w:t xml:space="preserve"> </w:t>
+      </w:r>
+      <w:proofErr w:type="spellStart"/>
+      <w:proofErr w:type="gramStart"/>
+      <w:r>
+        <w:rPr>
+          <w:b/>
+          <w:bCs/>
+          <w:sz w:val="28"/>
+          <w:szCs w:val="28"/>
+        </w:rPr>
+        <w:t>menü</w:t>
+      </w:r>
+      <w:r>
+        <w:rPr>
+          <w:b/>
+          <w:bCs/>
+          <w:sz w:val="28"/>
+          <w:szCs w:val="28"/>
+        </w:rPr>
         <w:t>:</w:t>
       </w:r>
       <w:r>
@@ -242,7 +280,32 @@
           <w:sz w:val="28"/>
           <w:szCs w:val="28"/>
         </w:rPr>
-        <w:t xml:space="preserve">Készítsen egy CRUD alkalmazást React-el, amihez használja fel a választott adatbázis egyik fájljának adatait. </w:t>
+        <w:t>Készítsen</w:t>
+      </w:r>
+      <w:proofErr w:type="spellEnd"/>
+      <w:proofErr w:type="gramEnd"/>
+      <w:r>
+        <w:rPr>
+          <w:sz w:val="28"/>
+          <w:szCs w:val="28"/>
+        </w:rPr>
+        <w:t xml:space="preserve"> egy CRUD alkalmazást </w:t>
+      </w:r>
+      <w:proofErr w:type="spellStart"/>
+      <w:r>
+        <w:rPr>
+          <w:sz w:val="28"/>
+          <w:szCs w:val="28"/>
+        </w:rPr>
+        <w:t>React</w:t>
+      </w:r>
+      <w:proofErr w:type="spellEnd"/>
+      <w:r>
+        <w:rPr>
+          <w:sz w:val="28"/>
+          <w:szCs w:val="28"/>
+        </w:rPr>
+        <w:t xml:space="preserve">-el, amihez használja fel a választott adatbázis egyik fájljának adatait. </w:t>
       </w:r>
     </w:p>
     <w:p>
@@ -277,8 +340,17 @@
           <w:sz w:val="28"/>
           <w:szCs w:val="28"/>
         </w:rPr>
-        <w:t>Készítsen egy Egyoldalas alkalmazást (Single page application, SPA) 2 menüvel. A két menüpontnál valósítson meg 1-1 szabadon választott React alkalmazást, amelyeknek a nehézségi foka legyen hasonló, mint az órán bemutatott Calculator, Tic-Tac-Toe játék alkalmazások nehézségi foka. Mindkettőben használjon komponenseket és useState állapotváltozókat.</w:t>
-      </w:r>
+        <w:t>Készítsen egy Egyoldalas alkalmazást (</w:t>
+      </w:r>
+      <w:proofErr w:type="spellStart"/>
+      <w:r>
+        <w:rPr>
+          <w:sz w:val="28"/>
+          <w:szCs w:val="28"/>
+        </w:rPr>
+        <w:t>Single</w:t>
+      </w:r>
+      <w:proofErr w:type="spellEnd"/>
       <w:r>
         <w:rPr>
           <w:sz w:val="28"/>
@@ -286,6 +358,109 @@
         </w:rPr>
         <w:t xml:space="preserve"> </w:t>
       </w:r>
+      <w:proofErr w:type="spellStart"/>
+      <w:r>
+        <w:rPr>
+          <w:sz w:val="28"/>
+          <w:szCs w:val="28"/>
+        </w:rPr>
+        <w:t>page</w:t>
+      </w:r>
+      <w:proofErr w:type="spellEnd"/>
+      <w:r>
+        <w:rPr>
+          <w:sz w:val="28"/>
+          <w:szCs w:val="28"/>
+        </w:rPr>
+        <w:t xml:space="preserve"> </w:t>
+      </w:r>
+      <w:proofErr w:type="spellStart"/>
+      <w:r>
+        <w:rPr>
+          <w:sz w:val="28"/>
+          <w:szCs w:val="28"/>
+        </w:rPr>
+        <w:t>application</w:t>
+      </w:r>
+      <w:proofErr w:type="spellEnd"/>
+      <w:r>
+        <w:rPr>
+          <w:sz w:val="28"/>
+          <w:szCs w:val="28"/>
+        </w:rPr>
+        <w:t xml:space="preserve">, SPA) 2 menüvel. A két menüpontnál valósítson meg 1-1 szabadon választott </w:t>
+      </w:r>
+      <w:proofErr w:type="spellStart"/>
+      <w:r>
+        <w:rPr>
+          <w:sz w:val="28"/>
+          <w:szCs w:val="28"/>
+        </w:rPr>
+        <w:t>React</w:t>
+      </w:r>
+      <w:proofErr w:type="spellEnd"/>
+      <w:r>
+        <w:rPr>
+          <w:sz w:val="28"/>
+          <w:szCs w:val="28"/>
+        </w:rPr>
+        <w:t xml:space="preserve"> alkalmazást, amelyeknek a nehézségi foka legyen hasonló, mint az órán bemutatott </w:t>
+      </w:r>
+      <w:proofErr w:type="spellStart"/>
+      <w:r>
+        <w:rPr>
+          <w:sz w:val="28"/>
+          <w:szCs w:val="28"/>
+        </w:rPr>
+        <w:t>Calculator</w:t>
+      </w:r>
+      <w:proofErr w:type="spellEnd"/>
+      <w:r>
+        <w:rPr>
+          <w:sz w:val="28"/>
+          <w:szCs w:val="28"/>
+        </w:rPr>
+        <w:t xml:space="preserve">, </w:t>
+      </w:r>
+      <w:proofErr w:type="spellStart"/>
+      <w:r>
+        <w:rPr>
+          <w:sz w:val="28"/>
+          <w:szCs w:val="28"/>
+        </w:rPr>
+        <w:t>Tic-Tac-Toe</w:t>
+      </w:r>
+      <w:proofErr w:type="spellEnd"/>
+      <w:r>
+        <w:rPr>
+          <w:sz w:val="28"/>
+          <w:szCs w:val="28"/>
+        </w:rPr>
+        <w:t xml:space="preserve"> játék alkalmazások nehézségi foka. Mindkettőben használjon komponenseket és </w:t>
+      </w:r>
+      <w:proofErr w:type="spellStart"/>
+      <w:r>
+        <w:rPr>
+          <w:sz w:val="28"/>
+          <w:szCs w:val="28"/>
+        </w:rPr>
+        <w:t>useState</w:t>
+      </w:r>
+      <w:proofErr w:type="spellEnd"/>
+      <w:r>
+        <w:rPr>
+          <w:sz w:val="28"/>
+          <w:szCs w:val="28"/>
+        </w:rPr>
+        <w:t xml:space="preserve"> állapotváltozókat.</w:t>
+      </w:r>
+      <w:r>
+        <w:rPr>
+          <w:sz w:val="28"/>
+          <w:szCs w:val="28"/>
+        </w:rPr>
+        <w:t xml:space="preserve"> </w:t>
+      </w:r>
       <w:r>
         <w:rPr>
           <w:sz w:val="28"/>
@@ -299,7 +474,23 @@
           <w:szCs w:val="28"/>
         </w:rPr>
         <w:lastRenderedPageBreak/>
-        <w:t>használta fel a két React alkalmazást.</w:t>
+        <w:t xml:space="preserve">használta fel a két </w:t>
+      </w:r>
+      <w:proofErr w:type="spellStart"/>
+      <w:r>
+        <w:rPr>
+          <w:sz w:val="28"/>
+          <w:szCs w:val="28"/>
+        </w:rPr>
+        <w:t>React</w:t>
+      </w:r>
+      <w:proofErr w:type="spellEnd"/>
+      <w:r>
+        <w:rPr>
+          <w:sz w:val="28"/>
+          <w:szCs w:val="28"/>
+        </w:rPr>
+        <w:t xml:space="preserve"> alkalmazást.</w:t>
       </w:r>
       <w:r>
         <w:rPr>
@@ -313,8 +504,25 @@
           <w:sz w:val="28"/>
           <w:szCs w:val="28"/>
         </w:rPr>
-        <w:t xml:space="preserve">A GitHub-on készítsen egy </w:t>
-      </w:r>
+        <w:t>A GitHub-</w:t>
+      </w:r>
+      <w:proofErr w:type="spellStart"/>
+      <w:r>
+        <w:rPr>
+          <w:sz w:val="28"/>
+          <w:szCs w:val="28"/>
+        </w:rPr>
+        <w:t>on</w:t>
+      </w:r>
+      <w:proofErr w:type="spellEnd"/>
+      <w:r>
+        <w:rPr>
+          <w:sz w:val="28"/>
+          <w:szCs w:val="28"/>
+        </w:rPr>
+        <w:t xml:space="preserve"> készítsen egy </w:t>
+      </w:r>
+      <w:proofErr w:type="spellStart"/>
       <w:r>
         <w:rPr>
           <w:b/>
@@ -324,6 +532,7 @@
         </w:rPr>
         <w:t>react</w:t>
       </w:r>
+      <w:proofErr w:type="spellEnd"/>
       <w:r>
         <w:rPr>
           <w:sz w:val="28"/>
@@ -331,6 +540,7 @@
         </w:rPr>
         <w:t xml:space="preserve"> mappát, amibe tegye fel a két alkalmazás </w:t>
       </w:r>
+      <w:proofErr w:type="spellStart"/>
       <w:r>
         <w:rPr>
           <w:b/>
@@ -340,6 +550,7 @@
         </w:rPr>
         <w:t>src</w:t>
       </w:r>
+      <w:proofErr w:type="spellEnd"/>
       <w:r>
         <w:rPr>
           <w:sz w:val="28"/>
@@ -347,6 +558,7 @@
         </w:rPr>
         <w:t xml:space="preserve"> és </w:t>
       </w:r>
+      <w:proofErr w:type="spellStart"/>
       <w:r>
         <w:rPr>
           <w:b/>
@@ -356,6 +568,7 @@
         </w:rPr>
         <w:t>dist</w:t>
       </w:r>
+      <w:proofErr w:type="spellEnd"/>
       <w:r>
         <w:rPr>
           <w:sz w:val="28"/>
@@ -375,6 +588,7 @@
           <w:szCs w:val="28"/>
         </w:rPr>
       </w:pPr>
+      <w:proofErr w:type="spellStart"/>
       <w:r>
         <w:rPr>
           <w:b/>
@@ -382,14 +596,56 @@
           <w:sz w:val="28"/>
           <w:szCs w:val="28"/>
         </w:rPr>
-        <w:t>Fetch API menü</w:t>
-      </w:r>
-      <w:r>
-        <w:rPr>
-          <w:sz w:val="28"/>
-          <w:szCs w:val="28"/>
-        </w:rPr>
-        <w:t xml:space="preserve"> Készítsen egy CRUD alkalmazást JavaScript-el és Fetch API-val, amihez használja fel a választott adatbázis egyik fájljának adatait. Az alkalmazás adatait a szerver oldalon adatbázisban tárolja.</w:t>
+        <w:t>Fetch</w:t>
+      </w:r>
+      <w:proofErr w:type="spellEnd"/>
+      <w:r>
+        <w:rPr>
+          <w:b/>
+          <w:bCs/>
+          <w:sz w:val="28"/>
+          <w:szCs w:val="28"/>
+        </w:rPr>
+        <w:t xml:space="preserve"> API menü</w:t>
+      </w:r>
+      <w:r>
+        <w:rPr>
+          <w:sz w:val="28"/>
+          <w:szCs w:val="28"/>
+        </w:rPr>
+        <w:t xml:space="preserve"> Készítsen egy CRUD alkalmazást JavaScript-el és </w:t>
+      </w:r>
+      <w:proofErr w:type="spellStart"/>
+      <w:r>
+        <w:rPr>
+          <w:sz w:val="28"/>
+          <w:szCs w:val="28"/>
+        </w:rPr>
+        <w:t>Fetch</w:t>
+      </w:r>
+      <w:proofErr w:type="spellEnd"/>
+      <w:r>
+        <w:rPr>
+          <w:sz w:val="28"/>
+          <w:szCs w:val="28"/>
+        </w:rPr>
+        <w:t xml:space="preserve"> API-</w:t>
+      </w:r>
+      <w:proofErr w:type="spellStart"/>
+      <w:r>
+        <w:rPr>
+          <w:sz w:val="28"/>
+          <w:szCs w:val="28"/>
+        </w:rPr>
+        <w:t>val</w:t>
+      </w:r>
+      <w:proofErr w:type="spellEnd"/>
+      <w:r>
+        <w:rPr>
+          <w:sz w:val="28"/>
+          <w:szCs w:val="28"/>
+        </w:rPr>
+        <w:t>, amihez használja fel a választott adatbázis egyik fájljának adatait. Az alkalmazás adatait a szerver oldalon adatbázisban tárolja.</w:t>
       </w:r>
     </w:p>
     <w:p>
@@ -403,6 +659,7 @@
           <w:szCs w:val="28"/>
         </w:rPr>
       </w:pPr>
+      <w:proofErr w:type="spellStart"/>
       <w:r>
         <w:rPr>
           <w:b/>
@@ -410,14 +667,56 @@
           <w:sz w:val="28"/>
           <w:szCs w:val="28"/>
         </w:rPr>
-        <w:t xml:space="preserve">Axios </w:t>
-      </w:r>
-      <w:r>
-        <w:rPr>
-          <w:sz w:val="28"/>
-          <w:szCs w:val="28"/>
-        </w:rPr>
-        <w:t>Készítsen egy CRUD alkalmazást React-el és Axios-al, amihez használja fel a választott adatbázis egyik fájljának adatait. Az alkalmazás adatait a szerver oldalon adatbázisban tárolja.</w:t>
+        <w:t>Axios</w:t>
+      </w:r>
+      <w:proofErr w:type="spellEnd"/>
+      <w:r>
+        <w:rPr>
+          <w:b/>
+          <w:bCs/>
+          <w:sz w:val="28"/>
+          <w:szCs w:val="28"/>
+        </w:rPr>
+        <w:t xml:space="preserve"> </w:t>
+      </w:r>
+      <w:r>
+        <w:rPr>
+          <w:sz w:val="28"/>
+          <w:szCs w:val="28"/>
+        </w:rPr>
+        <w:t xml:space="preserve">Készítsen egy CRUD alkalmazást </w:t>
+      </w:r>
+      <w:proofErr w:type="spellStart"/>
+      <w:r>
+        <w:rPr>
+          <w:sz w:val="28"/>
+          <w:szCs w:val="28"/>
+        </w:rPr>
+        <w:t>React</w:t>
+      </w:r>
+      <w:proofErr w:type="spellEnd"/>
+      <w:r>
+        <w:rPr>
+          <w:sz w:val="28"/>
+          <w:szCs w:val="28"/>
+        </w:rPr>
+        <w:t xml:space="preserve">-el és </w:t>
+      </w:r>
+      <w:proofErr w:type="spellStart"/>
+      <w:r>
+        <w:rPr>
+          <w:sz w:val="28"/>
+          <w:szCs w:val="28"/>
+        </w:rPr>
+        <w:t>Axios-al</w:t>
+      </w:r>
+      <w:proofErr w:type="spellEnd"/>
+      <w:r>
+        <w:rPr>
+          <w:sz w:val="28"/>
+          <w:szCs w:val="28"/>
+        </w:rPr>
+        <w:t>, amihez használja fel a választott adatbázis egyik fájljának adatait. Az alkalmazás adatait a szerver oldalon adatbázisban tárolja.</w:t>
       </w:r>
     </w:p>
     <w:p>
@@ -467,8 +766,90 @@
           <w:sz w:val="28"/>
           <w:szCs w:val="28"/>
         </w:rPr>
-        <w:t>. Alkalmazza a következőket: class, constructor, metódusok, document.body.appendChild, extends, super</w:t>
-      </w:r>
+        <w:t xml:space="preserve">. Alkalmazza a következőket: </w:t>
+      </w:r>
+      <w:proofErr w:type="spellStart"/>
+      <w:r>
+        <w:rPr>
+          <w:sz w:val="28"/>
+          <w:szCs w:val="28"/>
+        </w:rPr>
+        <w:t>class</w:t>
+      </w:r>
+      <w:proofErr w:type="spellEnd"/>
+      <w:r>
+        <w:rPr>
+          <w:sz w:val="28"/>
+          <w:szCs w:val="28"/>
+        </w:rPr>
+        <w:t xml:space="preserve">, </w:t>
+      </w:r>
+      <w:proofErr w:type="spellStart"/>
+      <w:r>
+        <w:rPr>
+          <w:sz w:val="28"/>
+          <w:szCs w:val="28"/>
+        </w:rPr>
+        <w:t>constructor</w:t>
+      </w:r>
+      <w:proofErr w:type="spellEnd"/>
+      <w:r>
+        <w:rPr>
+          <w:sz w:val="28"/>
+          <w:szCs w:val="28"/>
+        </w:rPr>
+        <w:t xml:space="preserve">, metódusok, </w:t>
+      </w:r>
+      <w:proofErr w:type="spellStart"/>
+      <w:proofErr w:type="gramStart"/>
+      <w:r>
+        <w:rPr>
+          <w:sz w:val="28"/>
+          <w:szCs w:val="28"/>
+        </w:rPr>
+        <w:t>document.body</w:t>
+      </w:r>
+      <w:proofErr w:type="gramEnd"/>
+      <w:r>
+        <w:rPr>
+          <w:sz w:val="28"/>
+          <w:szCs w:val="28"/>
+        </w:rPr>
+        <w:t>.appendChild</w:t>
+      </w:r>
+      <w:proofErr w:type="spellEnd"/>
+      <w:r>
+        <w:rPr>
+          <w:sz w:val="28"/>
+          <w:szCs w:val="28"/>
+        </w:rPr>
+        <w:t xml:space="preserve">, </w:t>
+      </w:r>
+      <w:proofErr w:type="spellStart"/>
+      <w:r>
+        <w:rPr>
+          <w:sz w:val="28"/>
+          <w:szCs w:val="28"/>
+        </w:rPr>
+        <w:t>extends</w:t>
+      </w:r>
+      <w:proofErr w:type="spellEnd"/>
+      <w:r>
+        <w:rPr>
+          <w:sz w:val="28"/>
+          <w:szCs w:val="28"/>
+        </w:rPr>
+        <w:t xml:space="preserve">, </w:t>
+      </w:r>
+      <w:proofErr w:type="spellStart"/>
+      <w:r>
+        <w:rPr>
+          <w:sz w:val="28"/>
+          <w:szCs w:val="28"/>
+        </w:rPr>
+        <w:t>super</w:t>
+      </w:r>
+      <w:proofErr w:type="spellEnd"/>
     </w:p>
     <w:p>
       <w:pPr>
@@ -615,14 +996,23 @@
           <w:sz w:val="28"/>
           <w:szCs w:val="28"/>
         </w:rPr>
-        <w:t>A GitHub-on a projektmunka módszert alkalmazzák: látszódjék, hogy a csoport tagjai melyik részt készítették el.</w:t>
-      </w:r>
-      <w:r>
-        <w:rPr>
-          <w:sz w:val="28"/>
-          <w:szCs w:val="28"/>
-        </w:rPr>
-        <w:t xml:space="preserve"> </w:t>
+        <w:t>A GitHub-</w:t>
+      </w:r>
+      <w:proofErr w:type="spellStart"/>
+      <w:r>
+        <w:rPr>
+          <w:sz w:val="28"/>
+          <w:szCs w:val="28"/>
+        </w:rPr>
+        <w:t>on</w:t>
+      </w:r>
+      <w:proofErr w:type="spellEnd"/>
+      <w:r>
+        <w:rPr>
+          <w:sz w:val="28"/>
+          <w:szCs w:val="28"/>
+        </w:rPr>
+        <w:t xml:space="preserve"> a projektmunka módszert alkalmazzák: látszódjék, hogy a csoport tagjai melyik részt készítették el. </w:t>
       </w:r>
       <w:r>
         <w:rPr>
@@ -683,7 +1073,23 @@
           <w:sz w:val="28"/>
           <w:szCs w:val="28"/>
         </w:rPr>
-        <w:t xml:space="preserve"> react használatával</w:t>
+        <w:t xml:space="preserve"> </w:t>
+      </w:r>
+      <w:proofErr w:type="spellStart"/>
+      <w:r>
+        <w:rPr>
+          <w:sz w:val="28"/>
+          <w:szCs w:val="28"/>
+        </w:rPr>
+        <w:t>react</w:t>
+      </w:r>
+      <w:proofErr w:type="spellEnd"/>
+      <w:r>
+        <w:rPr>
+          <w:sz w:val="28"/>
+          <w:szCs w:val="28"/>
+        </w:rPr>
+        <w:t xml:space="preserve"> használatával</w:t>
       </w:r>
       <w:r>
         <w:rPr>
@@ -711,7 +1117,23 @@
           <w:sz w:val="28"/>
           <w:szCs w:val="28"/>
         </w:rPr>
-        <w:t xml:space="preserve"> ami több alkalmazást is tartalmaz. A navigáláshoz react router segítségével valósítottuk meg</w:t>
+        <w:t xml:space="preserve"> ami több alkalmazást is tartalmaz. A navigáláshoz </w:t>
+      </w:r>
+      <w:proofErr w:type="spellStart"/>
+      <w:r>
+        <w:rPr>
+          <w:sz w:val="28"/>
+          <w:szCs w:val="28"/>
+        </w:rPr>
+        <w:t>react</w:t>
+      </w:r>
+      <w:proofErr w:type="spellEnd"/>
+      <w:r>
+        <w:rPr>
+          <w:sz w:val="28"/>
+          <w:szCs w:val="28"/>
+        </w:rPr>
+        <w:t xml:space="preserve"> router segítségével valósítottuk meg</w:t>
       </w:r>
       <w:r>
         <w:rPr>
@@ -849,7 +1271,55 @@
           <w:sz w:val="28"/>
           <w:szCs w:val="28"/>
         </w:rPr>
-        <w:t>Az oldal tailwind css és daisy UI használatával készült</w:t>
+        <w:t xml:space="preserve">Az oldal </w:t>
+      </w:r>
+      <w:proofErr w:type="spellStart"/>
+      <w:r>
+        <w:rPr>
+          <w:sz w:val="28"/>
+          <w:szCs w:val="28"/>
+        </w:rPr>
+        <w:t>tailwind</w:t>
+      </w:r>
+      <w:proofErr w:type="spellEnd"/>
+      <w:r>
+        <w:rPr>
+          <w:sz w:val="28"/>
+          <w:szCs w:val="28"/>
+        </w:rPr>
+        <w:t xml:space="preserve"> </w:t>
+      </w:r>
+      <w:proofErr w:type="spellStart"/>
+      <w:r>
+        <w:rPr>
+          <w:sz w:val="28"/>
+          <w:szCs w:val="28"/>
+        </w:rPr>
+        <w:t>css</w:t>
+      </w:r>
+      <w:proofErr w:type="spellEnd"/>
+      <w:r>
+        <w:rPr>
+          <w:sz w:val="28"/>
+          <w:szCs w:val="28"/>
+        </w:rPr>
+        <w:t xml:space="preserve"> és </w:t>
+      </w:r>
+      <w:proofErr w:type="spellStart"/>
+      <w:r>
+        <w:rPr>
+          <w:sz w:val="28"/>
+          <w:szCs w:val="28"/>
+        </w:rPr>
+        <w:t>daisy</w:t>
+      </w:r>
+      <w:proofErr w:type="spellEnd"/>
+      <w:r>
+        <w:rPr>
+          <w:sz w:val="28"/>
+          <w:szCs w:val="28"/>
+        </w:rPr>
+        <w:t xml:space="preserve"> UI használatával készült</w:t>
       </w:r>
       <w:r>
         <w:rPr>
@@ -886,7 +1356,25 @@
           <w:sz w:val="28"/>
           <w:szCs w:val="28"/>
         </w:rPr>
-        <w:t>Néhány elem látható az összes elkészített oldalon például a header ami tartalmazza a navigációt is,</w:t>
+        <w:t xml:space="preserve">Néhány elem látható az összes elkészített oldalon például a </w:t>
+      </w:r>
+      <w:proofErr w:type="spellStart"/>
+      <w:proofErr w:type="gramStart"/>
+      <w:r>
+        <w:rPr>
+          <w:sz w:val="28"/>
+          <w:szCs w:val="28"/>
+        </w:rPr>
+        <w:t>header</w:t>
+      </w:r>
+      <w:proofErr w:type="spellEnd"/>
+      <w:proofErr w:type="gramEnd"/>
+      <w:r>
+        <w:rPr>
+          <w:sz w:val="28"/>
+          <w:szCs w:val="28"/>
+        </w:rPr>
+        <w:t xml:space="preserve"> ami tartalmazza a navigációt is,</w:t>
       </w:r>
     </w:p>
     <w:p>
@@ -957,7 +1445,23 @@
           <w:sz w:val="28"/>
           <w:szCs w:val="28"/>
         </w:rPr>
-        <w:t xml:space="preserve"> és eltűnik ha az ablakán kívül kattint a felhasználó</w:t>
+        <w:t xml:space="preserve"> és </w:t>
+      </w:r>
+      <w:proofErr w:type="gramStart"/>
+      <w:r>
+        <w:rPr>
+          <w:sz w:val="28"/>
+          <w:szCs w:val="28"/>
+        </w:rPr>
+        <w:t>eltűnik</w:t>
+      </w:r>
+      <w:proofErr w:type="gramEnd"/>
+      <w:r>
+        <w:rPr>
+          <w:sz w:val="28"/>
+          <w:szCs w:val="28"/>
+        </w:rPr>
+        <w:t xml:space="preserve"> ha az ablakán kívül kattint a felhasználó</w:t>
       </w:r>
       <w:r>
         <w:rPr>
@@ -1035,7 +1539,23 @@
           <w:sz w:val="28"/>
           <w:szCs w:val="28"/>
         </w:rPr>
-        <w:t>A másik komponens a lábléc, ami tartalmazza a csapattagok nevét és neptunkódját.</w:t>
+        <w:t xml:space="preserve">A másik komponens a lábléc, ami tartalmazza a csapattagok nevét és </w:t>
+      </w:r>
+      <w:proofErr w:type="spellStart"/>
+      <w:r>
+        <w:rPr>
+          <w:sz w:val="28"/>
+          <w:szCs w:val="28"/>
+        </w:rPr>
+        <w:t>neptunkódját</w:t>
+      </w:r>
+      <w:proofErr w:type="spellEnd"/>
+      <w:r>
+        <w:rPr>
+          <w:sz w:val="28"/>
+          <w:szCs w:val="28"/>
+        </w:rPr>
+        <w:t>.</w:t>
       </w:r>
     </w:p>
     <w:p>
@@ -1234,21 +1754,23 @@
           <w:sz w:val="28"/>
           <w:szCs w:val="28"/>
         </w:rPr>
-        <w:t xml:space="preserve"> CRUD alkalmazás javascript </w:t>
-      </w:r>
-      <w:r>
-        <w:rPr>
-          <w:sz w:val="28"/>
-          <w:szCs w:val="28"/>
-        </w:rPr>
-        <w:t>használatával,</w:t>
-      </w:r>
-      <w:r>
-        <w:rPr>
-          <w:sz w:val="28"/>
-          <w:szCs w:val="28"/>
-        </w:rPr>
-        <w:t xml:space="preserve"> ami egy adatbázis adatait </w:t>
+        <w:t xml:space="preserve"> CRUD alkalmazás </w:t>
+      </w:r>
+      <w:proofErr w:type="spellStart"/>
+      <w:r>
+        <w:rPr>
+          <w:sz w:val="28"/>
+          <w:szCs w:val="28"/>
+        </w:rPr>
+        <w:t>javascript</w:t>
+      </w:r>
+      <w:proofErr w:type="spellEnd"/>
+      <w:r>
+        <w:rPr>
+          <w:sz w:val="28"/>
+          <w:szCs w:val="28"/>
+        </w:rPr>
+        <w:t xml:space="preserve"> használatával, ami egy adatbázis adatait </w:t>
       </w:r>
       <w:r>
         <w:rPr>
@@ -1367,12 +1889,21 @@
           <w:szCs w:val="28"/>
         </w:rPr>
       </w:pPr>
-      <w:r>
-        <w:rPr>
-          <w:sz w:val="28"/>
-          <w:szCs w:val="28"/>
-        </w:rPr>
-        <w:t>React alkalmazás, ami előre tárolt adatokat ír ki képernyőre.</w:t>
+      <w:proofErr w:type="spellStart"/>
+      <w:r>
+        <w:rPr>
+          <w:sz w:val="28"/>
+          <w:szCs w:val="28"/>
+        </w:rPr>
+        <w:t>React</w:t>
+      </w:r>
+      <w:proofErr w:type="spellEnd"/>
+      <w:r>
+        <w:rPr>
+          <w:sz w:val="28"/>
+          <w:szCs w:val="28"/>
+        </w:rPr>
+        <w:t xml:space="preserve"> alkalmazás, ami előre tárolt adatokat ír ki képernyőre.</w:t>
       </w:r>
     </w:p>
     <w:p>
@@ -1530,7 +2061,23 @@
           <w:sz w:val="28"/>
           <w:szCs w:val="28"/>
         </w:rPr>
-        <w:t>z alkalmazáshoz tömböt és useState lett használva</w:t>
+        <w:t xml:space="preserve">z alkalmazáshoz tömböt és </w:t>
+      </w:r>
+      <w:proofErr w:type="spellStart"/>
+      <w:r>
+        <w:rPr>
+          <w:sz w:val="28"/>
+          <w:szCs w:val="28"/>
+        </w:rPr>
+        <w:t>useState</w:t>
+      </w:r>
+      <w:proofErr w:type="spellEnd"/>
+      <w:r>
+        <w:rPr>
+          <w:sz w:val="28"/>
+          <w:szCs w:val="28"/>
+        </w:rPr>
+        <w:t xml:space="preserve"> lett használva</w:t>
       </w:r>
       <w:r>
         <w:rPr>
@@ -1722,7 +2269,23 @@
           <w:sz w:val="28"/>
           <w:szCs w:val="28"/>
         </w:rPr>
-        <w:t>ez a háttérben useState segítségével lett megoldva</w:t>
+        <w:t xml:space="preserve">ez a háttérben </w:t>
+      </w:r>
+      <w:proofErr w:type="spellStart"/>
+      <w:r>
+        <w:rPr>
+          <w:sz w:val="28"/>
+          <w:szCs w:val="28"/>
+        </w:rPr>
+        <w:t>useState</w:t>
+      </w:r>
+      <w:proofErr w:type="spellEnd"/>
+      <w:r>
+        <w:rPr>
+          <w:sz w:val="28"/>
+          <w:szCs w:val="28"/>
+        </w:rPr>
+        <w:t xml:space="preserve"> segítségével lett megoldva</w:t>
       </w:r>
       <w:r>
         <w:rPr>
@@ -1802,7 +2365,39 @@
           <w:sz w:val="28"/>
           <w:szCs w:val="28"/>
         </w:rPr>
-        <w:t>Az alkalmazások egy github respertoriból lettek felhasználva</w:t>
+        <w:t xml:space="preserve">Az alkalmazások egy </w:t>
+      </w:r>
+      <w:proofErr w:type="spellStart"/>
+      <w:r>
+        <w:rPr>
+          <w:sz w:val="28"/>
+          <w:szCs w:val="28"/>
+        </w:rPr>
+        <w:t>github</w:t>
+      </w:r>
+      <w:proofErr w:type="spellEnd"/>
+      <w:r>
+        <w:rPr>
+          <w:sz w:val="28"/>
+          <w:szCs w:val="28"/>
+        </w:rPr>
+        <w:t xml:space="preserve"> </w:t>
+      </w:r>
+      <w:proofErr w:type="spellStart"/>
+      <w:r>
+        <w:rPr>
+          <w:sz w:val="28"/>
+          <w:szCs w:val="28"/>
+        </w:rPr>
+        <w:t>respertoriból</w:t>
+      </w:r>
+      <w:proofErr w:type="spellEnd"/>
+      <w:r>
+        <w:rPr>
+          <w:sz w:val="28"/>
+          <w:szCs w:val="28"/>
+        </w:rPr>
+        <w:t xml:space="preserve"> lettek felhasználva</w:t>
       </w:r>
     </w:p>
     <w:p>
@@ -1964,7 +2559,23 @@
           <w:sz w:val="28"/>
           <w:szCs w:val="28"/>
         </w:rPr>
-        <w:t>Ezt useState segítségével lett megvalósítva</w:t>
+        <w:t xml:space="preserve">Ezt </w:t>
+      </w:r>
+      <w:proofErr w:type="spellStart"/>
+      <w:r>
+        <w:rPr>
+          <w:sz w:val="28"/>
+          <w:szCs w:val="28"/>
+        </w:rPr>
+        <w:t>useState</w:t>
+      </w:r>
+      <w:proofErr w:type="spellEnd"/>
+      <w:r>
+        <w:rPr>
+          <w:sz w:val="28"/>
+          <w:szCs w:val="28"/>
+        </w:rPr>
+        <w:t xml:space="preserve"> segítségével lett megvalósítva</w:t>
       </w:r>
       <w:r>
         <w:rPr>
@@ -2141,7 +2752,23 @@
           <w:sz w:val="28"/>
           <w:szCs w:val="28"/>
         </w:rPr>
-        <w:t>Egy működő tetris játék</w:t>
+        <w:t xml:space="preserve">Egy működő </w:t>
+      </w:r>
+      <w:proofErr w:type="spellStart"/>
+      <w:r>
+        <w:rPr>
+          <w:sz w:val="28"/>
+          <w:szCs w:val="28"/>
+        </w:rPr>
+        <w:t>tetris</w:t>
+      </w:r>
+      <w:proofErr w:type="spellEnd"/>
+      <w:r>
+        <w:rPr>
+          <w:sz w:val="28"/>
+          <w:szCs w:val="28"/>
+        </w:rPr>
+        <w:t xml:space="preserve"> játék</w:t>
       </w:r>
       <w:r>
         <w:rPr>
@@ -2314,7 +2941,23 @@
           <w:sz w:val="28"/>
           <w:szCs w:val="28"/>
         </w:rPr>
-        <w:t xml:space="preserve"> billentyűzetes irányítás useEffectel let</w:t>
+        <w:t xml:space="preserve"> billentyűzetes irányítás </w:t>
+      </w:r>
+      <w:proofErr w:type="spellStart"/>
+      <w:r>
+        <w:rPr>
+          <w:sz w:val="28"/>
+          <w:szCs w:val="28"/>
+        </w:rPr>
+        <w:t>useEffectel</w:t>
+      </w:r>
+      <w:proofErr w:type="spellEnd"/>
+      <w:r>
+        <w:rPr>
+          <w:sz w:val="28"/>
+          <w:szCs w:val="28"/>
+        </w:rPr>
+        <w:t xml:space="preserve"> let</w:t>
       </w:r>
       <w:r>
         <w:rPr>
@@ -2433,21 +3076,39 @@
           <w:sz w:val="28"/>
           <w:szCs w:val="28"/>
         </w:rPr>
-        <w:t xml:space="preserve">Egy javascript Fetch </w:t>
-      </w:r>
-      <w:r>
-        <w:rPr>
-          <w:sz w:val="28"/>
-          <w:szCs w:val="28"/>
-        </w:rPr>
-        <w:t>alkalmazás,</w:t>
-      </w:r>
-      <w:r>
-        <w:rPr>
-          <w:sz w:val="28"/>
-          <w:szCs w:val="28"/>
-        </w:rPr>
-        <w:t xml:space="preserve"> ami egy adatbázis adatait kezeli. Ennek az alapja az </w:t>
+        <w:t xml:space="preserve">Egy </w:t>
+      </w:r>
+      <w:proofErr w:type="spellStart"/>
+      <w:r>
+        <w:rPr>
+          <w:sz w:val="28"/>
+          <w:szCs w:val="28"/>
+        </w:rPr>
+        <w:t>javascript</w:t>
+      </w:r>
+      <w:proofErr w:type="spellEnd"/>
+      <w:r>
+        <w:rPr>
+          <w:sz w:val="28"/>
+          <w:szCs w:val="28"/>
+        </w:rPr>
+        <w:t xml:space="preserve"> </w:t>
+      </w:r>
+      <w:proofErr w:type="spellStart"/>
+      <w:r>
+        <w:rPr>
+          <w:sz w:val="28"/>
+          <w:szCs w:val="28"/>
+        </w:rPr>
+        <w:t>Fetch</w:t>
+      </w:r>
+      <w:proofErr w:type="spellEnd"/>
+      <w:r>
+        <w:rPr>
+          <w:sz w:val="28"/>
+          <w:szCs w:val="28"/>
+        </w:rPr>
+        <w:t xml:space="preserve"> alkalmazás, ami egy adatbázis adatait kezeli. Ennek az alapja az </w:t>
       </w:r>
       <w:r>
         <w:rPr>
@@ -2461,14 +3122,7 @@
           <w:sz w:val="28"/>
           <w:szCs w:val="28"/>
         </w:rPr>
-        <w:t xml:space="preserve"> Ajax</w:t>
-      </w:r>
-      <w:r>
-        <w:rPr>
-          <w:sz w:val="28"/>
-          <w:szCs w:val="28"/>
-        </w:rPr>
-        <w:t>.</w:t>
+        <w:t xml:space="preserve"> Ajax.</w:t>
       </w:r>
       <w:r>
         <w:rPr>
@@ -2484,12 +3138,21 @@
         </w:rPr>
         <w:t xml:space="preserve"> az adatokat </w:t>
       </w:r>
-      <w:r>
-        <w:rPr>
-          <w:sz w:val="28"/>
-          <w:szCs w:val="28"/>
-        </w:rPr>
-        <w:t>javascript segítségével olvassa ki a</w:t>
+      <w:proofErr w:type="spellStart"/>
+      <w:r>
+        <w:rPr>
+          <w:sz w:val="28"/>
+          <w:szCs w:val="28"/>
+        </w:rPr>
+        <w:t>javascript</w:t>
+      </w:r>
+      <w:proofErr w:type="spellEnd"/>
+      <w:r>
+        <w:rPr>
+          <w:sz w:val="28"/>
+          <w:szCs w:val="28"/>
+        </w:rPr>
+        <w:t xml:space="preserve"> segítségével olvassa ki a</w:t>
       </w:r>
       <w:r>
         <w:rPr>
@@ -2536,12 +3199,21 @@
           <w:szCs w:val="28"/>
         </w:rPr>
       </w:pPr>
-      <w:r>
-        <w:rPr>
-          <w:sz w:val="28"/>
-          <w:szCs w:val="28"/>
-        </w:rPr>
-        <w:t>fetchapi.php:</w:t>
+      <w:proofErr w:type="spellStart"/>
+      <w:r>
+        <w:rPr>
+          <w:sz w:val="28"/>
+          <w:szCs w:val="28"/>
+        </w:rPr>
+        <w:t>fetchapi.php</w:t>
+      </w:r>
+      <w:proofErr w:type="spellEnd"/>
+      <w:r>
+        <w:rPr>
+          <w:sz w:val="28"/>
+          <w:szCs w:val="28"/>
+        </w:rPr>
+        <w:t>:</w:t>
       </w:r>
     </w:p>
     <w:p>
@@ -2632,12 +3304,37 @@
           <w:szCs w:val="28"/>
         </w:rPr>
       </w:pPr>
-      <w:r>
-        <w:rPr>
-          <w:sz w:val="28"/>
-          <w:szCs w:val="28"/>
-        </w:rPr>
-        <w:t>React axios alkalmazás adatbázis kezelésre</w:t>
+      <w:proofErr w:type="spellStart"/>
+      <w:r>
+        <w:rPr>
+          <w:sz w:val="28"/>
+          <w:szCs w:val="28"/>
+        </w:rPr>
+        <w:t>React</w:t>
+      </w:r>
+      <w:proofErr w:type="spellEnd"/>
+      <w:r>
+        <w:rPr>
+          <w:sz w:val="28"/>
+          <w:szCs w:val="28"/>
+        </w:rPr>
+        <w:t xml:space="preserve"> </w:t>
+      </w:r>
+      <w:proofErr w:type="spellStart"/>
+      <w:r>
+        <w:rPr>
+          <w:sz w:val="28"/>
+          <w:szCs w:val="28"/>
+        </w:rPr>
+        <w:t>axios</w:t>
+      </w:r>
+      <w:proofErr w:type="spellEnd"/>
+      <w:r>
+        <w:rPr>
+          <w:sz w:val="28"/>
+          <w:szCs w:val="28"/>
+        </w:rPr>
+        <w:t xml:space="preserve"> alkalmazás adatbázis kezelésre</w:t>
       </w:r>
       <w:r>
         <w:rPr>
@@ -2757,6 +3454,7 @@
           <w:szCs w:val="28"/>
         </w:rPr>
       </w:pPr>
+      <w:proofErr w:type="spellStart"/>
       <w:r>
         <w:rPr>
           <w:sz w:val="28"/>
@@ -2769,7 +3467,15 @@
           <w:sz w:val="28"/>
           <w:szCs w:val="28"/>
         </w:rPr>
-        <w:t>.php:</w:t>
+        <w:t>.php</w:t>
+      </w:r>
+      <w:proofErr w:type="spellEnd"/>
+      <w:r>
+        <w:rPr>
+          <w:sz w:val="28"/>
+          <w:szCs w:val="28"/>
+        </w:rPr>
+        <w:t>:</w:t>
       </w:r>
     </w:p>
     <w:p>
@@ -2837,12 +3543,21 @@
           <w:szCs w:val="28"/>
         </w:rPr>
       </w:pPr>
-      <w:r>
-        <w:rPr>
-          <w:sz w:val="28"/>
-          <w:szCs w:val="28"/>
-        </w:rPr>
-        <w:t>api.php:</w:t>
+      <w:proofErr w:type="spellStart"/>
+      <w:r>
+        <w:rPr>
+          <w:sz w:val="28"/>
+          <w:szCs w:val="28"/>
+        </w:rPr>
+        <w:t>api.php</w:t>
+      </w:r>
+      <w:proofErr w:type="spellEnd"/>
+      <w:r>
+        <w:rPr>
+          <w:sz w:val="28"/>
+          <w:szCs w:val="28"/>
+        </w:rPr>
+        <w:t>:</w:t>
       </w:r>
     </w:p>
     <w:p>
@@ -2929,8 +3644,17 @@
           <w:sz w:val="28"/>
           <w:szCs w:val="28"/>
         </w:rPr>
-        <w:t xml:space="preserve"> useState</w:t>
-      </w:r>
+        <w:t xml:space="preserve"> </w:t>
+      </w:r>
+      <w:proofErr w:type="spellStart"/>
+      <w:r>
+        <w:rPr>
+          <w:sz w:val="28"/>
+          <w:szCs w:val="28"/>
+        </w:rPr>
+        <w:t>useState</w:t>
+      </w:r>
+      <w:proofErr w:type="spellEnd"/>
       <w:r>
         <w:rPr>
           <w:sz w:val="28"/>
@@ -3134,7 +3858,23 @@
           <w:sz w:val="28"/>
           <w:szCs w:val="28"/>
         </w:rPr>
-        <w:t xml:space="preserve"> grafikus javascript alkalmazás</w:t>
+        <w:t xml:space="preserve"> grafikus </w:t>
+      </w:r>
+      <w:proofErr w:type="spellStart"/>
+      <w:r>
+        <w:rPr>
+          <w:sz w:val="28"/>
+          <w:szCs w:val="28"/>
+        </w:rPr>
+        <w:t>javascript</w:t>
+      </w:r>
+      <w:proofErr w:type="spellEnd"/>
+      <w:r>
+        <w:rPr>
+          <w:sz w:val="28"/>
+          <w:szCs w:val="28"/>
+        </w:rPr>
+        <w:t xml:space="preserve"> alkalmazás</w:t>
       </w:r>
       <w:r>
         <w:rPr>
@@ -3257,12 +3997,37 @@
           <w:szCs w:val="28"/>
         </w:rPr>
       </w:pPr>
-      <w:r>
-        <w:rPr>
-          <w:sz w:val="28"/>
-          <w:szCs w:val="28"/>
-        </w:rPr>
-        <w:t>React vite:</w:t>
+      <w:proofErr w:type="spellStart"/>
+      <w:r>
+        <w:rPr>
+          <w:sz w:val="28"/>
+          <w:szCs w:val="28"/>
+        </w:rPr>
+        <w:t>React</w:t>
+      </w:r>
+      <w:proofErr w:type="spellEnd"/>
+      <w:r>
+        <w:rPr>
+          <w:sz w:val="28"/>
+          <w:szCs w:val="28"/>
+        </w:rPr>
+        <w:t xml:space="preserve"> </w:t>
+      </w:r>
+      <w:proofErr w:type="spellStart"/>
+      <w:r>
+        <w:rPr>
+          <w:sz w:val="28"/>
+          <w:szCs w:val="28"/>
+        </w:rPr>
+        <w:t>vite</w:t>
+      </w:r>
+      <w:proofErr w:type="spellEnd"/>
+      <w:r>
+        <w:rPr>
+          <w:sz w:val="28"/>
+          <w:szCs w:val="28"/>
+        </w:rPr>
+        <w:t>:</w:t>
       </w:r>
       <w:r>
         <w:rPr>
@@ -3289,12 +4054,37 @@
           <w:szCs w:val="28"/>
         </w:rPr>
       </w:pPr>
-      <w:r>
-        <w:rPr>
-          <w:sz w:val="28"/>
-          <w:szCs w:val="28"/>
-        </w:rPr>
-        <w:t>tailwind css:</w:t>
+      <w:proofErr w:type="spellStart"/>
+      <w:r>
+        <w:rPr>
+          <w:sz w:val="28"/>
+          <w:szCs w:val="28"/>
+        </w:rPr>
+        <w:t>tailwind</w:t>
+      </w:r>
+      <w:proofErr w:type="spellEnd"/>
+      <w:r>
+        <w:rPr>
+          <w:sz w:val="28"/>
+          <w:szCs w:val="28"/>
+        </w:rPr>
+        <w:t xml:space="preserve"> </w:t>
+      </w:r>
+      <w:proofErr w:type="spellStart"/>
+      <w:r>
+        <w:rPr>
+          <w:sz w:val="28"/>
+          <w:szCs w:val="28"/>
+        </w:rPr>
+        <w:t>css</w:t>
+      </w:r>
+      <w:proofErr w:type="spellEnd"/>
+      <w:r>
+        <w:rPr>
+          <w:sz w:val="28"/>
+          <w:szCs w:val="28"/>
+        </w:rPr>
+        <w:t>:</w:t>
       </w:r>
       <w:r>
         <w:rPr>
@@ -3321,12 +4111,21 @@
           <w:szCs w:val="28"/>
         </w:rPr>
       </w:pPr>
-      <w:r>
-        <w:rPr>
-          <w:sz w:val="28"/>
-          <w:szCs w:val="28"/>
-        </w:rPr>
-        <w:t>daisy UI:</w:t>
+      <w:proofErr w:type="spellStart"/>
+      <w:r>
+        <w:rPr>
+          <w:sz w:val="28"/>
+          <w:szCs w:val="28"/>
+        </w:rPr>
+        <w:t>daisy</w:t>
+      </w:r>
+      <w:proofErr w:type="spellEnd"/>
+      <w:r>
+        <w:rPr>
+          <w:sz w:val="28"/>
+          <w:szCs w:val="28"/>
+        </w:rPr>
+        <w:t xml:space="preserve"> UI:</w:t>
       </w:r>
       <w:r>
         <w:rPr>
@@ -3353,12 +4152,21 @@
           <w:szCs w:val="28"/>
         </w:rPr>
       </w:pPr>
-      <w:r>
-        <w:rPr>
-          <w:sz w:val="28"/>
-          <w:szCs w:val="28"/>
-        </w:rPr>
-        <w:t>javascript:</w:t>
+      <w:proofErr w:type="spellStart"/>
+      <w:r>
+        <w:rPr>
+          <w:sz w:val="28"/>
+          <w:szCs w:val="28"/>
+        </w:rPr>
+        <w:t>javascript</w:t>
+      </w:r>
+      <w:proofErr w:type="spellEnd"/>
+      <w:r>
+        <w:rPr>
+          <w:sz w:val="28"/>
+          <w:szCs w:val="28"/>
+        </w:rPr>
+        <w:t>:</w:t>
       </w:r>
       <w:r>
         <w:rPr>
@@ -3443,19 +4251,22 @@
       </w:hyperlink>
     </w:p>
     <w:p>
-      <w:pPr>
-        <w:rPr>
-          <w:sz w:val="28"/>
-          <w:szCs w:val="28"/>
-        </w:rPr>
-      </w:pPr>
+      <w:proofErr w:type="spellStart"/>
       <w:r>
         <w:rPr>
           <w:sz w:val="28"/>
           <w:szCs w:val="28"/>
         </w:rPr>
         <w:lastRenderedPageBreak/>
-        <w:t xml:space="preserve">github: </w:t>
+        <w:t>github</w:t>
+      </w:r>
+      <w:proofErr w:type="spellEnd"/>
+      <w:r>
+        <w:rPr>
+          <w:sz w:val="28"/>
+          <w:szCs w:val="28"/>
+        </w:rPr>
+        <w:t xml:space="preserve">: </w:t>
       </w:r>
       <w:hyperlink r:id="rId36" w:history="1">
         <w:r>
@@ -3465,6 +4276,34 @@
             <w:szCs w:val="28"/>
           </w:rPr>
           <w:t>https://github.com/TuriBalazs/WebProgEloadas</w:t>
+        </w:r>
+      </w:hyperlink>
+    </w:p>
+    <w:p>
+      <w:pPr>
+        <w:rPr>
+          <w:sz w:val="28"/>
+          <w:szCs w:val="28"/>
+        </w:rPr>
+      </w:pPr>
+      <w:r>
+        <w:rPr>
+          <w:sz w:val="28"/>
+          <w:szCs w:val="28"/>
+        </w:rPr>
+        <w:t>A weblap elérhetősége:</w:t>
+      </w:r>
+      <w:r>
+        <w:t xml:space="preserve"> </w:t>
+      </w:r>
+      <w:hyperlink r:id="rId37" w:history="1">
+        <w:r>
+          <w:rPr>
+            <w:rStyle w:val="Hiperhivatkozs"/>
+            <w:sz w:val="28"/>
+            <w:szCs w:val="28"/>
+          </w:rPr>
+          <w:t>http://beadando.gj8n08.nhely.hu</w:t>
         </w:r>
       </w:hyperlink>
     </w:p>
@@ -4208,6 +5047,7 @@
   <w:style w:type="character" w:default="1" w:styleId="Bekezdsalapbettpusa">
     <w:name w:val="Default Paragraph Font"/>
     <w:uiPriority w:val="1"/>
+    <w:semiHidden/>
     <w:unhideWhenUsed/>
   </w:style>
   <w:style w:type="table" w:default="1" w:styleId="Normltblzat">

--- a/Web programozás elöadás beadandó dokumentáció.docx
+++ b/Web programozás elöadás beadandó dokumentáció.docx
@@ -11,26 +11,41 @@
           <w:szCs w:val="72"/>
         </w:rPr>
       </w:pPr>
-      <w:r>
+    </w:p>
+    <w:p>
+      <w:pPr>
+        <w:pStyle w:val="Cm"/>
+        <w:jc w:val="center"/>
         <w:rPr>
           <w:sz w:val="72"/>
           <w:szCs w:val="72"/>
         </w:rPr>
+      </w:pPr>
+      <w:r>
+        <w:rPr>
+          <w:sz w:val="72"/>
+          <w:szCs w:val="72"/>
+        </w:rPr>
         <w:t>Web programozás-1 Előadás házi feladat Dokumentáció</w:t>
       </w:r>
     </w:p>
-    <w:p/>
-    <w:p>
-      <w:pPr>
-        <w:rPr>
-          <w:sz w:val="28"/>
-          <w:szCs w:val="28"/>
-        </w:rPr>
-      </w:pPr>
-    </w:p>
     <w:p>
       <w:pPr>
         <w:jc w:val="center"/>
+      </w:pPr>
+    </w:p>
+    <w:p>
+      <w:pPr>
+        <w:jc w:val="center"/>
+        <w:rPr>
+          <w:sz w:val="28"/>
+          <w:szCs w:val="28"/>
+        </w:rPr>
+      </w:pPr>
+    </w:p>
+    <w:p>
+      <w:pPr>
+        <w:jc w:val="center"/>
         <w:rPr>
           <w:sz w:val="28"/>
           <w:szCs w:val="28"/>
@@ -80,8 +95,137 @@
           <w:sz w:val="28"/>
           <w:szCs w:val="28"/>
         </w:rPr>
-        <w:t>Ágnes Virág - XNNBSI</w:t>
-      </w:r>
+        <w:t xml:space="preserve">Ágnes Virág </w:t>
+      </w:r>
+      <w:r>
+        <w:rPr>
+          <w:sz w:val="28"/>
+          <w:szCs w:val="28"/>
+        </w:rPr>
+        <w:t>–</w:t>
+      </w:r>
+      <w:r>
+        <w:rPr>
+          <w:sz w:val="28"/>
+          <w:szCs w:val="28"/>
+        </w:rPr>
+        <w:t xml:space="preserve"> XNNBSI</w:t>
+      </w:r>
+    </w:p>
+    <w:p>
+      <w:pPr>
+        <w:jc w:val="center"/>
+        <w:rPr>
+          <w:sz w:val="28"/>
+          <w:szCs w:val="28"/>
+        </w:rPr>
+      </w:pPr>
+    </w:p>
+    <w:p>
+      <w:pPr>
+        <w:jc w:val="center"/>
+        <w:rPr>
+          <w:sz w:val="28"/>
+          <w:szCs w:val="28"/>
+        </w:rPr>
+      </w:pPr>
+    </w:p>
+    <w:p>
+      <w:pPr>
+        <w:jc w:val="center"/>
+        <w:rPr>
+          <w:sz w:val="28"/>
+          <w:szCs w:val="28"/>
+        </w:rPr>
+      </w:pPr>
+    </w:p>
+    <w:p>
+      <w:pPr>
+        <w:jc w:val="center"/>
+        <w:rPr>
+          <w:sz w:val="28"/>
+          <w:szCs w:val="28"/>
+        </w:rPr>
+      </w:pPr>
+      <w:r>
+        <w:rPr>
+          <w:sz w:val="28"/>
+          <w:szCs w:val="28"/>
+        </w:rPr>
+        <w:t>A weblap elérhetősége:</w:t>
+      </w:r>
+    </w:p>
+    <w:p>
+      <w:pPr>
+        <w:jc w:val="center"/>
+        <w:rPr>
+          <w:sz w:val="28"/>
+          <w:szCs w:val="28"/>
+        </w:rPr>
+      </w:pPr>
+      <w:hyperlink r:id="rId5" w:history="1">
+        <w:r>
+          <w:rPr>
+            <w:rStyle w:val="Hiperhivatkozs"/>
+            <w:sz w:val="28"/>
+            <w:szCs w:val="28"/>
+          </w:rPr>
+          <w:t>http://beadando.gj8n08.nhely.hu/eloadas/</w:t>
+        </w:r>
+      </w:hyperlink>
+    </w:p>
+    <w:p>
+      <w:pPr>
+        <w:jc w:val="center"/>
+        <w:rPr>
+          <w:sz w:val="28"/>
+          <w:szCs w:val="28"/>
+        </w:rPr>
+      </w:pPr>
+    </w:p>
+    <w:p>
+      <w:pPr>
+        <w:jc w:val="center"/>
+        <w:rPr>
+          <w:sz w:val="28"/>
+          <w:szCs w:val="28"/>
+        </w:rPr>
+      </w:pPr>
+    </w:p>
+    <w:p>
+      <w:pPr>
+        <w:jc w:val="center"/>
+        <w:rPr>
+          <w:sz w:val="28"/>
+          <w:szCs w:val="28"/>
+        </w:rPr>
+      </w:pPr>
+    </w:p>
+    <w:p>
+      <w:pPr>
+        <w:rPr>
+          <w:sz w:val="28"/>
+          <w:szCs w:val="28"/>
+        </w:rPr>
+      </w:pPr>
+    </w:p>
+    <w:p>
+      <w:pPr>
+        <w:jc w:val="center"/>
+        <w:rPr>
+          <w:sz w:val="28"/>
+          <w:szCs w:val="28"/>
+        </w:rPr>
+      </w:pPr>
+    </w:p>
+    <w:p>
+      <w:pPr>
+        <w:jc w:val="center"/>
+        <w:rPr>
+          <w:sz w:val="28"/>
+          <w:szCs w:val="28"/>
+        </w:rPr>
+      </w:pPr>
     </w:p>
     <w:p>
       <w:pPr>
@@ -104,6 +248,7 @@
           <w:sz w:val="36"/>
           <w:szCs w:val="36"/>
         </w:rPr>
+        <w:lastRenderedPageBreak/>
         <w:t>Feladat kiírás</w:t>
       </w:r>
     </w:p>
@@ -466,15 +611,7 @@
           <w:sz w:val="28"/>
           <w:szCs w:val="28"/>
         </w:rPr>
-        <w:t xml:space="preserve">A dokumentációban adja meg, hogy honnan </w:t>
-      </w:r>
-      <w:r>
-        <w:rPr>
-          <w:sz w:val="28"/>
-          <w:szCs w:val="28"/>
-        </w:rPr>
-        <w:lastRenderedPageBreak/>
-        <w:t xml:space="preserve">használta fel a két </w:t>
+        <w:t xml:space="preserve">A dokumentációban adja meg, hogy honnan használta fel a két </w:t>
       </w:r>
       <w:proofErr w:type="spellStart"/>
       <w:r>
@@ -867,6 +1004,7 @@
           <w:sz w:val="28"/>
           <w:szCs w:val="28"/>
         </w:rPr>
+        <w:lastRenderedPageBreak/>
         <w:t>Alkalmazását töltse fel és valósítsa meg Internetes tárhelyen is. Bármelyik tárhely-szolgáltatót használhatja. (</w:t>
       </w:r>
       <w:r>
@@ -1156,7 +1294,6 @@
           <w:sz w:val="28"/>
           <w:szCs w:val="28"/>
         </w:rPr>
-        <w:lastRenderedPageBreak/>
         <w:drawing>
           <wp:inline distT="0" distB="0" distL="0" distR="0" wp14:anchorId="1F189F00" wp14:editId="11120E67">
             <wp:extent cx="5760720" cy="3395345"/>
@@ -1173,7 +1310,7 @@
                     <pic:cNvPicPr/>
                   </pic:nvPicPr>
                   <pic:blipFill>
-                    <a:blip r:embed="rId5"/>
+                    <a:blip r:embed="rId6"/>
                     <a:stretch>
                       <a:fillRect/>
                     </a:stretch>
@@ -1206,6 +1343,7 @@
           <w:sz w:val="28"/>
           <w:szCs w:val="28"/>
         </w:rPr>
+        <w:lastRenderedPageBreak/>
         <w:t>valamint a weboldal minden eleme egy külön komponens, hogy ha kell később fel lehessen az használva.</w:t>
       </w:r>
     </w:p>
@@ -1238,7 +1376,7 @@
                     <pic:cNvPicPr/>
                   </pic:nvPicPr>
                   <pic:blipFill>
-                    <a:blip r:embed="rId6"/>
+                    <a:blip r:embed="rId7"/>
                     <a:stretch>
                       <a:fillRect/>
                     </a:stretch>
@@ -1404,7 +1542,7 @@
                     <pic:cNvPicPr/>
                   </pic:nvPicPr>
                   <pic:blipFill>
-                    <a:blip r:embed="rId7"/>
+                    <a:blip r:embed="rId8"/>
                     <a:stretch>
                       <a:fillRect/>
                     </a:stretch>
@@ -1437,7 +1575,6 @@
           <w:sz w:val="28"/>
           <w:szCs w:val="28"/>
         </w:rPr>
-        <w:lastRenderedPageBreak/>
         <w:t>ami a menü gomb megnyomásával jön elő</w:t>
       </w:r>
       <w:r>
@@ -1498,7 +1635,7 @@
                     <pic:cNvPicPr/>
                   </pic:nvPicPr>
                   <pic:blipFill>
-                    <a:blip r:embed="rId8"/>
+                    <a:blip r:embed="rId9"/>
                     <a:stretch>
                       <a:fillRect/>
                     </a:stretch>
@@ -1675,7 +1812,7 @@
                     <pic:cNvPicPr/>
                   </pic:nvPicPr>
                   <pic:blipFill>
-                    <a:blip r:embed="rId9"/>
+                    <a:blip r:embed="rId10"/>
                     <a:stretch>
                       <a:fillRect/>
                     </a:stretch>
@@ -1813,6 +1950,7 @@
         <w:rPr>
           <w:noProof/>
         </w:rPr>
+        <w:lastRenderedPageBreak/>
         <w:drawing>
           <wp:inline distT="0" distB="0" distL="0" distR="0" wp14:anchorId="1E7E5D50" wp14:editId="08CBADA9">
             <wp:extent cx="5760720" cy="6156960"/>
@@ -1829,7 +1967,7 @@
                     <pic:cNvPicPr/>
                   </pic:nvPicPr>
                   <pic:blipFill>
-                    <a:blip r:embed="rId10"/>
+                    <a:blip r:embed="rId11"/>
                     <a:stretch>
                       <a:fillRect/>
                     </a:stretch>
@@ -1919,6 +2057,7 @@
           <w:sz w:val="28"/>
           <w:szCs w:val="28"/>
         </w:rPr>
+        <w:lastRenderedPageBreak/>
         <w:drawing>
           <wp:inline distT="0" distB="0" distL="0" distR="0" wp14:anchorId="6BD029CF" wp14:editId="691B9E56">
             <wp:extent cx="5760720" cy="3766185"/>
@@ -1935,7 +2074,7 @@
                     <pic:cNvPicPr/>
                   </pic:nvPicPr>
                   <pic:blipFill>
-                    <a:blip r:embed="rId11"/>
+                    <a:blip r:embed="rId12"/>
                     <a:stretch>
                       <a:fillRect/>
                     </a:stretch>
@@ -2021,7 +2160,7 @@
                     <pic:cNvPicPr/>
                   </pic:nvPicPr>
                   <pic:blipFill>
-                    <a:blip r:embed="rId12"/>
+                    <a:blip r:embed="rId13"/>
                     <a:stretch>
                       <a:fillRect/>
                     </a:stretch>
@@ -2100,7 +2239,6 @@
           <w:sz w:val="28"/>
           <w:szCs w:val="28"/>
         </w:rPr>
-        <w:lastRenderedPageBreak/>
         <w:drawing>
           <wp:inline distT="0" distB="0" distL="0" distR="0" wp14:anchorId="7E8B73E6" wp14:editId="46EA4906">
             <wp:extent cx="4572000" cy="2181225"/>
@@ -2117,7 +2255,7 @@
                     <pic:cNvPicPr/>
                   </pic:nvPicPr>
                   <pic:blipFill>
-                    <a:blip r:embed="rId13"/>
+                    <a:blip r:embed="rId14"/>
                     <a:stretch>
                       <a:fillRect/>
                     </a:stretch>
@@ -2150,6 +2288,7 @@
           <w:sz w:val="28"/>
           <w:szCs w:val="28"/>
         </w:rPr>
+        <w:lastRenderedPageBreak/>
         <w:t>A tárolt adatok a weboldalhoz felhasznált adatbázis egyik táblájából lettek felhasználva.</w:t>
       </w:r>
     </w:p>
@@ -2236,7 +2375,7 @@
                     <pic:cNvPicPr/>
                   </pic:nvPicPr>
                   <pic:blipFill>
-                    <a:blip r:embed="rId14"/>
+                    <a:blip r:embed="rId15"/>
                     <a:stretch>
                       <a:fillRect/>
                     </a:stretch>
@@ -2324,7 +2463,7 @@
                     <pic:cNvPicPr/>
                   </pic:nvPicPr>
                   <pic:blipFill>
-                    <a:blip r:embed="rId15"/>
+                    <a:blip r:embed="rId16"/>
                     <a:stretch>
                       <a:fillRect/>
                     </a:stretch>
@@ -2421,95 +2560,95 @@
           <w:sz w:val="32"/>
           <w:szCs w:val="32"/>
         </w:rPr>
+        <w:t>Base64 konverter</w:t>
+      </w:r>
+    </w:p>
+    <w:p>
+      <w:pPr>
+        <w:rPr>
+          <w:sz w:val="28"/>
+          <w:szCs w:val="28"/>
+        </w:rPr>
+      </w:pPr>
+    </w:p>
+    <w:p>
+      <w:pPr>
+        <w:rPr>
+          <w:sz w:val="28"/>
+          <w:szCs w:val="28"/>
+        </w:rPr>
+      </w:pPr>
+      <w:r>
+        <w:rPr>
+          <w:sz w:val="28"/>
+          <w:szCs w:val="28"/>
+        </w:rPr>
+        <w:t>A</w:t>
+      </w:r>
+      <w:r>
+        <w:rPr>
+          <w:sz w:val="28"/>
+          <w:szCs w:val="28"/>
+        </w:rPr>
+        <w:t xml:space="preserve">z első alkalmazás egy base64 </w:t>
+      </w:r>
+      <w:r>
+        <w:rPr>
+          <w:sz w:val="28"/>
+          <w:szCs w:val="28"/>
+        </w:rPr>
+        <w:t>konverter,</w:t>
+      </w:r>
+      <w:r>
+        <w:rPr>
+          <w:sz w:val="28"/>
+          <w:szCs w:val="28"/>
+        </w:rPr>
+        <w:t xml:space="preserve"> ami tud szöveget base64 kóddá k</w:t>
+      </w:r>
+      <w:r>
+        <w:rPr>
+          <w:sz w:val="28"/>
+          <w:szCs w:val="28"/>
+        </w:rPr>
+        <w:t>o</w:t>
+      </w:r>
+      <w:r>
+        <w:rPr>
+          <w:sz w:val="28"/>
+          <w:szCs w:val="28"/>
+        </w:rPr>
+        <w:t>nvertálni és arról vi</w:t>
+      </w:r>
+      <w:r>
+        <w:rPr>
+          <w:sz w:val="28"/>
+          <w:szCs w:val="28"/>
+        </w:rPr>
+        <w:t>s</w:t>
+      </w:r>
+      <w:r>
+        <w:rPr>
+          <w:sz w:val="28"/>
+          <w:szCs w:val="28"/>
+        </w:rPr>
+        <w:t>sza.</w:t>
+      </w:r>
+    </w:p>
+    <w:p>
+      <w:pPr>
+        <w:rPr>
+          <w:sz w:val="28"/>
+          <w:szCs w:val="28"/>
+        </w:rPr>
+      </w:pPr>
+      <w:r>
+        <w:rPr>
+          <w:noProof/>
+          <w:sz w:val="28"/>
+          <w:szCs w:val="28"/>
+        </w:rPr>
         <w:lastRenderedPageBreak/>
-        <w:t>Base64 konverter</w:t>
-      </w:r>
-    </w:p>
-    <w:p>
-      <w:pPr>
-        <w:rPr>
-          <w:sz w:val="28"/>
-          <w:szCs w:val="28"/>
-        </w:rPr>
-      </w:pPr>
-    </w:p>
-    <w:p>
-      <w:pPr>
-        <w:rPr>
-          <w:sz w:val="28"/>
-          <w:szCs w:val="28"/>
-        </w:rPr>
-      </w:pPr>
-      <w:r>
-        <w:rPr>
-          <w:sz w:val="28"/>
-          <w:szCs w:val="28"/>
-        </w:rPr>
-        <w:t>A</w:t>
-      </w:r>
-      <w:r>
-        <w:rPr>
-          <w:sz w:val="28"/>
-          <w:szCs w:val="28"/>
-        </w:rPr>
-        <w:t xml:space="preserve">z első alkalmazás egy base64 </w:t>
-      </w:r>
-      <w:r>
-        <w:rPr>
-          <w:sz w:val="28"/>
-          <w:szCs w:val="28"/>
-        </w:rPr>
-        <w:t>konverter,</w:t>
-      </w:r>
-      <w:r>
-        <w:rPr>
-          <w:sz w:val="28"/>
-          <w:szCs w:val="28"/>
-        </w:rPr>
-        <w:t xml:space="preserve"> ami tud szöveget base64 kóddá k</w:t>
-      </w:r>
-      <w:r>
-        <w:rPr>
-          <w:sz w:val="28"/>
-          <w:szCs w:val="28"/>
-        </w:rPr>
-        <w:t>o</w:t>
-      </w:r>
-      <w:r>
-        <w:rPr>
-          <w:sz w:val="28"/>
-          <w:szCs w:val="28"/>
-        </w:rPr>
-        <w:t>nvertálni és arról vi</w:t>
-      </w:r>
-      <w:r>
-        <w:rPr>
-          <w:sz w:val="28"/>
-          <w:szCs w:val="28"/>
-        </w:rPr>
-        <w:t>s</w:t>
-      </w:r>
-      <w:r>
-        <w:rPr>
-          <w:sz w:val="28"/>
-          <w:szCs w:val="28"/>
-        </w:rPr>
-        <w:t>sza.</w:t>
-      </w:r>
-    </w:p>
-    <w:p>
-      <w:pPr>
-        <w:rPr>
-          <w:sz w:val="28"/>
-          <w:szCs w:val="28"/>
-        </w:rPr>
-      </w:pPr>
-      <w:r>
-        <w:rPr>
-          <w:noProof/>
-          <w:sz w:val="28"/>
-          <w:szCs w:val="28"/>
-        </w:rPr>
         <w:drawing>
           <wp:inline distT="0" distB="0" distL="0" distR="0" wp14:anchorId="7A16DB88" wp14:editId="643DAD66">
             <wp:extent cx="5760720" cy="2773680"/>
@@ -2526,7 +2665,7 @@
                     <pic:cNvPicPr/>
                   </pic:nvPicPr>
                   <pic:blipFill>
-                    <a:blip r:embed="rId16"/>
+                    <a:blip r:embed="rId17"/>
                     <a:stretch>
                       <a:fillRect/>
                     </a:stretch>
@@ -2614,7 +2753,7 @@
                     <pic:cNvPicPr/>
                   </pic:nvPicPr>
                   <pic:blipFill>
-                    <a:blip r:embed="rId17"/>
+                    <a:blip r:embed="rId18"/>
                     <a:stretch>
                       <a:fillRect/>
                     </a:stretch>
@@ -2687,7 +2826,7 @@
                     <pic:cNvPicPr/>
                   </pic:nvPicPr>
                   <pic:blipFill>
-                    <a:blip r:embed="rId18"/>
+                    <a:blip r:embed="rId19"/>
                     <a:stretch>
                       <a:fillRect/>
                     </a:stretch>
@@ -2808,7 +2947,7 @@
                     <pic:cNvPicPr/>
                   </pic:nvPicPr>
                   <pic:blipFill>
-                    <a:blip r:embed="rId19"/>
+                    <a:blip r:embed="rId20"/>
                     <a:stretch>
                       <a:fillRect/>
                     </a:stretch>
@@ -2901,7 +3040,7 @@
                     <pic:cNvPicPr/>
                   </pic:nvPicPr>
                   <pic:blipFill>
-                    <a:blip r:embed="rId20"/>
+                    <a:blip r:embed="rId21"/>
                     <a:stretch>
                       <a:fillRect/>
                     </a:stretch>
@@ -3011,7 +3150,7 @@
                     <pic:cNvPicPr/>
                   </pic:nvPicPr>
                   <pic:blipFill>
-                    <a:blip r:embed="rId21"/>
+                    <a:blip r:embed="rId22"/>
                     <a:stretch>
                       <a:fillRect/>
                     </a:stretch>
@@ -3244,7 +3383,7 @@
                     <pic:cNvPicPr/>
                   </pic:nvPicPr>
                   <pic:blipFill>
-                    <a:blip r:embed="rId22"/>
+                    <a:blip r:embed="rId23"/>
                     <a:stretch>
                       <a:fillRect/>
                     </a:stretch>
@@ -3389,7 +3528,7 @@
                     <pic:cNvPicPr/>
                   </pic:nvPicPr>
                   <pic:blipFill>
-                    <a:blip r:embed="rId23"/>
+                    <a:blip r:embed="rId24"/>
                     <a:stretch>
                       <a:fillRect/>
                     </a:stretch>
@@ -3507,7 +3646,7 @@
                     <pic:cNvPicPr/>
                   </pic:nvPicPr>
                   <pic:blipFill>
-                    <a:blip r:embed="rId24"/>
+                    <a:blip r:embed="rId25"/>
                     <a:stretch>
                       <a:fillRect/>
                     </a:stretch>
@@ -3590,7 +3729,7 @@
                     <pic:cNvPicPr/>
                   </pic:nvPicPr>
                   <pic:blipFill>
-                    <a:blip r:embed="rId25"/>
+                    <a:blip r:embed="rId26"/>
                     <a:stretch>
                       <a:fillRect/>
                     </a:stretch>
@@ -3692,7 +3831,7 @@
                     <pic:cNvPicPr/>
                   </pic:nvPicPr>
                   <pic:blipFill>
-                    <a:blip r:embed="rId26"/>
+                    <a:blip r:embed="rId27"/>
                     <a:stretch>
                       <a:fillRect/>
                     </a:stretch>
@@ -3765,7 +3904,7 @@
                     <pic:cNvPicPr/>
                   </pic:nvPicPr>
                   <pic:blipFill>
-                    <a:blip r:embed="rId27"/>
+                    <a:blip r:embed="rId28"/>
                     <a:stretch>
                       <a:fillRect/>
                     </a:stretch>
@@ -3912,7 +4051,7 @@
                     <pic:cNvPicPr/>
                   </pic:nvPicPr>
                   <pic:blipFill>
-                    <a:blip r:embed="rId28"/>
+                    <a:blip r:embed="rId29"/>
                     <a:stretch>
                       <a:fillRect/>
                     </a:stretch>
@@ -3943,6 +4082,78 @@
     </w:p>
     <w:p>
       <w:pPr>
+        <w:rPr>
+          <w:sz w:val="32"/>
+          <w:szCs w:val="32"/>
+        </w:rPr>
+      </w:pPr>
+    </w:p>
+    <w:p>
+      <w:pPr>
+        <w:rPr>
+          <w:sz w:val="32"/>
+          <w:szCs w:val="32"/>
+        </w:rPr>
+      </w:pPr>
+    </w:p>
+    <w:p>
+      <w:pPr>
+        <w:rPr>
+          <w:sz w:val="32"/>
+          <w:szCs w:val="32"/>
+        </w:rPr>
+      </w:pPr>
+    </w:p>
+    <w:p>
+      <w:pPr>
+        <w:rPr>
+          <w:sz w:val="32"/>
+          <w:szCs w:val="32"/>
+        </w:rPr>
+      </w:pPr>
+    </w:p>
+    <w:p>
+      <w:pPr>
+        <w:rPr>
+          <w:sz w:val="32"/>
+          <w:szCs w:val="32"/>
+        </w:rPr>
+      </w:pPr>
+    </w:p>
+    <w:p>
+      <w:pPr>
+        <w:rPr>
+          <w:sz w:val="32"/>
+          <w:szCs w:val="32"/>
+        </w:rPr>
+      </w:pPr>
+    </w:p>
+    <w:p>
+      <w:pPr>
+        <w:rPr>
+          <w:sz w:val="32"/>
+          <w:szCs w:val="32"/>
+        </w:rPr>
+      </w:pPr>
+    </w:p>
+    <w:p>
+      <w:pPr>
+        <w:rPr>
+          <w:sz w:val="32"/>
+          <w:szCs w:val="32"/>
+        </w:rPr>
+      </w:pPr>
+    </w:p>
+    <w:p>
+      <w:pPr>
+        <w:rPr>
+          <w:sz w:val="32"/>
+          <w:szCs w:val="32"/>
+        </w:rPr>
+      </w:pPr>
+    </w:p>
+    <w:p>
+      <w:pPr>
         <w:pStyle w:val="Cmsor1"/>
         <w:rPr>
           <w:sz w:val="36"/>
@@ -3954,6 +4165,7 @@
           <w:sz w:val="36"/>
           <w:szCs w:val="36"/>
         </w:rPr>
+        <w:lastRenderedPageBreak/>
         <w:t>Források és irodalom jegyzék</w:t>
       </w:r>
     </w:p>
@@ -3979,7 +4191,7 @@
         </w:rPr>
         <w:t xml:space="preserve">Egy oldalas alkalmazások: </w:t>
       </w:r>
-      <w:hyperlink r:id="rId29" w:history="1">
+      <w:hyperlink r:id="rId30" w:history="1">
         <w:r>
           <w:rPr>
             <w:rStyle w:val="Hiperhivatkozs"/>
@@ -4036,7 +4248,7 @@
         </w:rPr>
         <w:t xml:space="preserve"> </w:t>
       </w:r>
-      <w:hyperlink r:id="rId30" w:history="1">
+      <w:hyperlink r:id="rId31" w:history="1">
         <w:r>
           <w:rPr>
             <w:rStyle w:val="Hiperhivatkozs"/>
@@ -4093,7 +4305,7 @@
         </w:rPr>
         <w:t xml:space="preserve"> </w:t>
       </w:r>
-      <w:hyperlink r:id="rId31" w:history="1">
+      <w:hyperlink r:id="rId32" w:history="1">
         <w:r>
           <w:rPr>
             <w:rStyle w:val="Hiperhivatkozs"/>
@@ -4134,7 +4346,7 @@
         </w:rPr>
         <w:t xml:space="preserve"> </w:t>
       </w:r>
-      <w:hyperlink r:id="rId32" w:history="1">
+      <w:hyperlink r:id="rId33" w:history="1">
         <w:r>
           <w:rPr>
             <w:rStyle w:val="Hiperhivatkozs"/>
@@ -4175,7 +4387,7 @@
         </w:rPr>
         <w:t xml:space="preserve"> </w:t>
       </w:r>
-      <w:hyperlink r:id="rId33" w:history="1">
+      <w:hyperlink r:id="rId34" w:history="1">
         <w:r>
           <w:rPr>
             <w:rStyle w:val="Hiperhivatkozs"/>
@@ -4207,7 +4419,7 @@
         </w:rPr>
         <w:t xml:space="preserve"> </w:t>
       </w:r>
-      <w:hyperlink r:id="rId34" w:history="1">
+      <w:hyperlink r:id="rId35" w:history="1">
         <w:r>
           <w:rPr>
             <w:rStyle w:val="Hiperhivatkozs"/>
@@ -4239,7 +4451,7 @@
         </w:rPr>
         <w:t xml:space="preserve"> </w:t>
       </w:r>
-      <w:hyperlink r:id="rId35" w:history="1">
+      <w:hyperlink r:id="rId36" w:history="1">
         <w:r>
           <w:rPr>
             <w:rStyle w:val="Hiperhivatkozs"/>
@@ -4257,7 +4469,6 @@
           <w:sz w:val="28"/>
           <w:szCs w:val="28"/>
         </w:rPr>
-        <w:lastRenderedPageBreak/>
         <w:t>github</w:t>
       </w:r>
       <w:proofErr w:type="spellEnd"/>
@@ -4268,7 +4479,7 @@
         </w:rPr>
         <w:t xml:space="preserve">: </w:t>
       </w:r>
-      <w:hyperlink r:id="rId36" w:history="1">
+      <w:hyperlink r:id="rId37" w:history="1">
         <w:r>
           <w:rPr>
             <w:rStyle w:val="Hiperhivatkozs"/>
@@ -4276,34 +4487,6 @@
             <w:szCs w:val="28"/>
           </w:rPr>
           <w:t>https://github.com/TuriBalazs/WebProgEloadas</w:t>
-        </w:r>
-      </w:hyperlink>
-    </w:p>
-    <w:p>
-      <w:pPr>
-        <w:rPr>
-          <w:sz w:val="28"/>
-          <w:szCs w:val="28"/>
-        </w:rPr>
-      </w:pPr>
-      <w:r>
-        <w:rPr>
-          <w:sz w:val="28"/>
-          <w:szCs w:val="28"/>
-        </w:rPr>
-        <w:t>A weblap elérhetősége:</w:t>
-      </w:r>
-      <w:r>
-        <w:t xml:space="preserve"> </w:t>
-      </w:r>
-      <w:hyperlink r:id="rId37" w:history="1">
-        <w:r>
-          <w:rPr>
-            <w:rStyle w:val="Hiperhivatkozs"/>
-            <w:sz w:val="28"/>
-            <w:szCs w:val="28"/>
-          </w:rPr>
-          <w:t>http://beadando.gj8n08.nhely.hu</w:t>
         </w:r>
       </w:hyperlink>
     </w:p>
